--- a/mcap-review/packets/ratios-proportional-relationships/ratios-proportional-relationships-review-packet.docx
+++ b/mcap-review/packets/ratios-proportional-relationships/ratios-proportional-relationships-review-packet.docx
@@ -1314,312 +1314,789 @@
         <w:t xml:space="preserve">MCAP-Style Practice</w:t>
       </w:r>
     </w:p>
-    <w:p>
-      <w:pPr>
-        <w:spacing w:after="80"/>
-      </w:pPr>
-      <w:r>
-        <w:rPr>
-          <w:rFonts w:ascii="Calibri" w:cs="Calibri" w:eastAsia="Calibri" w:hAnsi="Calibri"/>
-          <w:i/>
-          <w:iCs/>
-          <w:color w:val="5F6F80"/>
-          <w:sz w:val="19"/>
-          <w:szCs w:val="19"/>
-        </w:rPr>
-        <w:t xml:space="preserve">Bubble the best answer or fill in the blank, just like on the test.</w:t>
-      </w:r>
-    </w:p>
-    <w:p>
-      <w:pPr>
-        <w:spacing w:after="40" w:before="120"/>
-      </w:pPr>
-      <w:r>
-        <w:rPr>
-          <w:rFonts w:ascii="Calibri" w:cs="Calibri" w:eastAsia="Calibri" w:hAnsi="Calibri"/>
-          <w:b/>
-          <w:bCs/>
-          <w:color w:val="12355B"/>
-          <w:sz w:val="21"/>
-          <w:szCs w:val="21"/>
-        </w:rPr>
-        <w:t xml:space="preserve">1.  </w:t>
-      </w:r>
-      <w:r>
-        <w:rPr>
-          <w:rFonts w:ascii="Calibri" w:cs="Calibri" w:eastAsia="Calibri" w:hAnsi="Calibri"/>
-          <w:color w:val="1A2733"/>
-          <w:sz w:val="21"/>
-          <w:szCs w:val="21"/>
-        </w:rPr>
-        <w:t xml:space="preserve">A tank has 8 goldfish and 3 guppies. What is the ratio of guppies to goldfish?</w:t>
-      </w:r>
-    </w:p>
-    <w:p>
-      <w:pPr>
-        <w:spacing w:after="20"/>
-        <w:ind w:left="360"/>
-      </w:pPr>
-      <w:r>
-        <w:rPr>
-          <w:rFonts w:ascii="Calibri" w:cs="Calibri" w:eastAsia="Calibri" w:hAnsi="Calibri"/>
-          <w:color w:val="1A2733"/>
-          <w:sz w:val="20"/>
-          <w:szCs w:val="20"/>
-        </w:rPr>
-        <w:t xml:space="preserve">  ◯  A.  </w:t>
-      </w:r>
-      <w:r>
-        <w:rPr>
-          <w:rFonts w:ascii="Calibri" w:cs="Calibri" w:eastAsia="Calibri" w:hAnsi="Calibri"/>
-          <w:color w:val="1A2733"/>
-          <w:sz w:val="20"/>
-          <w:szCs w:val="20"/>
-        </w:rPr>
-        <w:t xml:space="preserve">8:3</w:t>
-      </w:r>
-    </w:p>
-    <w:p>
-      <w:pPr>
-        <w:spacing w:after="20"/>
-        <w:ind w:left="360"/>
-      </w:pPr>
-      <w:r>
-        <w:rPr>
-          <w:rFonts w:ascii="Calibri" w:cs="Calibri" w:eastAsia="Calibri" w:hAnsi="Calibri"/>
-          <w:color w:val="1A2733"/>
-          <w:sz w:val="20"/>
-          <w:szCs w:val="20"/>
-        </w:rPr>
-        <w:t xml:space="preserve">  ◯  B.  </w:t>
-      </w:r>
-      <w:r>
-        <w:rPr>
-          <w:rFonts w:ascii="Calibri" w:cs="Calibri" w:eastAsia="Calibri" w:hAnsi="Calibri"/>
-          <w:color w:val="1A2733"/>
-          <w:sz w:val="20"/>
-          <w:szCs w:val="20"/>
-        </w:rPr>
-        <w:t xml:space="preserve">3:8</w:t>
-      </w:r>
-    </w:p>
-    <w:p>
-      <w:pPr>
-        <w:spacing w:after="20"/>
-        <w:ind w:left="360"/>
-      </w:pPr>
-      <w:r>
-        <w:rPr>
-          <w:rFonts w:ascii="Calibri" w:cs="Calibri" w:eastAsia="Calibri" w:hAnsi="Calibri"/>
-          <w:color w:val="1A2733"/>
-          <w:sz w:val="20"/>
-          <w:szCs w:val="20"/>
-        </w:rPr>
-        <w:t xml:space="preserve">  ◯  C.  </w:t>
-      </w:r>
-      <w:r>
-        <w:rPr>
-          <w:rFonts w:ascii="Calibri" w:cs="Calibri" w:eastAsia="Calibri" w:hAnsi="Calibri"/>
-          <w:color w:val="1A2733"/>
-          <w:sz w:val="20"/>
-          <w:szCs w:val="20"/>
-        </w:rPr>
-        <w:t xml:space="preserve">3:11</w:t>
-      </w:r>
-    </w:p>
-    <w:p>
-      <w:pPr>
-        <w:spacing w:after="20"/>
-        <w:ind w:left="360"/>
-      </w:pPr>
-      <w:r>
-        <w:rPr>
-          <w:rFonts w:ascii="Calibri" w:cs="Calibri" w:eastAsia="Calibri" w:hAnsi="Calibri"/>
-          <w:color w:val="1A2733"/>
-          <w:sz w:val="20"/>
-          <w:szCs w:val="20"/>
-        </w:rPr>
-        <w:t xml:space="preserve">  ◯  D.  </w:t>
-      </w:r>
-      <w:r>
-        <w:rPr>
-          <w:rFonts w:ascii="Calibri" w:cs="Calibri" w:eastAsia="Calibri" w:hAnsi="Calibri"/>
-          <w:color w:val="1A2733"/>
-          <w:sz w:val="20"/>
-          <w:szCs w:val="20"/>
-        </w:rPr>
-        <w:t xml:space="preserve">8:11</w:t>
-      </w:r>
-    </w:p>
-    <w:p>
-      <w:pPr>
-        <w:spacing w:after="40" w:before="120"/>
-      </w:pPr>
-      <w:r>
-        <w:rPr>
-          <w:rFonts w:ascii="Calibri" w:cs="Calibri" w:eastAsia="Calibri" w:hAnsi="Calibri"/>
-          <w:b/>
-          <w:bCs/>
-          <w:color w:val="12355B"/>
-          <w:sz w:val="21"/>
-          <w:szCs w:val="21"/>
-        </w:rPr>
-        <w:t xml:space="preserve">2.  </w:t>
-      </w:r>
-      <w:r>
-        <w:rPr>
-          <w:rFonts w:ascii="Calibri" w:cs="Calibri" w:eastAsia="Calibri" w:hAnsi="Calibri"/>
-          <w:color w:val="1A2733"/>
-          <w:sz w:val="21"/>
-          <w:szCs w:val="21"/>
-        </w:rPr>
-        <w:t xml:space="preserve">A choir has 6 sopranos and 9 altos. Which statement is correct?</w:t>
-      </w:r>
-    </w:p>
-    <w:p>
-      <w:pPr>
-        <w:spacing w:after="20"/>
-        <w:ind w:left="360"/>
-      </w:pPr>
-      <w:r>
-        <w:rPr>
-          <w:rFonts w:ascii="Calibri" w:cs="Calibri" w:eastAsia="Calibri" w:hAnsi="Calibri"/>
-          <w:color w:val="1A2733"/>
-          <w:sz w:val="20"/>
-          <w:szCs w:val="20"/>
-        </w:rPr>
-        <w:t xml:space="preserve">  ◯  A.  </w:t>
-      </w:r>
-      <w:r>
-        <w:rPr>
-          <w:rFonts w:ascii="Calibri" w:cs="Calibri" w:eastAsia="Calibri" w:hAnsi="Calibri"/>
-          <w:color w:val="1A2733"/>
-          <w:sz w:val="20"/>
-          <w:szCs w:val="20"/>
-        </w:rPr>
-        <w:t xml:space="preserve">Sopranos to total is 6:9</w:t>
-      </w:r>
-    </w:p>
-    <w:p>
-      <w:pPr>
-        <w:spacing w:after="20"/>
-        <w:ind w:left="360"/>
-      </w:pPr>
-      <w:r>
-        <w:rPr>
-          <w:rFonts w:ascii="Calibri" w:cs="Calibri" w:eastAsia="Calibri" w:hAnsi="Calibri"/>
-          <w:color w:val="1A2733"/>
-          <w:sz w:val="20"/>
-          <w:szCs w:val="20"/>
-        </w:rPr>
-        <w:t xml:space="preserve">  ◯  B.  </w:t>
-      </w:r>
-      <w:r>
-        <w:rPr>
-          <w:rFonts w:ascii="Calibri" w:cs="Calibri" w:eastAsia="Calibri" w:hAnsi="Calibri"/>
-          <w:color w:val="1A2733"/>
-          <w:sz w:val="20"/>
-          <w:szCs w:val="20"/>
-        </w:rPr>
-        <w:t xml:space="preserve">Altos to total is 9:15</w:t>
-      </w:r>
-    </w:p>
-    <w:p>
-      <w:pPr>
-        <w:spacing w:after="20"/>
-        <w:ind w:left="360"/>
-      </w:pPr>
-      <w:r>
-        <w:rPr>
-          <w:rFonts w:ascii="Calibri" w:cs="Calibri" w:eastAsia="Calibri" w:hAnsi="Calibri"/>
-          <w:color w:val="1A2733"/>
-          <w:sz w:val="20"/>
-          <w:szCs w:val="20"/>
-        </w:rPr>
-        <w:t xml:space="preserve">  ◯  C.  </w:t>
-      </w:r>
-      <w:r>
-        <w:rPr>
-          <w:rFonts w:ascii="Calibri" w:cs="Calibri" w:eastAsia="Calibri" w:hAnsi="Calibri"/>
-          <w:color w:val="1A2733"/>
-          <w:sz w:val="20"/>
-          <w:szCs w:val="20"/>
-        </w:rPr>
-        <w:t xml:space="preserve">Sopranos to altos is 9:6</w:t>
-      </w:r>
-    </w:p>
-    <w:p>
-      <w:pPr>
-        <w:spacing w:after="20"/>
-        <w:ind w:left="360"/>
-      </w:pPr>
-      <w:r>
-        <w:rPr>
-          <w:rFonts w:ascii="Calibri" w:cs="Calibri" w:eastAsia="Calibri" w:hAnsi="Calibri"/>
-          <w:color w:val="1A2733"/>
-          <w:sz w:val="20"/>
-          <w:szCs w:val="20"/>
-        </w:rPr>
-        <w:t xml:space="preserve">  ◯  D.  </w:t>
-      </w:r>
-      <w:r>
-        <w:rPr>
-          <w:rFonts w:ascii="Calibri" w:cs="Calibri" w:eastAsia="Calibri" w:hAnsi="Calibri"/>
-          <w:color w:val="1A2733"/>
-          <w:sz w:val="20"/>
-          <w:szCs w:val="20"/>
-        </w:rPr>
-        <w:t xml:space="preserve">Total is 9 singers</w:t>
-      </w:r>
-    </w:p>
-    <w:p>
-      <w:pPr>
-        <w:spacing w:after="40" w:before="120"/>
-      </w:pPr>
-      <w:r>
-        <w:rPr>
-          <w:rFonts w:ascii="Calibri" w:cs="Calibri" w:eastAsia="Calibri" w:hAnsi="Calibri"/>
-          <w:b/>
-          <w:bCs/>
-          <w:color w:val="12355B"/>
-          <w:sz w:val="21"/>
-          <w:szCs w:val="21"/>
-        </w:rPr>
-        <w:t xml:space="preserve">3.  </w:t>
-      </w:r>
-      <w:r>
-        <w:rPr>
-          <w:rFonts w:ascii="Calibri" w:cs="Calibri" w:eastAsia="Calibri" w:hAnsi="Calibri"/>
-          <w:color w:val="1A2733"/>
-          <w:sz w:val="21"/>
-          <w:szCs w:val="21"/>
-        </w:rPr>
-        <w:t xml:space="preserve">A bowl has 5 limes and 7 lemons. Write the ratio of lemons to limes using a colon.</w:t>
-      </w:r>
-    </w:p>
-    <w:p>
-      <w:pPr>
-        <w:spacing w:after="30" w:before="30"/>
-      </w:pPr>
-      <w:r>
-        <w:rPr>
-          <w:rFonts w:ascii="Calibri" w:cs="Calibri" w:eastAsia="Calibri" w:hAnsi="Calibri"/>
-          <w:b/>
-          <w:bCs/>
-          <w:color w:val="5F6F80"/>
-          <w:sz w:val="20"/>
-          <w:szCs w:val="20"/>
-        </w:rPr>
-        <w:t xml:space="preserve">Answer: </w:t>
-      </w:r>
-      <w:r>
-        <w:rPr>
-          <w:rFonts w:ascii="Calibri" w:cs="Calibri" w:eastAsia="Calibri" w:hAnsi="Calibri"/>
-          <w:color w:val="5F6F80"/>
-          <w:sz w:val="20"/>
-          <w:szCs w:val="20"/>
-        </w:rPr>
-        <w:t xml:space="preserve">____________________________</w:t>
+    <w:tbl>
+      <w:tblPr>
+        <w:tblW w:type="pct" w:w="100%"/>
+        <w:tblBorders>
+          <w:top w:val="single" w:color="BBD0DE" w:sz="6"/>
+          <w:left w:val="single" w:color="BBD0DE" w:sz="6"/>
+          <w:bottom w:val="single" w:color="BBD0DE" w:sz="6"/>
+          <w:right w:val="single" w:color="BBD0DE" w:sz="6"/>
+          <w:insideH w:val="none"/>
+          <w:insideV w:val="none"/>
+        </w:tblBorders>
+      </w:tblPr>
+      <w:tblGrid>
+        <w:gridCol w:w="100"/>
+      </w:tblGrid>
+      <w:tr>
+        <w:tc>
+          <w:tcPr>
+            <w:shd w:fill="EEF4F8" w:color="auto" w:val="clear"/>
+            <w:tcMar>
+              <w:top w:type="dxa" w:w="120"/>
+              <w:left w:type="dxa" w:w="160"/>
+              <w:bottom w:type="dxa" w:w="120"/>
+              <w:right w:type="dxa" w:w="160"/>
+            </w:tcMar>
+          </w:tcPr>
+          <w:p>
+            <w:pPr>
+              <w:spacing w:after="30"/>
+            </w:pPr>
+            <w:r>
+              <w:rPr>
+                <w:rFonts w:ascii="Calibri" w:cs="Calibri" w:eastAsia="Calibri" w:hAnsi="Calibri"/>
+                <w:b/>
+                <w:bCs/>
+                <w:color w:val="12355B"/>
+                <w:sz w:val="19"/>
+                <w:szCs w:val="19"/>
+              </w:rPr>
+              <w:t xml:space="preserve">Directions</w:t>
+            </w:r>
+          </w:p>
+          <w:p>
+            <w:r>
+              <w:rPr>
+                <w:rFonts w:ascii="Calibri" w:cs="Calibri" w:eastAsia="Calibri" w:hAnsi="Calibri"/>
+                <w:color w:val="1A2733"/>
+                <w:sz w:val="19"/>
+                <w:szCs w:val="19"/>
+              </w:rPr>
+              <w:t xml:space="preserve">Read each item carefully and answer it the way you would on the MCAP. For selected-response items, fill in the circle (○) next to the correct answer. For constructed-response items, enter your answer and show your work. Every item below assesses standard 6.RP.A.1.</w:t>
+            </w:r>
+          </w:p>
+        </w:tc>
+      </w:tr>
+    </w:tbl>
+    <w:p>
+      <w:pPr>
+        <w:spacing w:after="120"/>
+      </w:pPr>
+      <w:r>
+        <w:rPr>
+          <w:rFonts w:ascii="Calibri" w:cs="Calibri" w:eastAsia="Calibri" w:hAnsi="Calibri"/>
+          <w:color w:val="1A2733"/>
+          <w:sz w:val="21"/>
+          <w:szCs w:val="21"/>
+        </w:rPr>
+        <w:t xml:space="preserve"/>
+      </w:r>
+    </w:p>
+    <w:tbl>
+      <w:tblPr>
+        <w:tblW w:type="pct" w:w="100%"/>
+        <w:tblBorders>
+          <w:top w:val="single" w:color="C7D2DD" w:sz="6"/>
+          <w:left w:val="single" w:color="C7D2DD" w:sz="6"/>
+          <w:bottom w:val="single" w:color="C7D2DD" w:sz="6"/>
+          <w:right w:val="single" w:color="C7D2DD" w:sz="6"/>
+          <w:insideH w:val="none"/>
+          <w:insideV w:val="none"/>
+        </w:tblBorders>
+      </w:tblPr>
+      <w:tblGrid>
+        <w:gridCol w:w="100"/>
+      </w:tblGrid>
+      <w:tr>
+        <w:tc>
+          <w:tcPr>
+            <w:tcMar>
+              <w:top w:type="dxa" w:w="0"/>
+              <w:left w:type="dxa" w:w="0"/>
+              <w:bottom w:type="dxa" w:w="120"/>
+              <w:right w:type="dxa" w:w="160"/>
+            </w:tcMar>
+          </w:tcPr>
+          <w:p>
+            <w:pPr>
+              <w:shd w:fill="1FA6A2" w:color="auto" w:val="clear"/>
+              <w:tabs>
+                <w:tab w:val="right" w:pos="9000"/>
+              </w:tabs>
+              <w:spacing w:after="30" w:before="30"/>
+              <w:ind w:left="120" w:right="120"/>
+            </w:pPr>
+            <w:r>
+              <w:rPr>
+                <w:rFonts w:ascii="Calibri" w:cs="Calibri" w:eastAsia="Calibri" w:hAnsi="Calibri"/>
+                <w:b/>
+                <w:bCs/>
+                <w:color w:val="FFFFFF"/>
+                <w:sz w:val="18"/>
+                <w:szCs w:val="18"/>
+              </w:rPr>
+              <w:t xml:space="preserve">Item 1</w:t>
+            </w:r>
+            <w:r>
+              <w:rPr>
+                <w:rFonts w:ascii="Calibri" w:cs="Calibri" w:eastAsia="Calibri" w:hAnsi="Calibri"/>
+                <w:color w:val="FFFFFF"/>
+                <w:sz w:val="18"/>
+                <w:szCs w:val="18"/>
+              </w:rPr>
+              <w:t xml:space="preserve">   |   </w:t>
+            </w:r>
+            <w:r>
+              <w:rPr>
+                <w:rFonts w:ascii="Calibri" w:cs="Calibri" w:eastAsia="Calibri" w:hAnsi="Calibri"/>
+                <w:color w:val="FFFFFF"/>
+                <w:spacing w:val="14"/>
+                <w:sz w:val="16"/>
+                <w:szCs w:val="16"/>
+              </w:rPr>
+              <w:t xml:space="preserve">SELECTED RESPONSE</w:t>
+            </w:r>
+            <w:r>
+              <w:rPr>
+                <w:rFonts w:ascii="Calibri" w:cs="Calibri" w:eastAsia="Calibri" w:hAnsi="Calibri"/>
+              </w:rPr>
+              <w:t xml:space="preserve">	</w:t>
+            </w:r>
+            <w:r>
+              <w:rPr>
+                <w:rFonts w:ascii="Calibri" w:cs="Calibri" w:eastAsia="Calibri" w:hAnsi="Calibri"/>
+                <w:b/>
+                <w:bCs/>
+                <w:color w:val="FFFFFF"/>
+                <w:sz w:val="17"/>
+                <w:szCs w:val="17"/>
+              </w:rPr>
+              <w:t xml:space="preserve">6.RP.A.1</w:t>
+            </w:r>
+          </w:p>
+          <w:p>
+            <w:pPr>
+              <w:spacing w:after="30" w:before="90"/>
+              <w:ind w:left="140" w:right="120"/>
+            </w:pPr>
+            <w:r>
+              <w:rPr>
+                <w:rFonts w:ascii="Calibri" w:cs="Calibri" w:eastAsia="Calibri" w:hAnsi="Calibri"/>
+                <w:b/>
+                <w:bCs/>
+                <w:color w:val="1A2733"/>
+                <w:sz w:val="21"/>
+                <w:szCs w:val="21"/>
+              </w:rPr>
+              <w:t xml:space="preserve">A tank has 8 goldfish and 3 guppies. What is the ratio of guppies to goldfish?</w:t>
+            </w:r>
+          </w:p>
+          <w:p>
+            <w:pPr>
+              <w:spacing w:after="60"/>
+              <w:ind w:left="140" w:right="120"/>
+            </w:pPr>
+            <w:r>
+              <w:rPr>
+                <w:rFonts w:ascii="Calibri" w:cs="Calibri" w:eastAsia="Calibri" w:hAnsi="Calibri"/>
+                <w:i/>
+                <w:iCs/>
+                <w:color w:val="5F6F80"/>
+                <w:sz w:val="18"/>
+                <w:szCs w:val="18"/>
+              </w:rPr>
+              <w:t xml:space="preserve">Select the correct answer.</w:t>
+            </w:r>
+          </w:p>
+          <w:p>
+            <w:pPr>
+              <w:spacing w:after="24"/>
+              <w:ind w:left="380"/>
+            </w:pPr>
+            <w:r>
+              <w:rPr>
+                <w:rFonts w:ascii="Calibri" w:cs="Calibri" w:eastAsia="Calibri" w:hAnsi="Calibri"/>
+                <w:color w:val="1FA6A2"/>
+                <w:sz w:val="22"/>
+                <w:szCs w:val="22"/>
+              </w:rPr>
+              <w:t xml:space="preserve">○  </w:t>
+            </w:r>
+            <w:r>
+              <w:rPr>
+                <w:rFonts w:ascii="Calibri" w:cs="Calibri" w:eastAsia="Calibri" w:hAnsi="Calibri"/>
+                <w:b/>
+                <w:bCs/>
+                <w:color w:val="1A2733"/>
+                <w:sz w:val="21"/>
+                <w:szCs w:val="21"/>
+              </w:rPr>
+              <w:t xml:space="preserve">A.  </w:t>
+            </w:r>
+            <w:r>
+              <w:rPr>
+                <w:rFonts w:ascii="Calibri" w:cs="Calibri" w:eastAsia="Calibri" w:hAnsi="Calibri"/>
+                <w:color w:val="1A2733"/>
+                <w:sz w:val="21"/>
+                <w:szCs w:val="21"/>
+              </w:rPr>
+              <w:t xml:space="preserve">8:3</w:t>
+            </w:r>
+          </w:p>
+          <w:p>
+            <w:pPr>
+              <w:spacing w:after="24"/>
+              <w:ind w:left="380"/>
+            </w:pPr>
+            <w:r>
+              <w:rPr>
+                <w:rFonts w:ascii="Calibri" w:cs="Calibri" w:eastAsia="Calibri" w:hAnsi="Calibri"/>
+                <w:color w:val="1FA6A2"/>
+                <w:sz w:val="22"/>
+                <w:szCs w:val="22"/>
+              </w:rPr>
+              <w:t xml:space="preserve">○  </w:t>
+            </w:r>
+            <w:r>
+              <w:rPr>
+                <w:rFonts w:ascii="Calibri" w:cs="Calibri" w:eastAsia="Calibri" w:hAnsi="Calibri"/>
+                <w:b/>
+                <w:bCs/>
+                <w:color w:val="1A2733"/>
+                <w:sz w:val="21"/>
+                <w:szCs w:val="21"/>
+              </w:rPr>
+              <w:t xml:space="preserve">B.  </w:t>
+            </w:r>
+            <w:r>
+              <w:rPr>
+                <w:rFonts w:ascii="Calibri" w:cs="Calibri" w:eastAsia="Calibri" w:hAnsi="Calibri"/>
+                <w:color w:val="1A2733"/>
+                <w:sz w:val="21"/>
+                <w:szCs w:val="21"/>
+              </w:rPr>
+              <w:t xml:space="preserve">3:8</w:t>
+            </w:r>
+          </w:p>
+          <w:p>
+            <w:pPr>
+              <w:spacing w:after="24"/>
+              <w:ind w:left="380"/>
+            </w:pPr>
+            <w:r>
+              <w:rPr>
+                <w:rFonts w:ascii="Calibri" w:cs="Calibri" w:eastAsia="Calibri" w:hAnsi="Calibri"/>
+                <w:color w:val="1FA6A2"/>
+                <w:sz w:val="22"/>
+                <w:szCs w:val="22"/>
+              </w:rPr>
+              <w:t xml:space="preserve">○  </w:t>
+            </w:r>
+            <w:r>
+              <w:rPr>
+                <w:rFonts w:ascii="Calibri" w:cs="Calibri" w:eastAsia="Calibri" w:hAnsi="Calibri"/>
+                <w:b/>
+                <w:bCs/>
+                <w:color w:val="1A2733"/>
+                <w:sz w:val="21"/>
+                <w:szCs w:val="21"/>
+              </w:rPr>
+              <w:t xml:space="preserve">C.  </w:t>
+            </w:r>
+            <w:r>
+              <w:rPr>
+                <w:rFonts w:ascii="Calibri" w:cs="Calibri" w:eastAsia="Calibri" w:hAnsi="Calibri"/>
+                <w:color w:val="1A2733"/>
+                <w:sz w:val="21"/>
+                <w:szCs w:val="21"/>
+              </w:rPr>
+              <w:t xml:space="preserve">3:11</w:t>
+            </w:r>
+          </w:p>
+          <w:p>
+            <w:pPr>
+              <w:spacing w:after="24"/>
+              <w:ind w:left="380"/>
+            </w:pPr>
+            <w:r>
+              <w:rPr>
+                <w:rFonts w:ascii="Calibri" w:cs="Calibri" w:eastAsia="Calibri" w:hAnsi="Calibri"/>
+                <w:color w:val="1FA6A2"/>
+                <w:sz w:val="22"/>
+                <w:szCs w:val="22"/>
+              </w:rPr>
+              <w:t xml:space="preserve">○  </w:t>
+            </w:r>
+            <w:r>
+              <w:rPr>
+                <w:rFonts w:ascii="Calibri" w:cs="Calibri" w:eastAsia="Calibri" w:hAnsi="Calibri"/>
+                <w:b/>
+                <w:bCs/>
+                <w:color w:val="1A2733"/>
+                <w:sz w:val="21"/>
+                <w:szCs w:val="21"/>
+              </w:rPr>
+              <w:t xml:space="preserve">D.  </w:t>
+            </w:r>
+            <w:r>
+              <w:rPr>
+                <w:rFonts w:ascii="Calibri" w:cs="Calibri" w:eastAsia="Calibri" w:hAnsi="Calibri"/>
+                <w:color w:val="1A2733"/>
+                <w:sz w:val="21"/>
+                <w:szCs w:val="21"/>
+              </w:rPr>
+              <w:t xml:space="preserve">8:11</w:t>
+            </w:r>
+          </w:p>
+        </w:tc>
+      </w:tr>
+    </w:tbl>
+    <w:p>
+      <w:pPr>
+        <w:spacing w:after="100"/>
+      </w:pPr>
+      <w:r>
+        <w:rPr>
+          <w:rFonts w:ascii="Calibri" w:cs="Calibri" w:eastAsia="Calibri" w:hAnsi="Calibri"/>
+          <w:color w:val="1A2733"/>
+          <w:sz w:val="21"/>
+          <w:szCs w:val="21"/>
+        </w:rPr>
+        <w:t xml:space="preserve"/>
+      </w:r>
+    </w:p>
+    <w:tbl>
+      <w:tblPr>
+        <w:tblW w:type="pct" w:w="100%"/>
+        <w:tblBorders>
+          <w:top w:val="single" w:color="C7D2DD" w:sz="6"/>
+          <w:left w:val="single" w:color="C7D2DD" w:sz="6"/>
+          <w:bottom w:val="single" w:color="C7D2DD" w:sz="6"/>
+          <w:right w:val="single" w:color="C7D2DD" w:sz="6"/>
+          <w:insideH w:val="none"/>
+          <w:insideV w:val="none"/>
+        </w:tblBorders>
+      </w:tblPr>
+      <w:tblGrid>
+        <w:gridCol w:w="100"/>
+      </w:tblGrid>
+      <w:tr>
+        <w:tc>
+          <w:tcPr>
+            <w:tcMar>
+              <w:top w:type="dxa" w:w="0"/>
+              <w:left w:type="dxa" w:w="0"/>
+              <w:bottom w:type="dxa" w:w="120"/>
+              <w:right w:type="dxa" w:w="160"/>
+            </w:tcMar>
+          </w:tcPr>
+          <w:p>
+            <w:pPr>
+              <w:shd w:fill="1FA6A2" w:color="auto" w:val="clear"/>
+              <w:tabs>
+                <w:tab w:val="right" w:pos="9000"/>
+              </w:tabs>
+              <w:spacing w:after="30" w:before="30"/>
+              <w:ind w:left="120" w:right="120"/>
+            </w:pPr>
+            <w:r>
+              <w:rPr>
+                <w:rFonts w:ascii="Calibri" w:cs="Calibri" w:eastAsia="Calibri" w:hAnsi="Calibri"/>
+                <w:b/>
+                <w:bCs/>
+                <w:color w:val="FFFFFF"/>
+                <w:sz w:val="18"/>
+                <w:szCs w:val="18"/>
+              </w:rPr>
+              <w:t xml:space="preserve">Item 2</w:t>
+            </w:r>
+            <w:r>
+              <w:rPr>
+                <w:rFonts w:ascii="Calibri" w:cs="Calibri" w:eastAsia="Calibri" w:hAnsi="Calibri"/>
+                <w:color w:val="FFFFFF"/>
+                <w:sz w:val="18"/>
+                <w:szCs w:val="18"/>
+              </w:rPr>
+              <w:t xml:space="preserve">   |   </w:t>
+            </w:r>
+            <w:r>
+              <w:rPr>
+                <w:rFonts w:ascii="Calibri" w:cs="Calibri" w:eastAsia="Calibri" w:hAnsi="Calibri"/>
+                <w:color w:val="FFFFFF"/>
+                <w:spacing w:val="14"/>
+                <w:sz w:val="16"/>
+                <w:szCs w:val="16"/>
+              </w:rPr>
+              <w:t xml:space="preserve">SELECTED RESPONSE</w:t>
+            </w:r>
+            <w:r>
+              <w:rPr>
+                <w:rFonts w:ascii="Calibri" w:cs="Calibri" w:eastAsia="Calibri" w:hAnsi="Calibri"/>
+              </w:rPr>
+              <w:t xml:space="preserve">	</w:t>
+            </w:r>
+            <w:r>
+              <w:rPr>
+                <w:rFonts w:ascii="Calibri" w:cs="Calibri" w:eastAsia="Calibri" w:hAnsi="Calibri"/>
+                <w:b/>
+                <w:bCs/>
+                <w:color w:val="FFFFFF"/>
+                <w:sz w:val="17"/>
+                <w:szCs w:val="17"/>
+              </w:rPr>
+              <w:t xml:space="preserve">6.RP.A.1</w:t>
+            </w:r>
+          </w:p>
+          <w:p>
+            <w:pPr>
+              <w:spacing w:after="30" w:before="90"/>
+              <w:ind w:left="140" w:right="120"/>
+            </w:pPr>
+            <w:r>
+              <w:rPr>
+                <w:rFonts w:ascii="Calibri" w:cs="Calibri" w:eastAsia="Calibri" w:hAnsi="Calibri"/>
+                <w:b/>
+                <w:bCs/>
+                <w:color w:val="1A2733"/>
+                <w:sz w:val="21"/>
+                <w:szCs w:val="21"/>
+              </w:rPr>
+              <w:t xml:space="preserve">A choir has 6 sopranos and 9 altos. Which statement is correct?</w:t>
+            </w:r>
+          </w:p>
+          <w:p>
+            <w:pPr>
+              <w:spacing w:after="60"/>
+              <w:ind w:left="140" w:right="120"/>
+            </w:pPr>
+            <w:r>
+              <w:rPr>
+                <w:rFonts w:ascii="Calibri" w:cs="Calibri" w:eastAsia="Calibri" w:hAnsi="Calibri"/>
+                <w:i/>
+                <w:iCs/>
+                <w:color w:val="5F6F80"/>
+                <w:sz w:val="18"/>
+                <w:szCs w:val="18"/>
+              </w:rPr>
+              <w:t xml:space="preserve">Select the correct answer.</w:t>
+            </w:r>
+          </w:p>
+          <w:p>
+            <w:pPr>
+              <w:spacing w:after="24"/>
+              <w:ind w:left="380"/>
+            </w:pPr>
+            <w:r>
+              <w:rPr>
+                <w:rFonts w:ascii="Calibri" w:cs="Calibri" w:eastAsia="Calibri" w:hAnsi="Calibri"/>
+                <w:color w:val="1FA6A2"/>
+                <w:sz w:val="22"/>
+                <w:szCs w:val="22"/>
+              </w:rPr>
+              <w:t xml:space="preserve">○  </w:t>
+            </w:r>
+            <w:r>
+              <w:rPr>
+                <w:rFonts w:ascii="Calibri" w:cs="Calibri" w:eastAsia="Calibri" w:hAnsi="Calibri"/>
+                <w:b/>
+                <w:bCs/>
+                <w:color w:val="1A2733"/>
+                <w:sz w:val="21"/>
+                <w:szCs w:val="21"/>
+              </w:rPr>
+              <w:t xml:space="preserve">A.  </w:t>
+            </w:r>
+            <w:r>
+              <w:rPr>
+                <w:rFonts w:ascii="Calibri" w:cs="Calibri" w:eastAsia="Calibri" w:hAnsi="Calibri"/>
+                <w:color w:val="1A2733"/>
+                <w:sz w:val="21"/>
+                <w:szCs w:val="21"/>
+              </w:rPr>
+              <w:t xml:space="preserve">Sopranos to total is 6:9</w:t>
+            </w:r>
+          </w:p>
+          <w:p>
+            <w:pPr>
+              <w:spacing w:after="24"/>
+              <w:ind w:left="380"/>
+            </w:pPr>
+            <w:r>
+              <w:rPr>
+                <w:rFonts w:ascii="Calibri" w:cs="Calibri" w:eastAsia="Calibri" w:hAnsi="Calibri"/>
+                <w:color w:val="1FA6A2"/>
+                <w:sz w:val="22"/>
+                <w:szCs w:val="22"/>
+              </w:rPr>
+              <w:t xml:space="preserve">○  </w:t>
+            </w:r>
+            <w:r>
+              <w:rPr>
+                <w:rFonts w:ascii="Calibri" w:cs="Calibri" w:eastAsia="Calibri" w:hAnsi="Calibri"/>
+                <w:b/>
+                <w:bCs/>
+                <w:color w:val="1A2733"/>
+                <w:sz w:val="21"/>
+                <w:szCs w:val="21"/>
+              </w:rPr>
+              <w:t xml:space="preserve">B.  </w:t>
+            </w:r>
+            <w:r>
+              <w:rPr>
+                <w:rFonts w:ascii="Calibri" w:cs="Calibri" w:eastAsia="Calibri" w:hAnsi="Calibri"/>
+                <w:color w:val="1A2733"/>
+                <w:sz w:val="21"/>
+                <w:szCs w:val="21"/>
+              </w:rPr>
+              <w:t xml:space="preserve">Altos to total is 9:15</w:t>
+            </w:r>
+          </w:p>
+          <w:p>
+            <w:pPr>
+              <w:spacing w:after="24"/>
+              <w:ind w:left="380"/>
+            </w:pPr>
+            <w:r>
+              <w:rPr>
+                <w:rFonts w:ascii="Calibri" w:cs="Calibri" w:eastAsia="Calibri" w:hAnsi="Calibri"/>
+                <w:color w:val="1FA6A2"/>
+                <w:sz w:val="22"/>
+                <w:szCs w:val="22"/>
+              </w:rPr>
+              <w:t xml:space="preserve">○  </w:t>
+            </w:r>
+            <w:r>
+              <w:rPr>
+                <w:rFonts w:ascii="Calibri" w:cs="Calibri" w:eastAsia="Calibri" w:hAnsi="Calibri"/>
+                <w:b/>
+                <w:bCs/>
+                <w:color w:val="1A2733"/>
+                <w:sz w:val="21"/>
+                <w:szCs w:val="21"/>
+              </w:rPr>
+              <w:t xml:space="preserve">C.  </w:t>
+            </w:r>
+            <w:r>
+              <w:rPr>
+                <w:rFonts w:ascii="Calibri" w:cs="Calibri" w:eastAsia="Calibri" w:hAnsi="Calibri"/>
+                <w:color w:val="1A2733"/>
+                <w:sz w:val="21"/>
+                <w:szCs w:val="21"/>
+              </w:rPr>
+              <w:t xml:space="preserve">Sopranos to altos is 9:6</w:t>
+            </w:r>
+          </w:p>
+          <w:p>
+            <w:pPr>
+              <w:spacing w:after="24"/>
+              <w:ind w:left="380"/>
+            </w:pPr>
+            <w:r>
+              <w:rPr>
+                <w:rFonts w:ascii="Calibri" w:cs="Calibri" w:eastAsia="Calibri" w:hAnsi="Calibri"/>
+                <w:color w:val="1FA6A2"/>
+                <w:sz w:val="22"/>
+                <w:szCs w:val="22"/>
+              </w:rPr>
+              <w:t xml:space="preserve">○  </w:t>
+            </w:r>
+            <w:r>
+              <w:rPr>
+                <w:rFonts w:ascii="Calibri" w:cs="Calibri" w:eastAsia="Calibri" w:hAnsi="Calibri"/>
+                <w:b/>
+                <w:bCs/>
+                <w:color w:val="1A2733"/>
+                <w:sz w:val="21"/>
+                <w:szCs w:val="21"/>
+              </w:rPr>
+              <w:t xml:space="preserve">D.  </w:t>
+            </w:r>
+            <w:r>
+              <w:rPr>
+                <w:rFonts w:ascii="Calibri" w:cs="Calibri" w:eastAsia="Calibri" w:hAnsi="Calibri"/>
+                <w:color w:val="1A2733"/>
+                <w:sz w:val="21"/>
+                <w:szCs w:val="21"/>
+              </w:rPr>
+              <w:t xml:space="preserve">Total is 9 singers</w:t>
+            </w:r>
+          </w:p>
+        </w:tc>
+      </w:tr>
+    </w:tbl>
+    <w:p>
+      <w:pPr>
+        <w:spacing w:after="100"/>
+      </w:pPr>
+      <w:r>
+        <w:rPr>
+          <w:rFonts w:ascii="Calibri" w:cs="Calibri" w:eastAsia="Calibri" w:hAnsi="Calibri"/>
+          <w:color w:val="1A2733"/>
+          <w:sz w:val="21"/>
+          <w:szCs w:val="21"/>
+        </w:rPr>
+        <w:t xml:space="preserve"/>
+      </w:r>
+    </w:p>
+    <w:tbl>
+      <w:tblPr>
+        <w:tblW w:type="pct" w:w="100%"/>
+        <w:tblBorders>
+          <w:top w:val="single" w:color="C7D2DD" w:sz="6"/>
+          <w:left w:val="single" w:color="C7D2DD" w:sz="6"/>
+          <w:bottom w:val="single" w:color="C7D2DD" w:sz="6"/>
+          <w:right w:val="single" w:color="C7D2DD" w:sz="6"/>
+          <w:insideH w:val="none"/>
+          <w:insideV w:val="none"/>
+        </w:tblBorders>
+      </w:tblPr>
+      <w:tblGrid>
+        <w:gridCol w:w="100"/>
+      </w:tblGrid>
+      <w:tr>
+        <w:tc>
+          <w:tcPr>
+            <w:tcMar>
+              <w:top w:type="dxa" w:w="0"/>
+              <w:left w:type="dxa" w:w="0"/>
+              <w:bottom w:type="dxa" w:w="120"/>
+              <w:right w:type="dxa" w:w="160"/>
+            </w:tcMar>
+          </w:tcPr>
+          <w:p>
+            <w:pPr>
+              <w:shd w:fill="1FA6A2" w:color="auto" w:val="clear"/>
+              <w:tabs>
+                <w:tab w:val="right" w:pos="9000"/>
+              </w:tabs>
+              <w:spacing w:after="30" w:before="30"/>
+              <w:ind w:left="120" w:right="120"/>
+            </w:pPr>
+            <w:r>
+              <w:rPr>
+                <w:rFonts w:ascii="Calibri" w:cs="Calibri" w:eastAsia="Calibri" w:hAnsi="Calibri"/>
+                <w:b/>
+                <w:bCs/>
+                <w:color w:val="FFFFFF"/>
+                <w:sz w:val="18"/>
+                <w:szCs w:val="18"/>
+              </w:rPr>
+              <w:t xml:space="preserve">Item 3</w:t>
+            </w:r>
+            <w:r>
+              <w:rPr>
+                <w:rFonts w:ascii="Calibri" w:cs="Calibri" w:eastAsia="Calibri" w:hAnsi="Calibri"/>
+                <w:color w:val="FFFFFF"/>
+                <w:sz w:val="18"/>
+                <w:szCs w:val="18"/>
+              </w:rPr>
+              <w:t xml:space="preserve">   |   </w:t>
+            </w:r>
+            <w:r>
+              <w:rPr>
+                <w:rFonts w:ascii="Calibri" w:cs="Calibri" w:eastAsia="Calibri" w:hAnsi="Calibri"/>
+                <w:color w:val="FFFFFF"/>
+                <w:spacing w:val="14"/>
+                <w:sz w:val="16"/>
+                <w:szCs w:val="16"/>
+              </w:rPr>
+              <w:t xml:space="preserve">CONSTRUCTED RESPONSE</w:t>
+            </w:r>
+            <w:r>
+              <w:rPr>
+                <w:rFonts w:ascii="Calibri" w:cs="Calibri" w:eastAsia="Calibri" w:hAnsi="Calibri"/>
+              </w:rPr>
+              <w:t xml:space="preserve">	</w:t>
+            </w:r>
+            <w:r>
+              <w:rPr>
+                <w:rFonts w:ascii="Calibri" w:cs="Calibri" w:eastAsia="Calibri" w:hAnsi="Calibri"/>
+                <w:b/>
+                <w:bCs/>
+                <w:color w:val="FFFFFF"/>
+                <w:sz w:val="17"/>
+                <w:szCs w:val="17"/>
+              </w:rPr>
+              <w:t xml:space="preserve">6.RP.A.1</w:t>
+            </w:r>
+          </w:p>
+          <w:p>
+            <w:pPr>
+              <w:spacing w:after="30" w:before="90"/>
+              <w:ind w:left="140" w:right="120"/>
+            </w:pPr>
+            <w:r>
+              <w:rPr>
+                <w:rFonts w:ascii="Calibri" w:cs="Calibri" w:eastAsia="Calibri" w:hAnsi="Calibri"/>
+                <w:b/>
+                <w:bCs/>
+                <w:color w:val="1A2733"/>
+                <w:sz w:val="21"/>
+                <w:szCs w:val="21"/>
+              </w:rPr>
+              <w:t xml:space="preserve">A bowl has 5 limes and 7 lemons. Write the ratio of lemons to limes using a colon.</w:t>
+            </w:r>
+          </w:p>
+          <w:p>
+            <w:pPr>
+              <w:spacing w:after="60"/>
+              <w:ind w:left="140" w:right="120"/>
+            </w:pPr>
+            <w:r>
+              <w:rPr>
+                <w:rFonts w:ascii="Calibri" w:cs="Calibri" w:eastAsia="Calibri" w:hAnsi="Calibri"/>
+                <w:i/>
+                <w:iCs/>
+                <w:color w:val="5F6F80"/>
+                <w:sz w:val="18"/>
+                <w:szCs w:val="18"/>
+              </w:rPr>
+              <w:t xml:space="preserve">Enter your answer in the space provided. Show your work.</w:t>
+            </w:r>
+          </w:p>
+          <w:p>
+            <w:pPr>
+              <w:pBdr>
+                <w:bottom w:val="single" w:color="AFBECC" w:sz="4" w:space="2"/>
+              </w:pBdr>
+              <w:spacing w:after="6" w:before="30" w:line="360"/>
+              <w:ind w:left="140" w:right="120"/>
+            </w:pPr>
+            <w:r>
+              <w:rPr>
+                <w:rFonts w:ascii="Calibri" w:cs="Calibri" w:eastAsia="Calibri" w:hAnsi="Calibri"/>
+                <w:color w:val="1A2733"/>
+                <w:sz w:val="21"/>
+                <w:szCs w:val="21"/>
+              </w:rPr>
+              <w:t xml:space="preserve"/>
+            </w:r>
+          </w:p>
+          <w:p>
+            <w:pPr>
+              <w:pBdr>
+                <w:bottom w:val="single" w:color="AFBECC" w:sz="4" w:space="2"/>
+              </w:pBdr>
+              <w:spacing w:after="0" w:line="360"/>
+              <w:ind w:left="140" w:right="120"/>
+            </w:pPr>
+            <w:r>
+              <w:rPr>
+                <w:rFonts w:ascii="Calibri" w:cs="Calibri" w:eastAsia="Calibri" w:hAnsi="Calibri"/>
+                <w:color w:val="1A2733"/>
+                <w:sz w:val="21"/>
+                <w:szCs w:val="21"/>
+              </w:rPr>
+              <w:t xml:space="preserve"/>
+            </w:r>
+          </w:p>
+        </w:tc>
+      </w:tr>
+    </w:tbl>
+    <w:p>
+      <w:pPr>
+        <w:spacing w:after="100"/>
+      </w:pPr>
+      <w:r>
+        <w:rPr>
+          <w:rFonts w:ascii="Calibri" w:cs="Calibri" w:eastAsia="Calibri" w:hAnsi="Calibri"/>
+          <w:color w:val="1A2733"/>
+          <w:sz w:val="21"/>
+          <w:szCs w:val="21"/>
+        </w:rPr>
+        <w:t xml:space="preserve"/>
       </w:r>
     </w:p>
     <w:p>
@@ -2844,312 +3321,789 @@
         <w:t xml:space="preserve">MCAP-Style Practice</w:t>
       </w:r>
     </w:p>
-    <w:p>
-      <w:pPr>
-        <w:spacing w:after="80"/>
-      </w:pPr>
-      <w:r>
-        <w:rPr>
-          <w:rFonts w:ascii="Calibri" w:cs="Calibri" w:eastAsia="Calibri" w:hAnsi="Calibri"/>
-          <w:i/>
-          <w:iCs/>
-          <w:color w:val="5F6F80"/>
-          <w:sz w:val="19"/>
-          <w:szCs w:val="19"/>
-        </w:rPr>
-        <w:t xml:space="preserve">Bubble the best answer or fill in the blank, just like on the test.</w:t>
-      </w:r>
-    </w:p>
-    <w:p>
-      <w:pPr>
-        <w:spacing w:after="40" w:before="120"/>
-      </w:pPr>
-      <w:r>
-        <w:rPr>
-          <w:rFonts w:ascii="Calibri" w:cs="Calibri" w:eastAsia="Calibri" w:hAnsi="Calibri"/>
-          <w:b/>
-          <w:bCs/>
-          <w:color w:val="12355B"/>
-          <w:sz w:val="21"/>
-          <w:szCs w:val="21"/>
-        </w:rPr>
-        <w:t xml:space="preserve">1.  </w:t>
-      </w:r>
-      <w:r>
-        <w:rPr>
-          <w:rFonts w:ascii="Calibri" w:cs="Calibri" w:eastAsia="Calibri" w:hAnsi="Calibri"/>
-          <w:color w:val="1A2733"/>
-          <w:sz w:val="21"/>
-          <w:szCs w:val="21"/>
-        </w:rPr>
-        <w:t xml:space="preserve">A store sells 3 pounds of grapes for $7.50. What is the unit price per pound?</w:t>
-      </w:r>
-    </w:p>
-    <w:p>
-      <w:pPr>
-        <w:spacing w:after="20"/>
-        <w:ind w:left="360"/>
-      </w:pPr>
-      <w:r>
-        <w:rPr>
-          <w:rFonts w:ascii="Calibri" w:cs="Calibri" w:eastAsia="Calibri" w:hAnsi="Calibri"/>
-          <w:color w:val="1A2733"/>
-          <w:sz w:val="20"/>
-          <w:szCs w:val="20"/>
-        </w:rPr>
-        <w:t xml:space="preserve">  ◯  A.  </w:t>
-      </w:r>
-      <w:r>
-        <w:rPr>
-          <w:rFonts w:ascii="Calibri" w:cs="Calibri" w:eastAsia="Calibri" w:hAnsi="Calibri"/>
-          <w:color w:val="1A2733"/>
-          <w:sz w:val="20"/>
-          <w:szCs w:val="20"/>
-        </w:rPr>
-        <w:t xml:space="preserve">$2.00</w:t>
-      </w:r>
-    </w:p>
-    <w:p>
-      <w:pPr>
-        <w:spacing w:after="20"/>
-        <w:ind w:left="360"/>
-      </w:pPr>
-      <w:r>
-        <w:rPr>
-          <w:rFonts w:ascii="Calibri" w:cs="Calibri" w:eastAsia="Calibri" w:hAnsi="Calibri"/>
-          <w:color w:val="1A2733"/>
-          <w:sz w:val="20"/>
-          <w:szCs w:val="20"/>
-        </w:rPr>
-        <w:t xml:space="preserve">  ◯  B.  </w:t>
-      </w:r>
-      <w:r>
-        <w:rPr>
-          <w:rFonts w:ascii="Calibri" w:cs="Calibri" w:eastAsia="Calibri" w:hAnsi="Calibri"/>
-          <w:color w:val="1A2733"/>
-          <w:sz w:val="20"/>
-          <w:szCs w:val="20"/>
-        </w:rPr>
-        <w:t xml:space="preserve">$2.50</w:t>
-      </w:r>
-    </w:p>
-    <w:p>
-      <w:pPr>
-        <w:spacing w:after="20"/>
-        <w:ind w:left="360"/>
-      </w:pPr>
-      <w:r>
-        <w:rPr>
-          <w:rFonts w:ascii="Calibri" w:cs="Calibri" w:eastAsia="Calibri" w:hAnsi="Calibri"/>
-          <w:color w:val="1A2733"/>
-          <w:sz w:val="20"/>
-          <w:szCs w:val="20"/>
-        </w:rPr>
-        <w:t xml:space="preserve">  ◯  C.  </w:t>
-      </w:r>
-      <w:r>
-        <w:rPr>
-          <w:rFonts w:ascii="Calibri" w:cs="Calibri" w:eastAsia="Calibri" w:hAnsi="Calibri"/>
-          <w:color w:val="1A2733"/>
-          <w:sz w:val="20"/>
-          <w:szCs w:val="20"/>
-        </w:rPr>
-        <w:t xml:space="preserve">$3.00</w:t>
-      </w:r>
-    </w:p>
-    <w:p>
-      <w:pPr>
-        <w:spacing w:after="20"/>
-        <w:ind w:left="360"/>
-      </w:pPr>
-      <w:r>
-        <w:rPr>
-          <w:rFonts w:ascii="Calibri" w:cs="Calibri" w:eastAsia="Calibri" w:hAnsi="Calibri"/>
-          <w:color w:val="1A2733"/>
-          <w:sz w:val="20"/>
-          <w:szCs w:val="20"/>
-        </w:rPr>
-        <w:t xml:space="preserve">  ◯  D.  </w:t>
-      </w:r>
-      <w:r>
-        <w:rPr>
-          <w:rFonts w:ascii="Calibri" w:cs="Calibri" w:eastAsia="Calibri" w:hAnsi="Calibri"/>
-          <w:color w:val="1A2733"/>
-          <w:sz w:val="20"/>
-          <w:szCs w:val="20"/>
-        </w:rPr>
-        <w:t xml:space="preserve">$22.50</w:t>
-      </w:r>
-    </w:p>
-    <w:p>
-      <w:pPr>
-        <w:spacing w:after="40" w:before="120"/>
-      </w:pPr>
-      <w:r>
-        <w:rPr>
-          <w:rFonts w:ascii="Calibri" w:cs="Calibri" w:eastAsia="Calibri" w:hAnsi="Calibri"/>
-          <w:b/>
-          <w:bCs/>
-          <w:color w:val="12355B"/>
-          <w:sz w:val="21"/>
-          <w:szCs w:val="21"/>
-        </w:rPr>
-        <w:t xml:space="preserve">2.  </w:t>
-      </w:r>
-      <w:r>
-        <w:rPr>
-          <w:rFonts w:ascii="Calibri" w:cs="Calibri" w:eastAsia="Calibri" w:hAnsi="Calibri"/>
-          <w:color w:val="1A2733"/>
-          <w:sz w:val="21"/>
-          <w:szCs w:val="21"/>
-        </w:rPr>
-        <w:t xml:space="preserve">Which situation has a unit rate of 4 per 1?</w:t>
-      </w:r>
-    </w:p>
-    <w:p>
-      <w:pPr>
-        <w:spacing w:after="20"/>
-        <w:ind w:left="360"/>
-      </w:pPr>
-      <w:r>
-        <w:rPr>
-          <w:rFonts w:ascii="Calibri" w:cs="Calibri" w:eastAsia="Calibri" w:hAnsi="Calibri"/>
-          <w:color w:val="1A2733"/>
-          <w:sz w:val="20"/>
-          <w:szCs w:val="20"/>
-        </w:rPr>
-        <w:t xml:space="preserve">  ◯  A.  </w:t>
-      </w:r>
-      <w:r>
-        <w:rPr>
-          <w:rFonts w:ascii="Calibri" w:cs="Calibri" w:eastAsia="Calibri" w:hAnsi="Calibri"/>
-          <w:color w:val="1A2733"/>
-          <w:sz w:val="20"/>
-          <w:szCs w:val="20"/>
-        </w:rPr>
-        <w:t xml:space="preserve">8 pens for 4 boxes</w:t>
-      </w:r>
-    </w:p>
-    <w:p>
-      <w:pPr>
-        <w:spacing w:after="20"/>
-        <w:ind w:left="360"/>
-      </w:pPr>
-      <w:r>
-        <w:rPr>
-          <w:rFonts w:ascii="Calibri" w:cs="Calibri" w:eastAsia="Calibri" w:hAnsi="Calibri"/>
-          <w:color w:val="1A2733"/>
-          <w:sz w:val="20"/>
-          <w:szCs w:val="20"/>
-        </w:rPr>
-        <w:t xml:space="preserve">  ◯  B.  </w:t>
-      </w:r>
-      <w:r>
-        <w:rPr>
-          <w:rFonts w:ascii="Calibri" w:cs="Calibri" w:eastAsia="Calibri" w:hAnsi="Calibri"/>
-          <w:color w:val="1A2733"/>
-          <w:sz w:val="20"/>
-          <w:szCs w:val="20"/>
-        </w:rPr>
-        <w:t xml:space="preserve">4 pens for 8 boxes</w:t>
-      </w:r>
-    </w:p>
-    <w:p>
-      <w:pPr>
-        <w:spacing w:after="20"/>
-        <w:ind w:left="360"/>
-      </w:pPr>
-      <w:r>
-        <w:rPr>
-          <w:rFonts w:ascii="Calibri" w:cs="Calibri" w:eastAsia="Calibri" w:hAnsi="Calibri"/>
-          <w:color w:val="1A2733"/>
-          <w:sz w:val="20"/>
-          <w:szCs w:val="20"/>
-        </w:rPr>
-        <w:t xml:space="preserve">  ◯  C.  </w:t>
-      </w:r>
-      <w:r>
-        <w:rPr>
-          <w:rFonts w:ascii="Calibri" w:cs="Calibri" w:eastAsia="Calibri" w:hAnsi="Calibri"/>
-          <w:color w:val="1A2733"/>
-          <w:sz w:val="20"/>
-          <w:szCs w:val="20"/>
-        </w:rPr>
-        <w:t xml:space="preserve">12 pens for 4 boxes</w:t>
-      </w:r>
-    </w:p>
-    <w:p>
-      <w:pPr>
-        <w:spacing w:after="20"/>
-        <w:ind w:left="360"/>
-      </w:pPr>
-      <w:r>
-        <w:rPr>
-          <w:rFonts w:ascii="Calibri" w:cs="Calibri" w:eastAsia="Calibri" w:hAnsi="Calibri"/>
-          <w:color w:val="1A2733"/>
-          <w:sz w:val="20"/>
-          <w:szCs w:val="20"/>
-        </w:rPr>
-        <w:t xml:space="preserve">  ◯  D.  </w:t>
-      </w:r>
-      <w:r>
-        <w:rPr>
-          <w:rFonts w:ascii="Calibri" w:cs="Calibri" w:eastAsia="Calibri" w:hAnsi="Calibri"/>
-          <w:color w:val="1A2733"/>
-          <w:sz w:val="20"/>
-          <w:szCs w:val="20"/>
-        </w:rPr>
-        <w:t xml:space="preserve">4 pens for 4 boxes</w:t>
-      </w:r>
-    </w:p>
-    <w:p>
-      <w:pPr>
-        <w:spacing w:after="40" w:before="120"/>
-      </w:pPr>
-      <w:r>
-        <w:rPr>
-          <w:rFonts w:ascii="Calibri" w:cs="Calibri" w:eastAsia="Calibri" w:hAnsi="Calibri"/>
-          <w:b/>
-          <w:bCs/>
-          <w:color w:val="12355B"/>
-          <w:sz w:val="21"/>
-          <w:szCs w:val="21"/>
-        </w:rPr>
-        <w:t xml:space="preserve">3.  </w:t>
-      </w:r>
-      <w:r>
-        <w:rPr>
-          <w:rFonts w:ascii="Calibri" w:cs="Calibri" w:eastAsia="Calibri" w:hAnsi="Calibri"/>
-          <w:color w:val="1A2733"/>
-          <w:sz w:val="21"/>
-          <w:szCs w:val="21"/>
-        </w:rPr>
-        <w:t xml:space="preserve">A bus travels 150 miles in 5 hours at a steady speed. Fill in: the unit rate is ____ miles per hour.</w:t>
-      </w:r>
-    </w:p>
-    <w:p>
-      <w:pPr>
-        <w:spacing w:after="30" w:before="30"/>
-      </w:pPr>
-      <w:r>
-        <w:rPr>
-          <w:rFonts w:ascii="Calibri" w:cs="Calibri" w:eastAsia="Calibri" w:hAnsi="Calibri"/>
-          <w:b/>
-          <w:bCs/>
-          <w:color w:val="5F6F80"/>
-          <w:sz w:val="20"/>
-          <w:szCs w:val="20"/>
-        </w:rPr>
-        <w:t xml:space="preserve">Answer: </w:t>
-      </w:r>
-      <w:r>
-        <w:rPr>
-          <w:rFonts w:ascii="Calibri" w:cs="Calibri" w:eastAsia="Calibri" w:hAnsi="Calibri"/>
-          <w:color w:val="5F6F80"/>
-          <w:sz w:val="20"/>
-          <w:szCs w:val="20"/>
-        </w:rPr>
-        <w:t xml:space="preserve">____________________________</w:t>
+    <w:tbl>
+      <w:tblPr>
+        <w:tblW w:type="pct" w:w="100%"/>
+        <w:tblBorders>
+          <w:top w:val="single" w:color="BBD0DE" w:sz="6"/>
+          <w:left w:val="single" w:color="BBD0DE" w:sz="6"/>
+          <w:bottom w:val="single" w:color="BBD0DE" w:sz="6"/>
+          <w:right w:val="single" w:color="BBD0DE" w:sz="6"/>
+          <w:insideH w:val="none"/>
+          <w:insideV w:val="none"/>
+        </w:tblBorders>
+      </w:tblPr>
+      <w:tblGrid>
+        <w:gridCol w:w="100"/>
+      </w:tblGrid>
+      <w:tr>
+        <w:tc>
+          <w:tcPr>
+            <w:shd w:fill="EEF4F8" w:color="auto" w:val="clear"/>
+            <w:tcMar>
+              <w:top w:type="dxa" w:w="120"/>
+              <w:left w:type="dxa" w:w="160"/>
+              <w:bottom w:type="dxa" w:w="120"/>
+              <w:right w:type="dxa" w:w="160"/>
+            </w:tcMar>
+          </w:tcPr>
+          <w:p>
+            <w:pPr>
+              <w:spacing w:after="30"/>
+            </w:pPr>
+            <w:r>
+              <w:rPr>
+                <w:rFonts w:ascii="Calibri" w:cs="Calibri" w:eastAsia="Calibri" w:hAnsi="Calibri"/>
+                <w:b/>
+                <w:bCs/>
+                <w:color w:val="12355B"/>
+                <w:sz w:val="19"/>
+                <w:szCs w:val="19"/>
+              </w:rPr>
+              <w:t xml:space="preserve">Directions</w:t>
+            </w:r>
+          </w:p>
+          <w:p>
+            <w:r>
+              <w:rPr>
+                <w:rFonts w:ascii="Calibri" w:cs="Calibri" w:eastAsia="Calibri" w:hAnsi="Calibri"/>
+                <w:color w:val="1A2733"/>
+                <w:sz w:val="19"/>
+                <w:szCs w:val="19"/>
+              </w:rPr>
+              <w:t xml:space="preserve">Read each item carefully and answer it the way you would on the MCAP. For selected-response items, fill in the circle (○) next to the correct answer. For constructed-response items, enter your answer and show your work. Every item below assesses standard 6.RP.A.2.</w:t>
+            </w:r>
+          </w:p>
+        </w:tc>
+      </w:tr>
+    </w:tbl>
+    <w:p>
+      <w:pPr>
+        <w:spacing w:after="120"/>
+      </w:pPr>
+      <w:r>
+        <w:rPr>
+          <w:rFonts w:ascii="Calibri" w:cs="Calibri" w:eastAsia="Calibri" w:hAnsi="Calibri"/>
+          <w:color w:val="1A2733"/>
+          <w:sz w:val="21"/>
+          <w:szCs w:val="21"/>
+        </w:rPr>
+        <w:t xml:space="preserve"/>
+      </w:r>
+    </w:p>
+    <w:tbl>
+      <w:tblPr>
+        <w:tblW w:type="pct" w:w="100%"/>
+        <w:tblBorders>
+          <w:top w:val="single" w:color="C7D2DD" w:sz="6"/>
+          <w:left w:val="single" w:color="C7D2DD" w:sz="6"/>
+          <w:bottom w:val="single" w:color="C7D2DD" w:sz="6"/>
+          <w:right w:val="single" w:color="C7D2DD" w:sz="6"/>
+          <w:insideH w:val="none"/>
+          <w:insideV w:val="none"/>
+        </w:tblBorders>
+      </w:tblPr>
+      <w:tblGrid>
+        <w:gridCol w:w="100"/>
+      </w:tblGrid>
+      <w:tr>
+        <w:tc>
+          <w:tcPr>
+            <w:tcMar>
+              <w:top w:type="dxa" w:w="0"/>
+              <w:left w:type="dxa" w:w="0"/>
+              <w:bottom w:type="dxa" w:w="120"/>
+              <w:right w:type="dxa" w:w="160"/>
+            </w:tcMar>
+          </w:tcPr>
+          <w:p>
+            <w:pPr>
+              <w:shd w:fill="1FA6A2" w:color="auto" w:val="clear"/>
+              <w:tabs>
+                <w:tab w:val="right" w:pos="9000"/>
+              </w:tabs>
+              <w:spacing w:after="30" w:before="30"/>
+              <w:ind w:left="120" w:right="120"/>
+            </w:pPr>
+            <w:r>
+              <w:rPr>
+                <w:rFonts w:ascii="Calibri" w:cs="Calibri" w:eastAsia="Calibri" w:hAnsi="Calibri"/>
+                <w:b/>
+                <w:bCs/>
+                <w:color w:val="FFFFFF"/>
+                <w:sz w:val="18"/>
+                <w:szCs w:val="18"/>
+              </w:rPr>
+              <w:t xml:space="preserve">Item 1</w:t>
+            </w:r>
+            <w:r>
+              <w:rPr>
+                <w:rFonts w:ascii="Calibri" w:cs="Calibri" w:eastAsia="Calibri" w:hAnsi="Calibri"/>
+                <w:color w:val="FFFFFF"/>
+                <w:sz w:val="18"/>
+                <w:szCs w:val="18"/>
+              </w:rPr>
+              <w:t xml:space="preserve">   |   </w:t>
+            </w:r>
+            <w:r>
+              <w:rPr>
+                <w:rFonts w:ascii="Calibri" w:cs="Calibri" w:eastAsia="Calibri" w:hAnsi="Calibri"/>
+                <w:color w:val="FFFFFF"/>
+                <w:spacing w:val="14"/>
+                <w:sz w:val="16"/>
+                <w:szCs w:val="16"/>
+              </w:rPr>
+              <w:t xml:space="preserve">SELECTED RESPONSE</w:t>
+            </w:r>
+            <w:r>
+              <w:rPr>
+                <w:rFonts w:ascii="Calibri" w:cs="Calibri" w:eastAsia="Calibri" w:hAnsi="Calibri"/>
+              </w:rPr>
+              <w:t xml:space="preserve">	</w:t>
+            </w:r>
+            <w:r>
+              <w:rPr>
+                <w:rFonts w:ascii="Calibri" w:cs="Calibri" w:eastAsia="Calibri" w:hAnsi="Calibri"/>
+                <w:b/>
+                <w:bCs/>
+                <w:color w:val="FFFFFF"/>
+                <w:sz w:val="17"/>
+                <w:szCs w:val="17"/>
+              </w:rPr>
+              <w:t xml:space="preserve">6.RP.A.2</w:t>
+            </w:r>
+          </w:p>
+          <w:p>
+            <w:pPr>
+              <w:spacing w:after="30" w:before="90"/>
+              <w:ind w:left="140" w:right="120"/>
+            </w:pPr>
+            <w:r>
+              <w:rPr>
+                <w:rFonts w:ascii="Calibri" w:cs="Calibri" w:eastAsia="Calibri" w:hAnsi="Calibri"/>
+                <w:b/>
+                <w:bCs/>
+                <w:color w:val="1A2733"/>
+                <w:sz w:val="21"/>
+                <w:szCs w:val="21"/>
+              </w:rPr>
+              <w:t xml:space="preserve">A store sells 3 pounds of grapes for $7.50. What is the unit price per pound?</w:t>
+            </w:r>
+          </w:p>
+          <w:p>
+            <w:pPr>
+              <w:spacing w:after="60"/>
+              <w:ind w:left="140" w:right="120"/>
+            </w:pPr>
+            <w:r>
+              <w:rPr>
+                <w:rFonts w:ascii="Calibri" w:cs="Calibri" w:eastAsia="Calibri" w:hAnsi="Calibri"/>
+                <w:i/>
+                <w:iCs/>
+                <w:color w:val="5F6F80"/>
+                <w:sz w:val="18"/>
+                <w:szCs w:val="18"/>
+              </w:rPr>
+              <w:t xml:space="preserve">Select the correct answer.</w:t>
+            </w:r>
+          </w:p>
+          <w:p>
+            <w:pPr>
+              <w:spacing w:after="24"/>
+              <w:ind w:left="380"/>
+            </w:pPr>
+            <w:r>
+              <w:rPr>
+                <w:rFonts w:ascii="Calibri" w:cs="Calibri" w:eastAsia="Calibri" w:hAnsi="Calibri"/>
+                <w:color w:val="1FA6A2"/>
+                <w:sz w:val="22"/>
+                <w:szCs w:val="22"/>
+              </w:rPr>
+              <w:t xml:space="preserve">○  </w:t>
+            </w:r>
+            <w:r>
+              <w:rPr>
+                <w:rFonts w:ascii="Calibri" w:cs="Calibri" w:eastAsia="Calibri" w:hAnsi="Calibri"/>
+                <w:b/>
+                <w:bCs/>
+                <w:color w:val="1A2733"/>
+                <w:sz w:val="21"/>
+                <w:szCs w:val="21"/>
+              </w:rPr>
+              <w:t xml:space="preserve">A.  </w:t>
+            </w:r>
+            <w:r>
+              <w:rPr>
+                <w:rFonts w:ascii="Calibri" w:cs="Calibri" w:eastAsia="Calibri" w:hAnsi="Calibri"/>
+                <w:color w:val="1A2733"/>
+                <w:sz w:val="21"/>
+                <w:szCs w:val="21"/>
+              </w:rPr>
+              <w:t xml:space="preserve">$2.00</w:t>
+            </w:r>
+          </w:p>
+          <w:p>
+            <w:pPr>
+              <w:spacing w:after="24"/>
+              <w:ind w:left="380"/>
+            </w:pPr>
+            <w:r>
+              <w:rPr>
+                <w:rFonts w:ascii="Calibri" w:cs="Calibri" w:eastAsia="Calibri" w:hAnsi="Calibri"/>
+                <w:color w:val="1FA6A2"/>
+                <w:sz w:val="22"/>
+                <w:szCs w:val="22"/>
+              </w:rPr>
+              <w:t xml:space="preserve">○  </w:t>
+            </w:r>
+            <w:r>
+              <w:rPr>
+                <w:rFonts w:ascii="Calibri" w:cs="Calibri" w:eastAsia="Calibri" w:hAnsi="Calibri"/>
+                <w:b/>
+                <w:bCs/>
+                <w:color w:val="1A2733"/>
+                <w:sz w:val="21"/>
+                <w:szCs w:val="21"/>
+              </w:rPr>
+              <w:t xml:space="preserve">B.  </w:t>
+            </w:r>
+            <w:r>
+              <w:rPr>
+                <w:rFonts w:ascii="Calibri" w:cs="Calibri" w:eastAsia="Calibri" w:hAnsi="Calibri"/>
+                <w:color w:val="1A2733"/>
+                <w:sz w:val="21"/>
+                <w:szCs w:val="21"/>
+              </w:rPr>
+              <w:t xml:space="preserve">$2.50</w:t>
+            </w:r>
+          </w:p>
+          <w:p>
+            <w:pPr>
+              <w:spacing w:after="24"/>
+              <w:ind w:left="380"/>
+            </w:pPr>
+            <w:r>
+              <w:rPr>
+                <w:rFonts w:ascii="Calibri" w:cs="Calibri" w:eastAsia="Calibri" w:hAnsi="Calibri"/>
+                <w:color w:val="1FA6A2"/>
+                <w:sz w:val="22"/>
+                <w:szCs w:val="22"/>
+              </w:rPr>
+              <w:t xml:space="preserve">○  </w:t>
+            </w:r>
+            <w:r>
+              <w:rPr>
+                <w:rFonts w:ascii="Calibri" w:cs="Calibri" w:eastAsia="Calibri" w:hAnsi="Calibri"/>
+                <w:b/>
+                <w:bCs/>
+                <w:color w:val="1A2733"/>
+                <w:sz w:val="21"/>
+                <w:szCs w:val="21"/>
+              </w:rPr>
+              <w:t xml:space="preserve">C.  </w:t>
+            </w:r>
+            <w:r>
+              <w:rPr>
+                <w:rFonts w:ascii="Calibri" w:cs="Calibri" w:eastAsia="Calibri" w:hAnsi="Calibri"/>
+                <w:color w:val="1A2733"/>
+                <w:sz w:val="21"/>
+                <w:szCs w:val="21"/>
+              </w:rPr>
+              <w:t xml:space="preserve">$3.00</w:t>
+            </w:r>
+          </w:p>
+          <w:p>
+            <w:pPr>
+              <w:spacing w:after="24"/>
+              <w:ind w:left="380"/>
+            </w:pPr>
+            <w:r>
+              <w:rPr>
+                <w:rFonts w:ascii="Calibri" w:cs="Calibri" w:eastAsia="Calibri" w:hAnsi="Calibri"/>
+                <w:color w:val="1FA6A2"/>
+                <w:sz w:val="22"/>
+                <w:szCs w:val="22"/>
+              </w:rPr>
+              <w:t xml:space="preserve">○  </w:t>
+            </w:r>
+            <w:r>
+              <w:rPr>
+                <w:rFonts w:ascii="Calibri" w:cs="Calibri" w:eastAsia="Calibri" w:hAnsi="Calibri"/>
+                <w:b/>
+                <w:bCs/>
+                <w:color w:val="1A2733"/>
+                <w:sz w:val="21"/>
+                <w:szCs w:val="21"/>
+              </w:rPr>
+              <w:t xml:space="preserve">D.  </w:t>
+            </w:r>
+            <w:r>
+              <w:rPr>
+                <w:rFonts w:ascii="Calibri" w:cs="Calibri" w:eastAsia="Calibri" w:hAnsi="Calibri"/>
+                <w:color w:val="1A2733"/>
+                <w:sz w:val="21"/>
+                <w:szCs w:val="21"/>
+              </w:rPr>
+              <w:t xml:space="preserve">$22.50</w:t>
+            </w:r>
+          </w:p>
+        </w:tc>
+      </w:tr>
+    </w:tbl>
+    <w:p>
+      <w:pPr>
+        <w:spacing w:after="100"/>
+      </w:pPr>
+      <w:r>
+        <w:rPr>
+          <w:rFonts w:ascii="Calibri" w:cs="Calibri" w:eastAsia="Calibri" w:hAnsi="Calibri"/>
+          <w:color w:val="1A2733"/>
+          <w:sz w:val="21"/>
+          <w:szCs w:val="21"/>
+        </w:rPr>
+        <w:t xml:space="preserve"/>
+      </w:r>
+    </w:p>
+    <w:tbl>
+      <w:tblPr>
+        <w:tblW w:type="pct" w:w="100%"/>
+        <w:tblBorders>
+          <w:top w:val="single" w:color="C7D2DD" w:sz="6"/>
+          <w:left w:val="single" w:color="C7D2DD" w:sz="6"/>
+          <w:bottom w:val="single" w:color="C7D2DD" w:sz="6"/>
+          <w:right w:val="single" w:color="C7D2DD" w:sz="6"/>
+          <w:insideH w:val="none"/>
+          <w:insideV w:val="none"/>
+        </w:tblBorders>
+      </w:tblPr>
+      <w:tblGrid>
+        <w:gridCol w:w="100"/>
+      </w:tblGrid>
+      <w:tr>
+        <w:tc>
+          <w:tcPr>
+            <w:tcMar>
+              <w:top w:type="dxa" w:w="0"/>
+              <w:left w:type="dxa" w:w="0"/>
+              <w:bottom w:type="dxa" w:w="120"/>
+              <w:right w:type="dxa" w:w="160"/>
+            </w:tcMar>
+          </w:tcPr>
+          <w:p>
+            <w:pPr>
+              <w:shd w:fill="1FA6A2" w:color="auto" w:val="clear"/>
+              <w:tabs>
+                <w:tab w:val="right" w:pos="9000"/>
+              </w:tabs>
+              <w:spacing w:after="30" w:before="30"/>
+              <w:ind w:left="120" w:right="120"/>
+            </w:pPr>
+            <w:r>
+              <w:rPr>
+                <w:rFonts w:ascii="Calibri" w:cs="Calibri" w:eastAsia="Calibri" w:hAnsi="Calibri"/>
+                <w:b/>
+                <w:bCs/>
+                <w:color w:val="FFFFFF"/>
+                <w:sz w:val="18"/>
+                <w:szCs w:val="18"/>
+              </w:rPr>
+              <w:t xml:space="preserve">Item 2</w:t>
+            </w:r>
+            <w:r>
+              <w:rPr>
+                <w:rFonts w:ascii="Calibri" w:cs="Calibri" w:eastAsia="Calibri" w:hAnsi="Calibri"/>
+                <w:color w:val="FFFFFF"/>
+                <w:sz w:val="18"/>
+                <w:szCs w:val="18"/>
+              </w:rPr>
+              <w:t xml:space="preserve">   |   </w:t>
+            </w:r>
+            <w:r>
+              <w:rPr>
+                <w:rFonts w:ascii="Calibri" w:cs="Calibri" w:eastAsia="Calibri" w:hAnsi="Calibri"/>
+                <w:color w:val="FFFFFF"/>
+                <w:spacing w:val="14"/>
+                <w:sz w:val="16"/>
+                <w:szCs w:val="16"/>
+              </w:rPr>
+              <w:t xml:space="preserve">SELECTED RESPONSE</w:t>
+            </w:r>
+            <w:r>
+              <w:rPr>
+                <w:rFonts w:ascii="Calibri" w:cs="Calibri" w:eastAsia="Calibri" w:hAnsi="Calibri"/>
+              </w:rPr>
+              <w:t xml:space="preserve">	</w:t>
+            </w:r>
+            <w:r>
+              <w:rPr>
+                <w:rFonts w:ascii="Calibri" w:cs="Calibri" w:eastAsia="Calibri" w:hAnsi="Calibri"/>
+                <w:b/>
+                <w:bCs/>
+                <w:color w:val="FFFFFF"/>
+                <w:sz w:val="17"/>
+                <w:szCs w:val="17"/>
+              </w:rPr>
+              <w:t xml:space="preserve">6.RP.A.2</w:t>
+            </w:r>
+          </w:p>
+          <w:p>
+            <w:pPr>
+              <w:spacing w:after="30" w:before="90"/>
+              <w:ind w:left="140" w:right="120"/>
+            </w:pPr>
+            <w:r>
+              <w:rPr>
+                <w:rFonts w:ascii="Calibri" w:cs="Calibri" w:eastAsia="Calibri" w:hAnsi="Calibri"/>
+                <w:b/>
+                <w:bCs/>
+                <w:color w:val="1A2733"/>
+                <w:sz w:val="21"/>
+                <w:szCs w:val="21"/>
+              </w:rPr>
+              <w:t xml:space="preserve">Which situation has a unit rate of 4 per 1?</w:t>
+            </w:r>
+          </w:p>
+          <w:p>
+            <w:pPr>
+              <w:spacing w:after="60"/>
+              <w:ind w:left="140" w:right="120"/>
+            </w:pPr>
+            <w:r>
+              <w:rPr>
+                <w:rFonts w:ascii="Calibri" w:cs="Calibri" w:eastAsia="Calibri" w:hAnsi="Calibri"/>
+                <w:i/>
+                <w:iCs/>
+                <w:color w:val="5F6F80"/>
+                <w:sz w:val="18"/>
+                <w:szCs w:val="18"/>
+              </w:rPr>
+              <w:t xml:space="preserve">Select the correct answer.</w:t>
+            </w:r>
+          </w:p>
+          <w:p>
+            <w:pPr>
+              <w:spacing w:after="24"/>
+              <w:ind w:left="380"/>
+            </w:pPr>
+            <w:r>
+              <w:rPr>
+                <w:rFonts w:ascii="Calibri" w:cs="Calibri" w:eastAsia="Calibri" w:hAnsi="Calibri"/>
+                <w:color w:val="1FA6A2"/>
+                <w:sz w:val="22"/>
+                <w:szCs w:val="22"/>
+              </w:rPr>
+              <w:t xml:space="preserve">○  </w:t>
+            </w:r>
+            <w:r>
+              <w:rPr>
+                <w:rFonts w:ascii="Calibri" w:cs="Calibri" w:eastAsia="Calibri" w:hAnsi="Calibri"/>
+                <w:b/>
+                <w:bCs/>
+                <w:color w:val="1A2733"/>
+                <w:sz w:val="21"/>
+                <w:szCs w:val="21"/>
+              </w:rPr>
+              <w:t xml:space="preserve">A.  </w:t>
+            </w:r>
+            <w:r>
+              <w:rPr>
+                <w:rFonts w:ascii="Calibri" w:cs="Calibri" w:eastAsia="Calibri" w:hAnsi="Calibri"/>
+                <w:color w:val="1A2733"/>
+                <w:sz w:val="21"/>
+                <w:szCs w:val="21"/>
+              </w:rPr>
+              <w:t xml:space="preserve">8 pens for 4 boxes</w:t>
+            </w:r>
+          </w:p>
+          <w:p>
+            <w:pPr>
+              <w:spacing w:after="24"/>
+              <w:ind w:left="380"/>
+            </w:pPr>
+            <w:r>
+              <w:rPr>
+                <w:rFonts w:ascii="Calibri" w:cs="Calibri" w:eastAsia="Calibri" w:hAnsi="Calibri"/>
+                <w:color w:val="1FA6A2"/>
+                <w:sz w:val="22"/>
+                <w:szCs w:val="22"/>
+              </w:rPr>
+              <w:t xml:space="preserve">○  </w:t>
+            </w:r>
+            <w:r>
+              <w:rPr>
+                <w:rFonts w:ascii="Calibri" w:cs="Calibri" w:eastAsia="Calibri" w:hAnsi="Calibri"/>
+                <w:b/>
+                <w:bCs/>
+                <w:color w:val="1A2733"/>
+                <w:sz w:val="21"/>
+                <w:szCs w:val="21"/>
+              </w:rPr>
+              <w:t xml:space="preserve">B.  </w:t>
+            </w:r>
+            <w:r>
+              <w:rPr>
+                <w:rFonts w:ascii="Calibri" w:cs="Calibri" w:eastAsia="Calibri" w:hAnsi="Calibri"/>
+                <w:color w:val="1A2733"/>
+                <w:sz w:val="21"/>
+                <w:szCs w:val="21"/>
+              </w:rPr>
+              <w:t xml:space="preserve">4 pens for 8 boxes</w:t>
+            </w:r>
+          </w:p>
+          <w:p>
+            <w:pPr>
+              <w:spacing w:after="24"/>
+              <w:ind w:left="380"/>
+            </w:pPr>
+            <w:r>
+              <w:rPr>
+                <w:rFonts w:ascii="Calibri" w:cs="Calibri" w:eastAsia="Calibri" w:hAnsi="Calibri"/>
+                <w:color w:val="1FA6A2"/>
+                <w:sz w:val="22"/>
+                <w:szCs w:val="22"/>
+              </w:rPr>
+              <w:t xml:space="preserve">○  </w:t>
+            </w:r>
+            <w:r>
+              <w:rPr>
+                <w:rFonts w:ascii="Calibri" w:cs="Calibri" w:eastAsia="Calibri" w:hAnsi="Calibri"/>
+                <w:b/>
+                <w:bCs/>
+                <w:color w:val="1A2733"/>
+                <w:sz w:val="21"/>
+                <w:szCs w:val="21"/>
+              </w:rPr>
+              <w:t xml:space="preserve">C.  </w:t>
+            </w:r>
+            <w:r>
+              <w:rPr>
+                <w:rFonts w:ascii="Calibri" w:cs="Calibri" w:eastAsia="Calibri" w:hAnsi="Calibri"/>
+                <w:color w:val="1A2733"/>
+                <w:sz w:val="21"/>
+                <w:szCs w:val="21"/>
+              </w:rPr>
+              <w:t xml:space="preserve">12 pens for 4 boxes</w:t>
+            </w:r>
+          </w:p>
+          <w:p>
+            <w:pPr>
+              <w:spacing w:after="24"/>
+              <w:ind w:left="380"/>
+            </w:pPr>
+            <w:r>
+              <w:rPr>
+                <w:rFonts w:ascii="Calibri" w:cs="Calibri" w:eastAsia="Calibri" w:hAnsi="Calibri"/>
+                <w:color w:val="1FA6A2"/>
+                <w:sz w:val="22"/>
+                <w:szCs w:val="22"/>
+              </w:rPr>
+              <w:t xml:space="preserve">○  </w:t>
+            </w:r>
+            <w:r>
+              <w:rPr>
+                <w:rFonts w:ascii="Calibri" w:cs="Calibri" w:eastAsia="Calibri" w:hAnsi="Calibri"/>
+                <w:b/>
+                <w:bCs/>
+                <w:color w:val="1A2733"/>
+                <w:sz w:val="21"/>
+                <w:szCs w:val="21"/>
+              </w:rPr>
+              <w:t xml:space="preserve">D.  </w:t>
+            </w:r>
+            <w:r>
+              <w:rPr>
+                <w:rFonts w:ascii="Calibri" w:cs="Calibri" w:eastAsia="Calibri" w:hAnsi="Calibri"/>
+                <w:color w:val="1A2733"/>
+                <w:sz w:val="21"/>
+                <w:szCs w:val="21"/>
+              </w:rPr>
+              <w:t xml:space="preserve">4 pens for 4 boxes</w:t>
+            </w:r>
+          </w:p>
+        </w:tc>
+      </w:tr>
+    </w:tbl>
+    <w:p>
+      <w:pPr>
+        <w:spacing w:after="100"/>
+      </w:pPr>
+      <w:r>
+        <w:rPr>
+          <w:rFonts w:ascii="Calibri" w:cs="Calibri" w:eastAsia="Calibri" w:hAnsi="Calibri"/>
+          <w:color w:val="1A2733"/>
+          <w:sz w:val="21"/>
+          <w:szCs w:val="21"/>
+        </w:rPr>
+        <w:t xml:space="preserve"/>
+      </w:r>
+    </w:p>
+    <w:tbl>
+      <w:tblPr>
+        <w:tblW w:type="pct" w:w="100%"/>
+        <w:tblBorders>
+          <w:top w:val="single" w:color="C7D2DD" w:sz="6"/>
+          <w:left w:val="single" w:color="C7D2DD" w:sz="6"/>
+          <w:bottom w:val="single" w:color="C7D2DD" w:sz="6"/>
+          <w:right w:val="single" w:color="C7D2DD" w:sz="6"/>
+          <w:insideH w:val="none"/>
+          <w:insideV w:val="none"/>
+        </w:tblBorders>
+      </w:tblPr>
+      <w:tblGrid>
+        <w:gridCol w:w="100"/>
+      </w:tblGrid>
+      <w:tr>
+        <w:tc>
+          <w:tcPr>
+            <w:tcMar>
+              <w:top w:type="dxa" w:w="0"/>
+              <w:left w:type="dxa" w:w="0"/>
+              <w:bottom w:type="dxa" w:w="120"/>
+              <w:right w:type="dxa" w:w="160"/>
+            </w:tcMar>
+          </w:tcPr>
+          <w:p>
+            <w:pPr>
+              <w:shd w:fill="1FA6A2" w:color="auto" w:val="clear"/>
+              <w:tabs>
+                <w:tab w:val="right" w:pos="9000"/>
+              </w:tabs>
+              <w:spacing w:after="30" w:before="30"/>
+              <w:ind w:left="120" w:right="120"/>
+            </w:pPr>
+            <w:r>
+              <w:rPr>
+                <w:rFonts w:ascii="Calibri" w:cs="Calibri" w:eastAsia="Calibri" w:hAnsi="Calibri"/>
+                <w:b/>
+                <w:bCs/>
+                <w:color w:val="FFFFFF"/>
+                <w:sz w:val="18"/>
+                <w:szCs w:val="18"/>
+              </w:rPr>
+              <w:t xml:space="preserve">Item 3</w:t>
+            </w:r>
+            <w:r>
+              <w:rPr>
+                <w:rFonts w:ascii="Calibri" w:cs="Calibri" w:eastAsia="Calibri" w:hAnsi="Calibri"/>
+                <w:color w:val="FFFFFF"/>
+                <w:sz w:val="18"/>
+                <w:szCs w:val="18"/>
+              </w:rPr>
+              <w:t xml:space="preserve">   |   </w:t>
+            </w:r>
+            <w:r>
+              <w:rPr>
+                <w:rFonts w:ascii="Calibri" w:cs="Calibri" w:eastAsia="Calibri" w:hAnsi="Calibri"/>
+                <w:color w:val="FFFFFF"/>
+                <w:spacing w:val="14"/>
+                <w:sz w:val="16"/>
+                <w:szCs w:val="16"/>
+              </w:rPr>
+              <w:t xml:space="preserve">CONSTRUCTED RESPONSE</w:t>
+            </w:r>
+            <w:r>
+              <w:rPr>
+                <w:rFonts w:ascii="Calibri" w:cs="Calibri" w:eastAsia="Calibri" w:hAnsi="Calibri"/>
+              </w:rPr>
+              <w:t xml:space="preserve">	</w:t>
+            </w:r>
+            <w:r>
+              <w:rPr>
+                <w:rFonts w:ascii="Calibri" w:cs="Calibri" w:eastAsia="Calibri" w:hAnsi="Calibri"/>
+                <w:b/>
+                <w:bCs/>
+                <w:color w:val="FFFFFF"/>
+                <w:sz w:val="17"/>
+                <w:szCs w:val="17"/>
+              </w:rPr>
+              <w:t xml:space="preserve">6.RP.A.2</w:t>
+            </w:r>
+          </w:p>
+          <w:p>
+            <w:pPr>
+              <w:spacing w:after="30" w:before="90"/>
+              <w:ind w:left="140" w:right="120"/>
+            </w:pPr>
+            <w:r>
+              <w:rPr>
+                <w:rFonts w:ascii="Calibri" w:cs="Calibri" w:eastAsia="Calibri" w:hAnsi="Calibri"/>
+                <w:b/>
+                <w:bCs/>
+                <w:color w:val="1A2733"/>
+                <w:sz w:val="21"/>
+                <w:szCs w:val="21"/>
+              </w:rPr>
+              <w:t xml:space="preserve">A bus travels 150 miles in 5 hours at a steady speed. Fill in: the unit rate is ____ miles per hour.</w:t>
+            </w:r>
+          </w:p>
+          <w:p>
+            <w:pPr>
+              <w:spacing w:after="60"/>
+              <w:ind w:left="140" w:right="120"/>
+            </w:pPr>
+            <w:r>
+              <w:rPr>
+                <w:rFonts w:ascii="Calibri" w:cs="Calibri" w:eastAsia="Calibri" w:hAnsi="Calibri"/>
+                <w:i/>
+                <w:iCs/>
+                <w:color w:val="5F6F80"/>
+                <w:sz w:val="18"/>
+                <w:szCs w:val="18"/>
+              </w:rPr>
+              <w:t xml:space="preserve">Enter your answer in the space provided. Show your work.</w:t>
+            </w:r>
+          </w:p>
+          <w:p>
+            <w:pPr>
+              <w:pBdr>
+                <w:bottom w:val="single" w:color="AFBECC" w:sz="4" w:space="2"/>
+              </w:pBdr>
+              <w:spacing w:after="6" w:before="30" w:line="360"/>
+              <w:ind w:left="140" w:right="120"/>
+            </w:pPr>
+            <w:r>
+              <w:rPr>
+                <w:rFonts w:ascii="Calibri" w:cs="Calibri" w:eastAsia="Calibri" w:hAnsi="Calibri"/>
+                <w:color w:val="1A2733"/>
+                <w:sz w:val="21"/>
+                <w:szCs w:val="21"/>
+              </w:rPr>
+              <w:t xml:space="preserve"/>
+            </w:r>
+          </w:p>
+          <w:p>
+            <w:pPr>
+              <w:pBdr>
+                <w:bottom w:val="single" w:color="AFBECC" w:sz="4" w:space="2"/>
+              </w:pBdr>
+              <w:spacing w:after="0" w:line="360"/>
+              <w:ind w:left="140" w:right="120"/>
+            </w:pPr>
+            <w:r>
+              <w:rPr>
+                <w:rFonts w:ascii="Calibri" w:cs="Calibri" w:eastAsia="Calibri" w:hAnsi="Calibri"/>
+                <w:color w:val="1A2733"/>
+                <w:sz w:val="21"/>
+                <w:szCs w:val="21"/>
+              </w:rPr>
+              <w:t xml:space="preserve"/>
+            </w:r>
+          </w:p>
+        </w:tc>
+      </w:tr>
+    </w:tbl>
+    <w:p>
+      <w:pPr>
+        <w:spacing w:after="100"/>
+      </w:pPr>
+      <w:r>
+        <w:rPr>
+          <w:rFonts w:ascii="Calibri" w:cs="Calibri" w:eastAsia="Calibri" w:hAnsi="Calibri"/>
+          <w:color w:val="1A2733"/>
+          <w:sz w:val="21"/>
+          <w:szCs w:val="21"/>
+        </w:rPr>
+        <w:t xml:space="preserve"/>
       </w:r>
     </w:p>
     <w:p>
@@ -4374,312 +5328,789 @@
         <w:t xml:space="preserve">MCAP-Style Practice</w:t>
       </w:r>
     </w:p>
-    <w:p>
-      <w:pPr>
-        <w:spacing w:after="80"/>
-      </w:pPr>
-      <w:r>
-        <w:rPr>
-          <w:rFonts w:ascii="Calibri" w:cs="Calibri" w:eastAsia="Calibri" w:hAnsi="Calibri"/>
-          <w:i/>
-          <w:iCs/>
-          <w:color w:val="5F6F80"/>
-          <w:sz w:val="19"/>
-          <w:szCs w:val="19"/>
-        </w:rPr>
-        <w:t xml:space="preserve">Bubble the best answer or fill in the blank, just like on the test.</w:t>
-      </w:r>
-    </w:p>
-    <w:p>
-      <w:pPr>
-        <w:spacing w:after="40" w:before="120"/>
-      </w:pPr>
-      <w:r>
-        <w:rPr>
-          <w:rFonts w:ascii="Calibri" w:cs="Calibri" w:eastAsia="Calibri" w:hAnsi="Calibri"/>
-          <w:b/>
-          <w:bCs/>
-          <w:color w:val="12355B"/>
-          <w:sz w:val="21"/>
-          <w:szCs w:val="21"/>
-        </w:rPr>
-        <w:t xml:space="preserve">1.  </w:t>
-      </w:r>
-      <w:r>
-        <w:rPr>
-          <w:rFonts w:ascii="Calibri" w:cs="Calibri" w:eastAsia="Calibri" w:hAnsi="Calibri"/>
-          <w:color w:val="1A2733"/>
-          <w:sz w:val="21"/>
-          <w:szCs w:val="21"/>
-        </w:rPr>
-        <w:t xml:space="preserve">Which ratio is equivalent to 3:5?</w:t>
-      </w:r>
-    </w:p>
-    <w:p>
-      <w:pPr>
-        <w:spacing w:after="20"/>
-        <w:ind w:left="360"/>
-      </w:pPr>
-      <w:r>
-        <w:rPr>
-          <w:rFonts w:ascii="Calibri" w:cs="Calibri" w:eastAsia="Calibri" w:hAnsi="Calibri"/>
-          <w:color w:val="1A2733"/>
-          <w:sz w:val="20"/>
-          <w:szCs w:val="20"/>
-        </w:rPr>
-        <w:t xml:space="preserve">  ◯  A.  </w:t>
-      </w:r>
-      <w:r>
-        <w:rPr>
-          <w:rFonts w:ascii="Calibri" w:cs="Calibri" w:eastAsia="Calibri" w:hAnsi="Calibri"/>
-          <w:color w:val="1A2733"/>
-          <w:sz w:val="20"/>
-          <w:szCs w:val="20"/>
-        </w:rPr>
-        <w:t xml:space="preserve">5:3</w:t>
-      </w:r>
-    </w:p>
-    <w:p>
-      <w:pPr>
-        <w:spacing w:after="20"/>
-        <w:ind w:left="360"/>
-      </w:pPr>
-      <w:r>
-        <w:rPr>
-          <w:rFonts w:ascii="Calibri" w:cs="Calibri" w:eastAsia="Calibri" w:hAnsi="Calibri"/>
-          <w:color w:val="1A2733"/>
-          <w:sz w:val="20"/>
-          <w:szCs w:val="20"/>
-        </w:rPr>
-        <w:t xml:space="preserve">  ◯  B.  </w:t>
-      </w:r>
-      <w:r>
-        <w:rPr>
-          <w:rFonts w:ascii="Calibri" w:cs="Calibri" w:eastAsia="Calibri" w:hAnsi="Calibri"/>
-          <w:color w:val="1A2733"/>
-          <w:sz w:val="20"/>
-          <w:szCs w:val="20"/>
-        </w:rPr>
-        <w:t xml:space="preserve">6:8</w:t>
-      </w:r>
-    </w:p>
-    <w:p>
-      <w:pPr>
-        <w:spacing w:after="20"/>
-        <w:ind w:left="360"/>
-      </w:pPr>
-      <w:r>
-        <w:rPr>
-          <w:rFonts w:ascii="Calibri" w:cs="Calibri" w:eastAsia="Calibri" w:hAnsi="Calibri"/>
-          <w:color w:val="1A2733"/>
-          <w:sz w:val="20"/>
-          <w:szCs w:val="20"/>
-        </w:rPr>
-        <w:t xml:space="preserve">  ◯  C.  </w:t>
-      </w:r>
-      <w:r>
-        <w:rPr>
-          <w:rFonts w:ascii="Calibri" w:cs="Calibri" w:eastAsia="Calibri" w:hAnsi="Calibri"/>
-          <w:color w:val="1A2733"/>
-          <w:sz w:val="20"/>
-          <w:szCs w:val="20"/>
-        </w:rPr>
-        <w:t xml:space="preserve">9:15</w:t>
-      </w:r>
-    </w:p>
-    <w:p>
-      <w:pPr>
-        <w:spacing w:after="20"/>
-        <w:ind w:left="360"/>
-      </w:pPr>
-      <w:r>
-        <w:rPr>
-          <w:rFonts w:ascii="Calibri" w:cs="Calibri" w:eastAsia="Calibri" w:hAnsi="Calibri"/>
-          <w:color w:val="1A2733"/>
-          <w:sz w:val="20"/>
-          <w:szCs w:val="20"/>
-        </w:rPr>
-        <w:t xml:space="preserve">  ◯  D.  </w:t>
-      </w:r>
-      <w:r>
-        <w:rPr>
-          <w:rFonts w:ascii="Calibri" w:cs="Calibri" w:eastAsia="Calibri" w:hAnsi="Calibri"/>
-          <w:color w:val="1A2733"/>
-          <w:sz w:val="20"/>
-          <w:szCs w:val="20"/>
-        </w:rPr>
-        <w:t xml:space="preserve">8:10</w:t>
-      </w:r>
-    </w:p>
-    <w:p>
-      <w:pPr>
-        <w:spacing w:after="40" w:before="120"/>
-      </w:pPr>
-      <w:r>
-        <w:rPr>
-          <w:rFonts w:ascii="Calibri" w:cs="Calibri" w:eastAsia="Calibri" w:hAnsi="Calibri"/>
-          <w:b/>
-          <w:bCs/>
-          <w:color w:val="12355B"/>
-          <w:sz w:val="21"/>
-          <w:szCs w:val="21"/>
-        </w:rPr>
-        <w:t xml:space="preserve">2.  </w:t>
-      </w:r>
-      <w:r>
-        <w:rPr>
-          <w:rFonts w:ascii="Calibri" w:cs="Calibri" w:eastAsia="Calibri" w:hAnsi="Calibri"/>
-          <w:color w:val="1A2733"/>
-          <w:sz w:val="21"/>
-          <w:szCs w:val="21"/>
-        </w:rPr>
-        <w:t xml:space="preserve">A ratio table shows 2:6, 4:12, 6:?. What is the missing number?</w:t>
-      </w:r>
-    </w:p>
-    <w:p>
-      <w:pPr>
-        <w:spacing w:after="20"/>
-        <w:ind w:left="360"/>
-      </w:pPr>
-      <w:r>
-        <w:rPr>
-          <w:rFonts w:ascii="Calibri" w:cs="Calibri" w:eastAsia="Calibri" w:hAnsi="Calibri"/>
-          <w:color w:val="1A2733"/>
-          <w:sz w:val="20"/>
-          <w:szCs w:val="20"/>
-        </w:rPr>
-        <w:t xml:space="preserve">  ◯  A.  </w:t>
-      </w:r>
-      <w:r>
-        <w:rPr>
-          <w:rFonts w:ascii="Calibri" w:cs="Calibri" w:eastAsia="Calibri" w:hAnsi="Calibri"/>
-          <w:color w:val="1A2733"/>
-          <w:sz w:val="20"/>
-          <w:szCs w:val="20"/>
-        </w:rPr>
-        <w:t xml:space="preserve">14</w:t>
-      </w:r>
-    </w:p>
-    <w:p>
-      <w:pPr>
-        <w:spacing w:after="20"/>
-        <w:ind w:left="360"/>
-      </w:pPr>
-      <w:r>
-        <w:rPr>
-          <w:rFonts w:ascii="Calibri" w:cs="Calibri" w:eastAsia="Calibri" w:hAnsi="Calibri"/>
-          <w:color w:val="1A2733"/>
-          <w:sz w:val="20"/>
-          <w:szCs w:val="20"/>
-        </w:rPr>
-        <w:t xml:space="preserve">  ◯  B.  </w:t>
-      </w:r>
-      <w:r>
-        <w:rPr>
-          <w:rFonts w:ascii="Calibri" w:cs="Calibri" w:eastAsia="Calibri" w:hAnsi="Calibri"/>
-          <w:color w:val="1A2733"/>
-          <w:sz w:val="20"/>
-          <w:szCs w:val="20"/>
-        </w:rPr>
-        <w:t xml:space="preserve">16</w:t>
-      </w:r>
-    </w:p>
-    <w:p>
-      <w:pPr>
-        <w:spacing w:after="20"/>
-        <w:ind w:left="360"/>
-      </w:pPr>
-      <w:r>
-        <w:rPr>
-          <w:rFonts w:ascii="Calibri" w:cs="Calibri" w:eastAsia="Calibri" w:hAnsi="Calibri"/>
-          <w:color w:val="1A2733"/>
-          <w:sz w:val="20"/>
-          <w:szCs w:val="20"/>
-        </w:rPr>
-        <w:t xml:space="preserve">  ◯  C.  </w:t>
-      </w:r>
-      <w:r>
-        <w:rPr>
-          <w:rFonts w:ascii="Calibri" w:cs="Calibri" w:eastAsia="Calibri" w:hAnsi="Calibri"/>
-          <w:color w:val="1A2733"/>
-          <w:sz w:val="20"/>
-          <w:szCs w:val="20"/>
-        </w:rPr>
-        <w:t xml:space="preserve">18</w:t>
-      </w:r>
-    </w:p>
-    <w:p>
-      <w:pPr>
-        <w:spacing w:after="20"/>
-        <w:ind w:left="360"/>
-      </w:pPr>
-      <w:r>
-        <w:rPr>
-          <w:rFonts w:ascii="Calibri" w:cs="Calibri" w:eastAsia="Calibri" w:hAnsi="Calibri"/>
-          <w:color w:val="1A2733"/>
-          <w:sz w:val="20"/>
-          <w:szCs w:val="20"/>
-        </w:rPr>
-        <w:t xml:space="preserve">  ◯  D.  </w:t>
-      </w:r>
-      <w:r>
-        <w:rPr>
-          <w:rFonts w:ascii="Calibri" w:cs="Calibri" w:eastAsia="Calibri" w:hAnsi="Calibri"/>
-          <w:color w:val="1A2733"/>
-          <w:sz w:val="20"/>
-          <w:szCs w:val="20"/>
-        </w:rPr>
-        <w:t xml:space="preserve">20</w:t>
-      </w:r>
-    </w:p>
-    <w:p>
-      <w:pPr>
-        <w:spacing w:after="40" w:before="120"/>
-      </w:pPr>
-      <w:r>
-        <w:rPr>
-          <w:rFonts w:ascii="Calibri" w:cs="Calibri" w:eastAsia="Calibri" w:hAnsi="Calibri"/>
-          <w:b/>
-          <w:bCs/>
-          <w:color w:val="12355B"/>
-          <w:sz w:val="21"/>
-          <w:szCs w:val="21"/>
-        </w:rPr>
-        <w:t xml:space="preserve">3.  </w:t>
-      </w:r>
-      <w:r>
-        <w:rPr>
-          <w:rFonts w:ascii="Calibri" w:cs="Calibri" w:eastAsia="Calibri" w:hAnsi="Calibri"/>
-          <w:color w:val="1A2733"/>
-          <w:sz w:val="21"/>
-          <w:szCs w:val="21"/>
-        </w:rPr>
-        <w:t xml:space="preserve">The ratio of teachers to students is 1:18. Fill in: 4 teachers go with ____ students.</w:t>
-      </w:r>
-    </w:p>
-    <w:p>
-      <w:pPr>
-        <w:spacing w:after="30" w:before="30"/>
-      </w:pPr>
-      <w:r>
-        <w:rPr>
-          <w:rFonts w:ascii="Calibri" w:cs="Calibri" w:eastAsia="Calibri" w:hAnsi="Calibri"/>
-          <w:b/>
-          <w:bCs/>
-          <w:color w:val="5F6F80"/>
-          <w:sz w:val="20"/>
-          <w:szCs w:val="20"/>
-        </w:rPr>
-        <w:t xml:space="preserve">Answer: </w:t>
-      </w:r>
-      <w:r>
-        <w:rPr>
-          <w:rFonts w:ascii="Calibri" w:cs="Calibri" w:eastAsia="Calibri" w:hAnsi="Calibri"/>
-          <w:color w:val="5F6F80"/>
-          <w:sz w:val="20"/>
-          <w:szCs w:val="20"/>
-        </w:rPr>
-        <w:t xml:space="preserve">____________________________</w:t>
+    <w:tbl>
+      <w:tblPr>
+        <w:tblW w:type="pct" w:w="100%"/>
+        <w:tblBorders>
+          <w:top w:val="single" w:color="BBD0DE" w:sz="6"/>
+          <w:left w:val="single" w:color="BBD0DE" w:sz="6"/>
+          <w:bottom w:val="single" w:color="BBD0DE" w:sz="6"/>
+          <w:right w:val="single" w:color="BBD0DE" w:sz="6"/>
+          <w:insideH w:val="none"/>
+          <w:insideV w:val="none"/>
+        </w:tblBorders>
+      </w:tblPr>
+      <w:tblGrid>
+        <w:gridCol w:w="100"/>
+      </w:tblGrid>
+      <w:tr>
+        <w:tc>
+          <w:tcPr>
+            <w:shd w:fill="EEF4F8" w:color="auto" w:val="clear"/>
+            <w:tcMar>
+              <w:top w:type="dxa" w:w="120"/>
+              <w:left w:type="dxa" w:w="160"/>
+              <w:bottom w:type="dxa" w:w="120"/>
+              <w:right w:type="dxa" w:w="160"/>
+            </w:tcMar>
+          </w:tcPr>
+          <w:p>
+            <w:pPr>
+              <w:spacing w:after="30"/>
+            </w:pPr>
+            <w:r>
+              <w:rPr>
+                <w:rFonts w:ascii="Calibri" w:cs="Calibri" w:eastAsia="Calibri" w:hAnsi="Calibri"/>
+                <w:b/>
+                <w:bCs/>
+                <w:color w:val="12355B"/>
+                <w:sz w:val="19"/>
+                <w:szCs w:val="19"/>
+              </w:rPr>
+              <w:t xml:space="preserve">Directions</w:t>
+            </w:r>
+          </w:p>
+          <w:p>
+            <w:r>
+              <w:rPr>
+                <w:rFonts w:ascii="Calibri" w:cs="Calibri" w:eastAsia="Calibri" w:hAnsi="Calibri"/>
+                <w:color w:val="1A2733"/>
+                <w:sz w:val="19"/>
+                <w:szCs w:val="19"/>
+              </w:rPr>
+              <w:t xml:space="preserve">Read each item carefully and answer it the way you would on the MCAP. For selected-response items, fill in the circle (○) next to the correct answer. For constructed-response items, enter your answer and show your work. Every item below assesses standard 6.RP.A.3a.</w:t>
+            </w:r>
+          </w:p>
+        </w:tc>
+      </w:tr>
+    </w:tbl>
+    <w:p>
+      <w:pPr>
+        <w:spacing w:after="120"/>
+      </w:pPr>
+      <w:r>
+        <w:rPr>
+          <w:rFonts w:ascii="Calibri" w:cs="Calibri" w:eastAsia="Calibri" w:hAnsi="Calibri"/>
+          <w:color w:val="1A2733"/>
+          <w:sz w:val="21"/>
+          <w:szCs w:val="21"/>
+        </w:rPr>
+        <w:t xml:space="preserve"/>
+      </w:r>
+    </w:p>
+    <w:tbl>
+      <w:tblPr>
+        <w:tblW w:type="pct" w:w="100%"/>
+        <w:tblBorders>
+          <w:top w:val="single" w:color="C7D2DD" w:sz="6"/>
+          <w:left w:val="single" w:color="C7D2DD" w:sz="6"/>
+          <w:bottom w:val="single" w:color="C7D2DD" w:sz="6"/>
+          <w:right w:val="single" w:color="C7D2DD" w:sz="6"/>
+          <w:insideH w:val="none"/>
+          <w:insideV w:val="none"/>
+        </w:tblBorders>
+      </w:tblPr>
+      <w:tblGrid>
+        <w:gridCol w:w="100"/>
+      </w:tblGrid>
+      <w:tr>
+        <w:tc>
+          <w:tcPr>
+            <w:tcMar>
+              <w:top w:type="dxa" w:w="0"/>
+              <w:left w:type="dxa" w:w="0"/>
+              <w:bottom w:type="dxa" w:w="120"/>
+              <w:right w:type="dxa" w:w="160"/>
+            </w:tcMar>
+          </w:tcPr>
+          <w:p>
+            <w:pPr>
+              <w:shd w:fill="1FA6A2" w:color="auto" w:val="clear"/>
+              <w:tabs>
+                <w:tab w:val="right" w:pos="9000"/>
+              </w:tabs>
+              <w:spacing w:after="30" w:before="30"/>
+              <w:ind w:left="120" w:right="120"/>
+            </w:pPr>
+            <w:r>
+              <w:rPr>
+                <w:rFonts w:ascii="Calibri" w:cs="Calibri" w:eastAsia="Calibri" w:hAnsi="Calibri"/>
+                <w:b/>
+                <w:bCs/>
+                <w:color w:val="FFFFFF"/>
+                <w:sz w:val="18"/>
+                <w:szCs w:val="18"/>
+              </w:rPr>
+              <w:t xml:space="preserve">Item 1</w:t>
+            </w:r>
+            <w:r>
+              <w:rPr>
+                <w:rFonts w:ascii="Calibri" w:cs="Calibri" w:eastAsia="Calibri" w:hAnsi="Calibri"/>
+                <w:color w:val="FFFFFF"/>
+                <w:sz w:val="18"/>
+                <w:szCs w:val="18"/>
+              </w:rPr>
+              <w:t xml:space="preserve">   |   </w:t>
+            </w:r>
+            <w:r>
+              <w:rPr>
+                <w:rFonts w:ascii="Calibri" w:cs="Calibri" w:eastAsia="Calibri" w:hAnsi="Calibri"/>
+                <w:color w:val="FFFFFF"/>
+                <w:spacing w:val="14"/>
+                <w:sz w:val="16"/>
+                <w:szCs w:val="16"/>
+              </w:rPr>
+              <w:t xml:space="preserve">SELECTED RESPONSE</w:t>
+            </w:r>
+            <w:r>
+              <w:rPr>
+                <w:rFonts w:ascii="Calibri" w:cs="Calibri" w:eastAsia="Calibri" w:hAnsi="Calibri"/>
+              </w:rPr>
+              <w:t xml:space="preserve">	</w:t>
+            </w:r>
+            <w:r>
+              <w:rPr>
+                <w:rFonts w:ascii="Calibri" w:cs="Calibri" w:eastAsia="Calibri" w:hAnsi="Calibri"/>
+                <w:b/>
+                <w:bCs/>
+                <w:color w:val="FFFFFF"/>
+                <w:sz w:val="17"/>
+                <w:szCs w:val="17"/>
+              </w:rPr>
+              <w:t xml:space="preserve">6.RP.A.3a</w:t>
+            </w:r>
+          </w:p>
+          <w:p>
+            <w:pPr>
+              <w:spacing w:after="30" w:before="90"/>
+              <w:ind w:left="140" w:right="120"/>
+            </w:pPr>
+            <w:r>
+              <w:rPr>
+                <w:rFonts w:ascii="Calibri" w:cs="Calibri" w:eastAsia="Calibri" w:hAnsi="Calibri"/>
+                <w:b/>
+                <w:bCs/>
+                <w:color w:val="1A2733"/>
+                <w:sz w:val="21"/>
+                <w:szCs w:val="21"/>
+              </w:rPr>
+              <w:t xml:space="preserve">Which ratio is equivalent to 3:5?</w:t>
+            </w:r>
+          </w:p>
+          <w:p>
+            <w:pPr>
+              <w:spacing w:after="60"/>
+              <w:ind w:left="140" w:right="120"/>
+            </w:pPr>
+            <w:r>
+              <w:rPr>
+                <w:rFonts w:ascii="Calibri" w:cs="Calibri" w:eastAsia="Calibri" w:hAnsi="Calibri"/>
+                <w:i/>
+                <w:iCs/>
+                <w:color w:val="5F6F80"/>
+                <w:sz w:val="18"/>
+                <w:szCs w:val="18"/>
+              </w:rPr>
+              <w:t xml:space="preserve">Select the correct answer.</w:t>
+            </w:r>
+          </w:p>
+          <w:p>
+            <w:pPr>
+              <w:spacing w:after="24"/>
+              <w:ind w:left="380"/>
+            </w:pPr>
+            <w:r>
+              <w:rPr>
+                <w:rFonts w:ascii="Calibri" w:cs="Calibri" w:eastAsia="Calibri" w:hAnsi="Calibri"/>
+                <w:color w:val="1FA6A2"/>
+                <w:sz w:val="22"/>
+                <w:szCs w:val="22"/>
+              </w:rPr>
+              <w:t xml:space="preserve">○  </w:t>
+            </w:r>
+            <w:r>
+              <w:rPr>
+                <w:rFonts w:ascii="Calibri" w:cs="Calibri" w:eastAsia="Calibri" w:hAnsi="Calibri"/>
+                <w:b/>
+                <w:bCs/>
+                <w:color w:val="1A2733"/>
+                <w:sz w:val="21"/>
+                <w:szCs w:val="21"/>
+              </w:rPr>
+              <w:t xml:space="preserve">A.  </w:t>
+            </w:r>
+            <w:r>
+              <w:rPr>
+                <w:rFonts w:ascii="Calibri" w:cs="Calibri" w:eastAsia="Calibri" w:hAnsi="Calibri"/>
+                <w:color w:val="1A2733"/>
+                <w:sz w:val="21"/>
+                <w:szCs w:val="21"/>
+              </w:rPr>
+              <w:t xml:space="preserve">5:3</w:t>
+            </w:r>
+          </w:p>
+          <w:p>
+            <w:pPr>
+              <w:spacing w:after="24"/>
+              <w:ind w:left="380"/>
+            </w:pPr>
+            <w:r>
+              <w:rPr>
+                <w:rFonts w:ascii="Calibri" w:cs="Calibri" w:eastAsia="Calibri" w:hAnsi="Calibri"/>
+                <w:color w:val="1FA6A2"/>
+                <w:sz w:val="22"/>
+                <w:szCs w:val="22"/>
+              </w:rPr>
+              <w:t xml:space="preserve">○  </w:t>
+            </w:r>
+            <w:r>
+              <w:rPr>
+                <w:rFonts w:ascii="Calibri" w:cs="Calibri" w:eastAsia="Calibri" w:hAnsi="Calibri"/>
+                <w:b/>
+                <w:bCs/>
+                <w:color w:val="1A2733"/>
+                <w:sz w:val="21"/>
+                <w:szCs w:val="21"/>
+              </w:rPr>
+              <w:t xml:space="preserve">B.  </w:t>
+            </w:r>
+            <w:r>
+              <w:rPr>
+                <w:rFonts w:ascii="Calibri" w:cs="Calibri" w:eastAsia="Calibri" w:hAnsi="Calibri"/>
+                <w:color w:val="1A2733"/>
+                <w:sz w:val="21"/>
+                <w:szCs w:val="21"/>
+              </w:rPr>
+              <w:t xml:space="preserve">6:8</w:t>
+            </w:r>
+          </w:p>
+          <w:p>
+            <w:pPr>
+              <w:spacing w:after="24"/>
+              <w:ind w:left="380"/>
+            </w:pPr>
+            <w:r>
+              <w:rPr>
+                <w:rFonts w:ascii="Calibri" w:cs="Calibri" w:eastAsia="Calibri" w:hAnsi="Calibri"/>
+                <w:color w:val="1FA6A2"/>
+                <w:sz w:val="22"/>
+                <w:szCs w:val="22"/>
+              </w:rPr>
+              <w:t xml:space="preserve">○  </w:t>
+            </w:r>
+            <w:r>
+              <w:rPr>
+                <w:rFonts w:ascii="Calibri" w:cs="Calibri" w:eastAsia="Calibri" w:hAnsi="Calibri"/>
+                <w:b/>
+                <w:bCs/>
+                <w:color w:val="1A2733"/>
+                <w:sz w:val="21"/>
+                <w:szCs w:val="21"/>
+              </w:rPr>
+              <w:t xml:space="preserve">C.  </w:t>
+            </w:r>
+            <w:r>
+              <w:rPr>
+                <w:rFonts w:ascii="Calibri" w:cs="Calibri" w:eastAsia="Calibri" w:hAnsi="Calibri"/>
+                <w:color w:val="1A2733"/>
+                <w:sz w:val="21"/>
+                <w:szCs w:val="21"/>
+              </w:rPr>
+              <w:t xml:space="preserve">9:15</w:t>
+            </w:r>
+          </w:p>
+          <w:p>
+            <w:pPr>
+              <w:spacing w:after="24"/>
+              <w:ind w:left="380"/>
+            </w:pPr>
+            <w:r>
+              <w:rPr>
+                <w:rFonts w:ascii="Calibri" w:cs="Calibri" w:eastAsia="Calibri" w:hAnsi="Calibri"/>
+                <w:color w:val="1FA6A2"/>
+                <w:sz w:val="22"/>
+                <w:szCs w:val="22"/>
+              </w:rPr>
+              <w:t xml:space="preserve">○  </w:t>
+            </w:r>
+            <w:r>
+              <w:rPr>
+                <w:rFonts w:ascii="Calibri" w:cs="Calibri" w:eastAsia="Calibri" w:hAnsi="Calibri"/>
+                <w:b/>
+                <w:bCs/>
+                <w:color w:val="1A2733"/>
+                <w:sz w:val="21"/>
+                <w:szCs w:val="21"/>
+              </w:rPr>
+              <w:t xml:space="preserve">D.  </w:t>
+            </w:r>
+            <w:r>
+              <w:rPr>
+                <w:rFonts w:ascii="Calibri" w:cs="Calibri" w:eastAsia="Calibri" w:hAnsi="Calibri"/>
+                <w:color w:val="1A2733"/>
+                <w:sz w:val="21"/>
+                <w:szCs w:val="21"/>
+              </w:rPr>
+              <w:t xml:space="preserve">8:10</w:t>
+            </w:r>
+          </w:p>
+        </w:tc>
+      </w:tr>
+    </w:tbl>
+    <w:p>
+      <w:pPr>
+        <w:spacing w:after="100"/>
+      </w:pPr>
+      <w:r>
+        <w:rPr>
+          <w:rFonts w:ascii="Calibri" w:cs="Calibri" w:eastAsia="Calibri" w:hAnsi="Calibri"/>
+          <w:color w:val="1A2733"/>
+          <w:sz w:val="21"/>
+          <w:szCs w:val="21"/>
+        </w:rPr>
+        <w:t xml:space="preserve"/>
+      </w:r>
+    </w:p>
+    <w:tbl>
+      <w:tblPr>
+        <w:tblW w:type="pct" w:w="100%"/>
+        <w:tblBorders>
+          <w:top w:val="single" w:color="C7D2DD" w:sz="6"/>
+          <w:left w:val="single" w:color="C7D2DD" w:sz="6"/>
+          <w:bottom w:val="single" w:color="C7D2DD" w:sz="6"/>
+          <w:right w:val="single" w:color="C7D2DD" w:sz="6"/>
+          <w:insideH w:val="none"/>
+          <w:insideV w:val="none"/>
+        </w:tblBorders>
+      </w:tblPr>
+      <w:tblGrid>
+        <w:gridCol w:w="100"/>
+      </w:tblGrid>
+      <w:tr>
+        <w:tc>
+          <w:tcPr>
+            <w:tcMar>
+              <w:top w:type="dxa" w:w="0"/>
+              <w:left w:type="dxa" w:w="0"/>
+              <w:bottom w:type="dxa" w:w="120"/>
+              <w:right w:type="dxa" w:w="160"/>
+            </w:tcMar>
+          </w:tcPr>
+          <w:p>
+            <w:pPr>
+              <w:shd w:fill="1FA6A2" w:color="auto" w:val="clear"/>
+              <w:tabs>
+                <w:tab w:val="right" w:pos="9000"/>
+              </w:tabs>
+              <w:spacing w:after="30" w:before="30"/>
+              <w:ind w:left="120" w:right="120"/>
+            </w:pPr>
+            <w:r>
+              <w:rPr>
+                <w:rFonts w:ascii="Calibri" w:cs="Calibri" w:eastAsia="Calibri" w:hAnsi="Calibri"/>
+                <w:b/>
+                <w:bCs/>
+                <w:color w:val="FFFFFF"/>
+                <w:sz w:val="18"/>
+                <w:szCs w:val="18"/>
+              </w:rPr>
+              <w:t xml:space="preserve">Item 2</w:t>
+            </w:r>
+            <w:r>
+              <w:rPr>
+                <w:rFonts w:ascii="Calibri" w:cs="Calibri" w:eastAsia="Calibri" w:hAnsi="Calibri"/>
+                <w:color w:val="FFFFFF"/>
+                <w:sz w:val="18"/>
+                <w:szCs w:val="18"/>
+              </w:rPr>
+              <w:t xml:space="preserve">   |   </w:t>
+            </w:r>
+            <w:r>
+              <w:rPr>
+                <w:rFonts w:ascii="Calibri" w:cs="Calibri" w:eastAsia="Calibri" w:hAnsi="Calibri"/>
+                <w:color w:val="FFFFFF"/>
+                <w:spacing w:val="14"/>
+                <w:sz w:val="16"/>
+                <w:szCs w:val="16"/>
+              </w:rPr>
+              <w:t xml:space="preserve">SELECTED RESPONSE</w:t>
+            </w:r>
+            <w:r>
+              <w:rPr>
+                <w:rFonts w:ascii="Calibri" w:cs="Calibri" w:eastAsia="Calibri" w:hAnsi="Calibri"/>
+              </w:rPr>
+              <w:t xml:space="preserve">	</w:t>
+            </w:r>
+            <w:r>
+              <w:rPr>
+                <w:rFonts w:ascii="Calibri" w:cs="Calibri" w:eastAsia="Calibri" w:hAnsi="Calibri"/>
+                <w:b/>
+                <w:bCs/>
+                <w:color w:val="FFFFFF"/>
+                <w:sz w:val="17"/>
+                <w:szCs w:val="17"/>
+              </w:rPr>
+              <w:t xml:space="preserve">6.RP.A.3a</w:t>
+            </w:r>
+          </w:p>
+          <w:p>
+            <w:pPr>
+              <w:spacing w:after="30" w:before="90"/>
+              <w:ind w:left="140" w:right="120"/>
+            </w:pPr>
+            <w:r>
+              <w:rPr>
+                <w:rFonts w:ascii="Calibri" w:cs="Calibri" w:eastAsia="Calibri" w:hAnsi="Calibri"/>
+                <w:b/>
+                <w:bCs/>
+                <w:color w:val="1A2733"/>
+                <w:sz w:val="21"/>
+                <w:szCs w:val="21"/>
+              </w:rPr>
+              <w:t xml:space="preserve">A ratio table shows 2:6, 4:12, 6:?. What is the missing number?</w:t>
+            </w:r>
+          </w:p>
+          <w:p>
+            <w:pPr>
+              <w:spacing w:after="60"/>
+              <w:ind w:left="140" w:right="120"/>
+            </w:pPr>
+            <w:r>
+              <w:rPr>
+                <w:rFonts w:ascii="Calibri" w:cs="Calibri" w:eastAsia="Calibri" w:hAnsi="Calibri"/>
+                <w:i/>
+                <w:iCs/>
+                <w:color w:val="5F6F80"/>
+                <w:sz w:val="18"/>
+                <w:szCs w:val="18"/>
+              </w:rPr>
+              <w:t xml:space="preserve">Select the correct answer.</w:t>
+            </w:r>
+          </w:p>
+          <w:p>
+            <w:pPr>
+              <w:spacing w:after="24"/>
+              <w:ind w:left="380"/>
+            </w:pPr>
+            <w:r>
+              <w:rPr>
+                <w:rFonts w:ascii="Calibri" w:cs="Calibri" w:eastAsia="Calibri" w:hAnsi="Calibri"/>
+                <w:color w:val="1FA6A2"/>
+                <w:sz w:val="22"/>
+                <w:szCs w:val="22"/>
+              </w:rPr>
+              <w:t xml:space="preserve">○  </w:t>
+            </w:r>
+            <w:r>
+              <w:rPr>
+                <w:rFonts w:ascii="Calibri" w:cs="Calibri" w:eastAsia="Calibri" w:hAnsi="Calibri"/>
+                <w:b/>
+                <w:bCs/>
+                <w:color w:val="1A2733"/>
+                <w:sz w:val="21"/>
+                <w:szCs w:val="21"/>
+              </w:rPr>
+              <w:t xml:space="preserve">A.  </w:t>
+            </w:r>
+            <w:r>
+              <w:rPr>
+                <w:rFonts w:ascii="Calibri" w:cs="Calibri" w:eastAsia="Calibri" w:hAnsi="Calibri"/>
+                <w:color w:val="1A2733"/>
+                <w:sz w:val="21"/>
+                <w:szCs w:val="21"/>
+              </w:rPr>
+              <w:t xml:space="preserve">14</w:t>
+            </w:r>
+          </w:p>
+          <w:p>
+            <w:pPr>
+              <w:spacing w:after="24"/>
+              <w:ind w:left="380"/>
+            </w:pPr>
+            <w:r>
+              <w:rPr>
+                <w:rFonts w:ascii="Calibri" w:cs="Calibri" w:eastAsia="Calibri" w:hAnsi="Calibri"/>
+                <w:color w:val="1FA6A2"/>
+                <w:sz w:val="22"/>
+                <w:szCs w:val="22"/>
+              </w:rPr>
+              <w:t xml:space="preserve">○  </w:t>
+            </w:r>
+            <w:r>
+              <w:rPr>
+                <w:rFonts w:ascii="Calibri" w:cs="Calibri" w:eastAsia="Calibri" w:hAnsi="Calibri"/>
+                <w:b/>
+                <w:bCs/>
+                <w:color w:val="1A2733"/>
+                <w:sz w:val="21"/>
+                <w:szCs w:val="21"/>
+              </w:rPr>
+              <w:t xml:space="preserve">B.  </w:t>
+            </w:r>
+            <w:r>
+              <w:rPr>
+                <w:rFonts w:ascii="Calibri" w:cs="Calibri" w:eastAsia="Calibri" w:hAnsi="Calibri"/>
+                <w:color w:val="1A2733"/>
+                <w:sz w:val="21"/>
+                <w:szCs w:val="21"/>
+              </w:rPr>
+              <w:t xml:space="preserve">16</w:t>
+            </w:r>
+          </w:p>
+          <w:p>
+            <w:pPr>
+              <w:spacing w:after="24"/>
+              <w:ind w:left="380"/>
+            </w:pPr>
+            <w:r>
+              <w:rPr>
+                <w:rFonts w:ascii="Calibri" w:cs="Calibri" w:eastAsia="Calibri" w:hAnsi="Calibri"/>
+                <w:color w:val="1FA6A2"/>
+                <w:sz w:val="22"/>
+                <w:szCs w:val="22"/>
+              </w:rPr>
+              <w:t xml:space="preserve">○  </w:t>
+            </w:r>
+            <w:r>
+              <w:rPr>
+                <w:rFonts w:ascii="Calibri" w:cs="Calibri" w:eastAsia="Calibri" w:hAnsi="Calibri"/>
+                <w:b/>
+                <w:bCs/>
+                <w:color w:val="1A2733"/>
+                <w:sz w:val="21"/>
+                <w:szCs w:val="21"/>
+              </w:rPr>
+              <w:t xml:space="preserve">C.  </w:t>
+            </w:r>
+            <w:r>
+              <w:rPr>
+                <w:rFonts w:ascii="Calibri" w:cs="Calibri" w:eastAsia="Calibri" w:hAnsi="Calibri"/>
+                <w:color w:val="1A2733"/>
+                <w:sz w:val="21"/>
+                <w:szCs w:val="21"/>
+              </w:rPr>
+              <w:t xml:space="preserve">18</w:t>
+            </w:r>
+          </w:p>
+          <w:p>
+            <w:pPr>
+              <w:spacing w:after="24"/>
+              <w:ind w:left="380"/>
+            </w:pPr>
+            <w:r>
+              <w:rPr>
+                <w:rFonts w:ascii="Calibri" w:cs="Calibri" w:eastAsia="Calibri" w:hAnsi="Calibri"/>
+                <w:color w:val="1FA6A2"/>
+                <w:sz w:val="22"/>
+                <w:szCs w:val="22"/>
+              </w:rPr>
+              <w:t xml:space="preserve">○  </w:t>
+            </w:r>
+            <w:r>
+              <w:rPr>
+                <w:rFonts w:ascii="Calibri" w:cs="Calibri" w:eastAsia="Calibri" w:hAnsi="Calibri"/>
+                <w:b/>
+                <w:bCs/>
+                <w:color w:val="1A2733"/>
+                <w:sz w:val="21"/>
+                <w:szCs w:val="21"/>
+              </w:rPr>
+              <w:t xml:space="preserve">D.  </w:t>
+            </w:r>
+            <w:r>
+              <w:rPr>
+                <w:rFonts w:ascii="Calibri" w:cs="Calibri" w:eastAsia="Calibri" w:hAnsi="Calibri"/>
+                <w:color w:val="1A2733"/>
+                <w:sz w:val="21"/>
+                <w:szCs w:val="21"/>
+              </w:rPr>
+              <w:t xml:space="preserve">20</w:t>
+            </w:r>
+          </w:p>
+        </w:tc>
+      </w:tr>
+    </w:tbl>
+    <w:p>
+      <w:pPr>
+        <w:spacing w:after="100"/>
+      </w:pPr>
+      <w:r>
+        <w:rPr>
+          <w:rFonts w:ascii="Calibri" w:cs="Calibri" w:eastAsia="Calibri" w:hAnsi="Calibri"/>
+          <w:color w:val="1A2733"/>
+          <w:sz w:val="21"/>
+          <w:szCs w:val="21"/>
+        </w:rPr>
+        <w:t xml:space="preserve"/>
+      </w:r>
+    </w:p>
+    <w:tbl>
+      <w:tblPr>
+        <w:tblW w:type="pct" w:w="100%"/>
+        <w:tblBorders>
+          <w:top w:val="single" w:color="C7D2DD" w:sz="6"/>
+          <w:left w:val="single" w:color="C7D2DD" w:sz="6"/>
+          <w:bottom w:val="single" w:color="C7D2DD" w:sz="6"/>
+          <w:right w:val="single" w:color="C7D2DD" w:sz="6"/>
+          <w:insideH w:val="none"/>
+          <w:insideV w:val="none"/>
+        </w:tblBorders>
+      </w:tblPr>
+      <w:tblGrid>
+        <w:gridCol w:w="100"/>
+      </w:tblGrid>
+      <w:tr>
+        <w:tc>
+          <w:tcPr>
+            <w:tcMar>
+              <w:top w:type="dxa" w:w="0"/>
+              <w:left w:type="dxa" w:w="0"/>
+              <w:bottom w:type="dxa" w:w="120"/>
+              <w:right w:type="dxa" w:w="160"/>
+            </w:tcMar>
+          </w:tcPr>
+          <w:p>
+            <w:pPr>
+              <w:shd w:fill="1FA6A2" w:color="auto" w:val="clear"/>
+              <w:tabs>
+                <w:tab w:val="right" w:pos="9000"/>
+              </w:tabs>
+              <w:spacing w:after="30" w:before="30"/>
+              <w:ind w:left="120" w:right="120"/>
+            </w:pPr>
+            <w:r>
+              <w:rPr>
+                <w:rFonts w:ascii="Calibri" w:cs="Calibri" w:eastAsia="Calibri" w:hAnsi="Calibri"/>
+                <w:b/>
+                <w:bCs/>
+                <w:color w:val="FFFFFF"/>
+                <w:sz w:val="18"/>
+                <w:szCs w:val="18"/>
+              </w:rPr>
+              <w:t xml:space="preserve">Item 3</w:t>
+            </w:r>
+            <w:r>
+              <w:rPr>
+                <w:rFonts w:ascii="Calibri" w:cs="Calibri" w:eastAsia="Calibri" w:hAnsi="Calibri"/>
+                <w:color w:val="FFFFFF"/>
+                <w:sz w:val="18"/>
+                <w:szCs w:val="18"/>
+              </w:rPr>
+              <w:t xml:space="preserve">   |   </w:t>
+            </w:r>
+            <w:r>
+              <w:rPr>
+                <w:rFonts w:ascii="Calibri" w:cs="Calibri" w:eastAsia="Calibri" w:hAnsi="Calibri"/>
+                <w:color w:val="FFFFFF"/>
+                <w:spacing w:val="14"/>
+                <w:sz w:val="16"/>
+                <w:szCs w:val="16"/>
+              </w:rPr>
+              <w:t xml:space="preserve">CONSTRUCTED RESPONSE</w:t>
+            </w:r>
+            <w:r>
+              <w:rPr>
+                <w:rFonts w:ascii="Calibri" w:cs="Calibri" w:eastAsia="Calibri" w:hAnsi="Calibri"/>
+              </w:rPr>
+              <w:t xml:space="preserve">	</w:t>
+            </w:r>
+            <w:r>
+              <w:rPr>
+                <w:rFonts w:ascii="Calibri" w:cs="Calibri" w:eastAsia="Calibri" w:hAnsi="Calibri"/>
+                <w:b/>
+                <w:bCs/>
+                <w:color w:val="FFFFFF"/>
+                <w:sz w:val="17"/>
+                <w:szCs w:val="17"/>
+              </w:rPr>
+              <w:t xml:space="preserve">6.RP.A.3a</w:t>
+            </w:r>
+          </w:p>
+          <w:p>
+            <w:pPr>
+              <w:spacing w:after="30" w:before="90"/>
+              <w:ind w:left="140" w:right="120"/>
+            </w:pPr>
+            <w:r>
+              <w:rPr>
+                <w:rFonts w:ascii="Calibri" w:cs="Calibri" w:eastAsia="Calibri" w:hAnsi="Calibri"/>
+                <w:b/>
+                <w:bCs/>
+                <w:color w:val="1A2733"/>
+                <w:sz w:val="21"/>
+                <w:szCs w:val="21"/>
+              </w:rPr>
+              <w:t xml:space="preserve">The ratio of teachers to students is 1:18. Fill in: 4 teachers go with ____ students.</w:t>
+            </w:r>
+          </w:p>
+          <w:p>
+            <w:pPr>
+              <w:spacing w:after="60"/>
+              <w:ind w:left="140" w:right="120"/>
+            </w:pPr>
+            <w:r>
+              <w:rPr>
+                <w:rFonts w:ascii="Calibri" w:cs="Calibri" w:eastAsia="Calibri" w:hAnsi="Calibri"/>
+                <w:i/>
+                <w:iCs/>
+                <w:color w:val="5F6F80"/>
+                <w:sz w:val="18"/>
+                <w:szCs w:val="18"/>
+              </w:rPr>
+              <w:t xml:space="preserve">Enter your answer in the space provided. Show your work.</w:t>
+            </w:r>
+          </w:p>
+          <w:p>
+            <w:pPr>
+              <w:pBdr>
+                <w:bottom w:val="single" w:color="AFBECC" w:sz="4" w:space="2"/>
+              </w:pBdr>
+              <w:spacing w:after="6" w:before="30" w:line="360"/>
+              <w:ind w:left="140" w:right="120"/>
+            </w:pPr>
+            <w:r>
+              <w:rPr>
+                <w:rFonts w:ascii="Calibri" w:cs="Calibri" w:eastAsia="Calibri" w:hAnsi="Calibri"/>
+                <w:color w:val="1A2733"/>
+                <w:sz w:val="21"/>
+                <w:szCs w:val="21"/>
+              </w:rPr>
+              <w:t xml:space="preserve"/>
+            </w:r>
+          </w:p>
+          <w:p>
+            <w:pPr>
+              <w:pBdr>
+                <w:bottom w:val="single" w:color="AFBECC" w:sz="4" w:space="2"/>
+              </w:pBdr>
+              <w:spacing w:after="0" w:line="360"/>
+              <w:ind w:left="140" w:right="120"/>
+            </w:pPr>
+            <w:r>
+              <w:rPr>
+                <w:rFonts w:ascii="Calibri" w:cs="Calibri" w:eastAsia="Calibri" w:hAnsi="Calibri"/>
+                <w:color w:val="1A2733"/>
+                <w:sz w:val="21"/>
+                <w:szCs w:val="21"/>
+              </w:rPr>
+              <w:t xml:space="preserve"/>
+            </w:r>
+          </w:p>
+        </w:tc>
+      </w:tr>
+    </w:tbl>
+    <w:p>
+      <w:pPr>
+        <w:spacing w:after="100"/>
+      </w:pPr>
+      <w:r>
+        <w:rPr>
+          <w:rFonts w:ascii="Calibri" w:cs="Calibri" w:eastAsia="Calibri" w:hAnsi="Calibri"/>
+          <w:color w:val="1A2733"/>
+          <w:sz w:val="21"/>
+          <w:szCs w:val="21"/>
+        </w:rPr>
+        <w:t xml:space="preserve"/>
       </w:r>
     </w:p>
     <w:p>
@@ -5904,312 +7335,789 @@
         <w:t xml:space="preserve">MCAP-Style Practice</w:t>
       </w:r>
     </w:p>
-    <w:p>
-      <w:pPr>
-        <w:spacing w:after="80"/>
-      </w:pPr>
-      <w:r>
-        <w:rPr>
-          <w:rFonts w:ascii="Calibri" w:cs="Calibri" w:eastAsia="Calibri" w:hAnsi="Calibri"/>
-          <w:i/>
-          <w:iCs/>
-          <w:color w:val="5F6F80"/>
-          <w:sz w:val="19"/>
-          <w:szCs w:val="19"/>
-        </w:rPr>
-        <w:t xml:space="preserve">Bubble the best answer or fill in the blank, just like on the test.</w:t>
-      </w:r>
-    </w:p>
-    <w:p>
-      <w:pPr>
-        <w:spacing w:after="40" w:before="120"/>
-      </w:pPr>
-      <w:r>
-        <w:rPr>
-          <w:rFonts w:ascii="Calibri" w:cs="Calibri" w:eastAsia="Calibri" w:hAnsi="Calibri"/>
-          <w:b/>
-          <w:bCs/>
-          <w:color w:val="12355B"/>
-          <w:sz w:val="21"/>
-          <w:szCs w:val="21"/>
-        </w:rPr>
-        <w:t xml:space="preserve">1.  </w:t>
-      </w:r>
-      <w:r>
-        <w:rPr>
-          <w:rFonts w:ascii="Calibri" w:cs="Calibri" w:eastAsia="Calibri" w:hAnsi="Calibri"/>
-          <w:color w:val="1A2733"/>
-          <w:sz w:val="21"/>
-          <w:szCs w:val="21"/>
-        </w:rPr>
-        <w:t xml:space="preserve">A runner keeps a steady pace of 8 minutes per mile. How long to run 5 miles?</w:t>
-      </w:r>
-    </w:p>
-    <w:p>
-      <w:pPr>
-        <w:spacing w:after="20"/>
-        <w:ind w:left="360"/>
-      </w:pPr>
-      <w:r>
-        <w:rPr>
-          <w:rFonts w:ascii="Calibri" w:cs="Calibri" w:eastAsia="Calibri" w:hAnsi="Calibri"/>
-          <w:color w:val="1A2733"/>
-          <w:sz w:val="20"/>
-          <w:szCs w:val="20"/>
-        </w:rPr>
-        <w:t xml:space="preserve">  ◯  A.  </w:t>
-      </w:r>
-      <w:r>
-        <w:rPr>
-          <w:rFonts w:ascii="Calibri" w:cs="Calibri" w:eastAsia="Calibri" w:hAnsi="Calibri"/>
-          <w:color w:val="1A2733"/>
-          <w:sz w:val="20"/>
-          <w:szCs w:val="20"/>
-        </w:rPr>
-        <w:t xml:space="preserve">13 minutes</w:t>
-      </w:r>
-    </w:p>
-    <w:p>
-      <w:pPr>
-        <w:spacing w:after="20"/>
-        <w:ind w:left="360"/>
-      </w:pPr>
-      <w:r>
-        <w:rPr>
-          <w:rFonts w:ascii="Calibri" w:cs="Calibri" w:eastAsia="Calibri" w:hAnsi="Calibri"/>
-          <w:color w:val="1A2733"/>
-          <w:sz w:val="20"/>
-          <w:szCs w:val="20"/>
-        </w:rPr>
-        <w:t xml:space="preserve">  ◯  B.  </w:t>
-      </w:r>
-      <w:r>
-        <w:rPr>
-          <w:rFonts w:ascii="Calibri" w:cs="Calibri" w:eastAsia="Calibri" w:hAnsi="Calibri"/>
-          <w:color w:val="1A2733"/>
-          <w:sz w:val="20"/>
-          <w:szCs w:val="20"/>
-        </w:rPr>
-        <w:t xml:space="preserve">35 minutes</w:t>
-      </w:r>
-    </w:p>
-    <w:p>
-      <w:pPr>
-        <w:spacing w:after="20"/>
-        <w:ind w:left="360"/>
-      </w:pPr>
-      <w:r>
-        <w:rPr>
-          <w:rFonts w:ascii="Calibri" w:cs="Calibri" w:eastAsia="Calibri" w:hAnsi="Calibri"/>
-          <w:color w:val="1A2733"/>
-          <w:sz w:val="20"/>
-          <w:szCs w:val="20"/>
-        </w:rPr>
-        <w:t xml:space="preserve">  ◯  C.  </w:t>
-      </w:r>
-      <w:r>
-        <w:rPr>
-          <w:rFonts w:ascii="Calibri" w:cs="Calibri" w:eastAsia="Calibri" w:hAnsi="Calibri"/>
-          <w:color w:val="1A2733"/>
-          <w:sz w:val="20"/>
-          <w:szCs w:val="20"/>
-        </w:rPr>
-        <w:t xml:space="preserve">40 minutes</w:t>
-      </w:r>
-    </w:p>
-    <w:p>
-      <w:pPr>
-        <w:spacing w:after="20"/>
-        <w:ind w:left="360"/>
-      </w:pPr>
-      <w:r>
-        <w:rPr>
-          <w:rFonts w:ascii="Calibri" w:cs="Calibri" w:eastAsia="Calibri" w:hAnsi="Calibri"/>
-          <w:color w:val="1A2733"/>
-          <w:sz w:val="20"/>
-          <w:szCs w:val="20"/>
-        </w:rPr>
-        <w:t xml:space="preserve">  ◯  D.  </w:t>
-      </w:r>
-      <w:r>
-        <w:rPr>
-          <w:rFonts w:ascii="Calibri" w:cs="Calibri" w:eastAsia="Calibri" w:hAnsi="Calibri"/>
-          <w:color w:val="1A2733"/>
-          <w:sz w:val="20"/>
-          <w:szCs w:val="20"/>
-        </w:rPr>
-        <w:t xml:space="preserve">45 minutes</w:t>
-      </w:r>
-    </w:p>
-    <w:p>
-      <w:pPr>
-        <w:spacing w:after="40" w:before="120"/>
-      </w:pPr>
-      <w:r>
-        <w:rPr>
-          <w:rFonts w:ascii="Calibri" w:cs="Calibri" w:eastAsia="Calibri" w:hAnsi="Calibri"/>
-          <w:b/>
-          <w:bCs/>
-          <w:color w:val="12355B"/>
-          <w:sz w:val="21"/>
-          <w:szCs w:val="21"/>
-        </w:rPr>
-        <w:t xml:space="preserve">2.  </w:t>
-      </w:r>
-      <w:r>
-        <w:rPr>
-          <w:rFonts w:ascii="Calibri" w:cs="Calibri" w:eastAsia="Calibri" w:hAnsi="Calibri"/>
-          <w:color w:val="1A2733"/>
-          <w:sz w:val="21"/>
-          <w:szCs w:val="21"/>
-        </w:rPr>
-        <w:t xml:space="preserve">Apples are $1.80 for 3 pounds. How much for 5 pounds at the same rate?</w:t>
-      </w:r>
-    </w:p>
-    <w:p>
-      <w:pPr>
-        <w:spacing w:after="20"/>
-        <w:ind w:left="360"/>
-      </w:pPr>
-      <w:r>
-        <w:rPr>
-          <w:rFonts w:ascii="Calibri" w:cs="Calibri" w:eastAsia="Calibri" w:hAnsi="Calibri"/>
-          <w:color w:val="1A2733"/>
-          <w:sz w:val="20"/>
-          <w:szCs w:val="20"/>
-        </w:rPr>
-        <w:t xml:space="preserve">  ◯  A.  </w:t>
-      </w:r>
-      <w:r>
-        <w:rPr>
-          <w:rFonts w:ascii="Calibri" w:cs="Calibri" w:eastAsia="Calibri" w:hAnsi="Calibri"/>
-          <w:color w:val="1A2733"/>
-          <w:sz w:val="20"/>
-          <w:szCs w:val="20"/>
-        </w:rPr>
-        <w:t xml:space="preserve">$2.40</w:t>
-      </w:r>
-    </w:p>
-    <w:p>
-      <w:pPr>
-        <w:spacing w:after="20"/>
-        <w:ind w:left="360"/>
-      </w:pPr>
-      <w:r>
-        <w:rPr>
-          <w:rFonts w:ascii="Calibri" w:cs="Calibri" w:eastAsia="Calibri" w:hAnsi="Calibri"/>
-          <w:color w:val="1A2733"/>
-          <w:sz w:val="20"/>
-          <w:szCs w:val="20"/>
-        </w:rPr>
-        <w:t xml:space="preserve">  ◯  B.  </w:t>
-      </w:r>
-      <w:r>
-        <w:rPr>
-          <w:rFonts w:ascii="Calibri" w:cs="Calibri" w:eastAsia="Calibri" w:hAnsi="Calibri"/>
-          <w:color w:val="1A2733"/>
-          <w:sz w:val="20"/>
-          <w:szCs w:val="20"/>
-        </w:rPr>
-        <w:t xml:space="preserve">$3.00</w:t>
-      </w:r>
-    </w:p>
-    <w:p>
-      <w:pPr>
-        <w:spacing w:after="20"/>
-        <w:ind w:left="360"/>
-      </w:pPr>
-      <w:r>
-        <w:rPr>
-          <w:rFonts w:ascii="Calibri" w:cs="Calibri" w:eastAsia="Calibri" w:hAnsi="Calibri"/>
-          <w:color w:val="1A2733"/>
-          <w:sz w:val="20"/>
-          <w:szCs w:val="20"/>
-        </w:rPr>
-        <w:t xml:space="preserve">  ◯  C.  </w:t>
-      </w:r>
-      <w:r>
-        <w:rPr>
-          <w:rFonts w:ascii="Calibri" w:cs="Calibri" w:eastAsia="Calibri" w:hAnsi="Calibri"/>
-          <w:color w:val="1A2733"/>
-          <w:sz w:val="20"/>
-          <w:szCs w:val="20"/>
-        </w:rPr>
-        <w:t xml:space="preserve">$5.40</w:t>
-      </w:r>
-    </w:p>
-    <w:p>
-      <w:pPr>
-        <w:spacing w:after="20"/>
-        <w:ind w:left="360"/>
-      </w:pPr>
-      <w:r>
-        <w:rPr>
-          <w:rFonts w:ascii="Calibri" w:cs="Calibri" w:eastAsia="Calibri" w:hAnsi="Calibri"/>
-          <w:color w:val="1A2733"/>
-          <w:sz w:val="20"/>
-          <w:szCs w:val="20"/>
-        </w:rPr>
-        <w:t xml:space="preserve">  ◯  D.  </w:t>
-      </w:r>
-      <w:r>
-        <w:rPr>
-          <w:rFonts w:ascii="Calibri" w:cs="Calibri" w:eastAsia="Calibri" w:hAnsi="Calibri"/>
-          <w:color w:val="1A2733"/>
-          <w:sz w:val="20"/>
-          <w:szCs w:val="20"/>
-        </w:rPr>
-        <w:t xml:space="preserve">$9.00</w:t>
-      </w:r>
-    </w:p>
-    <w:p>
-      <w:pPr>
-        <w:spacing w:after="40" w:before="120"/>
-      </w:pPr>
-      <w:r>
-        <w:rPr>
-          <w:rFonts w:ascii="Calibri" w:cs="Calibri" w:eastAsia="Calibri" w:hAnsi="Calibri"/>
-          <w:b/>
-          <w:bCs/>
-          <w:color w:val="12355B"/>
-          <w:sz w:val="21"/>
-          <w:szCs w:val="21"/>
-        </w:rPr>
-        <w:t xml:space="preserve">3.  </w:t>
-      </w:r>
-      <w:r>
-        <w:rPr>
-          <w:rFonts w:ascii="Calibri" w:cs="Calibri" w:eastAsia="Calibri" w:hAnsi="Calibri"/>
-          <w:color w:val="1A2733"/>
-          <w:sz w:val="21"/>
-          <w:szCs w:val="21"/>
-        </w:rPr>
-        <w:t xml:space="preserve">A boat travels at a constant 22 miles per hour. Fill in: in 3 hours it travels ____ miles.</w:t>
-      </w:r>
-    </w:p>
-    <w:p>
-      <w:pPr>
-        <w:spacing w:after="30" w:before="30"/>
-      </w:pPr>
-      <w:r>
-        <w:rPr>
-          <w:rFonts w:ascii="Calibri" w:cs="Calibri" w:eastAsia="Calibri" w:hAnsi="Calibri"/>
-          <w:b/>
-          <w:bCs/>
-          <w:color w:val="5F6F80"/>
-          <w:sz w:val="20"/>
-          <w:szCs w:val="20"/>
-        </w:rPr>
-        <w:t xml:space="preserve">Answer: </w:t>
-      </w:r>
-      <w:r>
-        <w:rPr>
-          <w:rFonts w:ascii="Calibri" w:cs="Calibri" w:eastAsia="Calibri" w:hAnsi="Calibri"/>
-          <w:color w:val="5F6F80"/>
-          <w:sz w:val="20"/>
-          <w:szCs w:val="20"/>
-        </w:rPr>
-        <w:t xml:space="preserve">____________________________</w:t>
+    <w:tbl>
+      <w:tblPr>
+        <w:tblW w:type="pct" w:w="100%"/>
+        <w:tblBorders>
+          <w:top w:val="single" w:color="BBD0DE" w:sz="6"/>
+          <w:left w:val="single" w:color="BBD0DE" w:sz="6"/>
+          <w:bottom w:val="single" w:color="BBD0DE" w:sz="6"/>
+          <w:right w:val="single" w:color="BBD0DE" w:sz="6"/>
+          <w:insideH w:val="none"/>
+          <w:insideV w:val="none"/>
+        </w:tblBorders>
+      </w:tblPr>
+      <w:tblGrid>
+        <w:gridCol w:w="100"/>
+      </w:tblGrid>
+      <w:tr>
+        <w:tc>
+          <w:tcPr>
+            <w:shd w:fill="EEF4F8" w:color="auto" w:val="clear"/>
+            <w:tcMar>
+              <w:top w:type="dxa" w:w="120"/>
+              <w:left w:type="dxa" w:w="160"/>
+              <w:bottom w:type="dxa" w:w="120"/>
+              <w:right w:type="dxa" w:w="160"/>
+            </w:tcMar>
+          </w:tcPr>
+          <w:p>
+            <w:pPr>
+              <w:spacing w:after="30"/>
+            </w:pPr>
+            <w:r>
+              <w:rPr>
+                <w:rFonts w:ascii="Calibri" w:cs="Calibri" w:eastAsia="Calibri" w:hAnsi="Calibri"/>
+                <w:b/>
+                <w:bCs/>
+                <w:color w:val="12355B"/>
+                <w:sz w:val="19"/>
+                <w:szCs w:val="19"/>
+              </w:rPr>
+              <w:t xml:space="preserve">Directions</w:t>
+            </w:r>
+          </w:p>
+          <w:p>
+            <w:r>
+              <w:rPr>
+                <w:rFonts w:ascii="Calibri" w:cs="Calibri" w:eastAsia="Calibri" w:hAnsi="Calibri"/>
+                <w:color w:val="1A2733"/>
+                <w:sz w:val="19"/>
+                <w:szCs w:val="19"/>
+              </w:rPr>
+              <w:t xml:space="preserve">Read each item carefully and answer it the way you would on the MCAP. For selected-response items, fill in the circle (○) next to the correct answer. For constructed-response items, enter your answer and show your work. Every item below assesses standard 6.RP.A.3b.</w:t>
+            </w:r>
+          </w:p>
+        </w:tc>
+      </w:tr>
+    </w:tbl>
+    <w:p>
+      <w:pPr>
+        <w:spacing w:after="120"/>
+      </w:pPr>
+      <w:r>
+        <w:rPr>
+          <w:rFonts w:ascii="Calibri" w:cs="Calibri" w:eastAsia="Calibri" w:hAnsi="Calibri"/>
+          <w:color w:val="1A2733"/>
+          <w:sz w:val="21"/>
+          <w:szCs w:val="21"/>
+        </w:rPr>
+        <w:t xml:space="preserve"/>
+      </w:r>
+    </w:p>
+    <w:tbl>
+      <w:tblPr>
+        <w:tblW w:type="pct" w:w="100%"/>
+        <w:tblBorders>
+          <w:top w:val="single" w:color="C7D2DD" w:sz="6"/>
+          <w:left w:val="single" w:color="C7D2DD" w:sz="6"/>
+          <w:bottom w:val="single" w:color="C7D2DD" w:sz="6"/>
+          <w:right w:val="single" w:color="C7D2DD" w:sz="6"/>
+          <w:insideH w:val="none"/>
+          <w:insideV w:val="none"/>
+        </w:tblBorders>
+      </w:tblPr>
+      <w:tblGrid>
+        <w:gridCol w:w="100"/>
+      </w:tblGrid>
+      <w:tr>
+        <w:tc>
+          <w:tcPr>
+            <w:tcMar>
+              <w:top w:type="dxa" w:w="0"/>
+              <w:left w:type="dxa" w:w="0"/>
+              <w:bottom w:type="dxa" w:w="120"/>
+              <w:right w:type="dxa" w:w="160"/>
+            </w:tcMar>
+          </w:tcPr>
+          <w:p>
+            <w:pPr>
+              <w:shd w:fill="1FA6A2" w:color="auto" w:val="clear"/>
+              <w:tabs>
+                <w:tab w:val="right" w:pos="9000"/>
+              </w:tabs>
+              <w:spacing w:after="30" w:before="30"/>
+              <w:ind w:left="120" w:right="120"/>
+            </w:pPr>
+            <w:r>
+              <w:rPr>
+                <w:rFonts w:ascii="Calibri" w:cs="Calibri" w:eastAsia="Calibri" w:hAnsi="Calibri"/>
+                <w:b/>
+                <w:bCs/>
+                <w:color w:val="FFFFFF"/>
+                <w:sz w:val="18"/>
+                <w:szCs w:val="18"/>
+              </w:rPr>
+              <w:t xml:space="preserve">Item 1</w:t>
+            </w:r>
+            <w:r>
+              <w:rPr>
+                <w:rFonts w:ascii="Calibri" w:cs="Calibri" w:eastAsia="Calibri" w:hAnsi="Calibri"/>
+                <w:color w:val="FFFFFF"/>
+                <w:sz w:val="18"/>
+                <w:szCs w:val="18"/>
+              </w:rPr>
+              <w:t xml:space="preserve">   |   </w:t>
+            </w:r>
+            <w:r>
+              <w:rPr>
+                <w:rFonts w:ascii="Calibri" w:cs="Calibri" w:eastAsia="Calibri" w:hAnsi="Calibri"/>
+                <w:color w:val="FFFFFF"/>
+                <w:spacing w:val="14"/>
+                <w:sz w:val="16"/>
+                <w:szCs w:val="16"/>
+              </w:rPr>
+              <w:t xml:space="preserve">SELECTED RESPONSE</w:t>
+            </w:r>
+            <w:r>
+              <w:rPr>
+                <w:rFonts w:ascii="Calibri" w:cs="Calibri" w:eastAsia="Calibri" w:hAnsi="Calibri"/>
+              </w:rPr>
+              <w:t xml:space="preserve">	</w:t>
+            </w:r>
+            <w:r>
+              <w:rPr>
+                <w:rFonts w:ascii="Calibri" w:cs="Calibri" w:eastAsia="Calibri" w:hAnsi="Calibri"/>
+                <w:b/>
+                <w:bCs/>
+                <w:color w:val="FFFFFF"/>
+                <w:sz w:val="17"/>
+                <w:szCs w:val="17"/>
+              </w:rPr>
+              <w:t xml:space="preserve">6.RP.A.3b</w:t>
+            </w:r>
+          </w:p>
+          <w:p>
+            <w:pPr>
+              <w:spacing w:after="30" w:before="90"/>
+              <w:ind w:left="140" w:right="120"/>
+            </w:pPr>
+            <w:r>
+              <w:rPr>
+                <w:rFonts w:ascii="Calibri" w:cs="Calibri" w:eastAsia="Calibri" w:hAnsi="Calibri"/>
+                <w:b/>
+                <w:bCs/>
+                <w:color w:val="1A2733"/>
+                <w:sz w:val="21"/>
+                <w:szCs w:val="21"/>
+              </w:rPr>
+              <w:t xml:space="preserve">A runner keeps a steady pace of 8 minutes per mile. How long to run 5 miles?</w:t>
+            </w:r>
+          </w:p>
+          <w:p>
+            <w:pPr>
+              <w:spacing w:after="60"/>
+              <w:ind w:left="140" w:right="120"/>
+            </w:pPr>
+            <w:r>
+              <w:rPr>
+                <w:rFonts w:ascii="Calibri" w:cs="Calibri" w:eastAsia="Calibri" w:hAnsi="Calibri"/>
+                <w:i/>
+                <w:iCs/>
+                <w:color w:val="5F6F80"/>
+                <w:sz w:val="18"/>
+                <w:szCs w:val="18"/>
+              </w:rPr>
+              <w:t xml:space="preserve">Select the correct answer.</w:t>
+            </w:r>
+          </w:p>
+          <w:p>
+            <w:pPr>
+              <w:spacing w:after="24"/>
+              <w:ind w:left="380"/>
+            </w:pPr>
+            <w:r>
+              <w:rPr>
+                <w:rFonts w:ascii="Calibri" w:cs="Calibri" w:eastAsia="Calibri" w:hAnsi="Calibri"/>
+                <w:color w:val="1FA6A2"/>
+                <w:sz w:val="22"/>
+                <w:szCs w:val="22"/>
+              </w:rPr>
+              <w:t xml:space="preserve">○  </w:t>
+            </w:r>
+            <w:r>
+              <w:rPr>
+                <w:rFonts w:ascii="Calibri" w:cs="Calibri" w:eastAsia="Calibri" w:hAnsi="Calibri"/>
+                <w:b/>
+                <w:bCs/>
+                <w:color w:val="1A2733"/>
+                <w:sz w:val="21"/>
+                <w:szCs w:val="21"/>
+              </w:rPr>
+              <w:t xml:space="preserve">A.  </w:t>
+            </w:r>
+            <w:r>
+              <w:rPr>
+                <w:rFonts w:ascii="Calibri" w:cs="Calibri" w:eastAsia="Calibri" w:hAnsi="Calibri"/>
+                <w:color w:val="1A2733"/>
+                <w:sz w:val="21"/>
+                <w:szCs w:val="21"/>
+              </w:rPr>
+              <w:t xml:space="preserve">13 minutes</w:t>
+            </w:r>
+          </w:p>
+          <w:p>
+            <w:pPr>
+              <w:spacing w:after="24"/>
+              <w:ind w:left="380"/>
+            </w:pPr>
+            <w:r>
+              <w:rPr>
+                <w:rFonts w:ascii="Calibri" w:cs="Calibri" w:eastAsia="Calibri" w:hAnsi="Calibri"/>
+                <w:color w:val="1FA6A2"/>
+                <w:sz w:val="22"/>
+                <w:szCs w:val="22"/>
+              </w:rPr>
+              <w:t xml:space="preserve">○  </w:t>
+            </w:r>
+            <w:r>
+              <w:rPr>
+                <w:rFonts w:ascii="Calibri" w:cs="Calibri" w:eastAsia="Calibri" w:hAnsi="Calibri"/>
+                <w:b/>
+                <w:bCs/>
+                <w:color w:val="1A2733"/>
+                <w:sz w:val="21"/>
+                <w:szCs w:val="21"/>
+              </w:rPr>
+              <w:t xml:space="preserve">B.  </w:t>
+            </w:r>
+            <w:r>
+              <w:rPr>
+                <w:rFonts w:ascii="Calibri" w:cs="Calibri" w:eastAsia="Calibri" w:hAnsi="Calibri"/>
+                <w:color w:val="1A2733"/>
+                <w:sz w:val="21"/>
+                <w:szCs w:val="21"/>
+              </w:rPr>
+              <w:t xml:space="preserve">35 minutes</w:t>
+            </w:r>
+          </w:p>
+          <w:p>
+            <w:pPr>
+              <w:spacing w:after="24"/>
+              <w:ind w:left="380"/>
+            </w:pPr>
+            <w:r>
+              <w:rPr>
+                <w:rFonts w:ascii="Calibri" w:cs="Calibri" w:eastAsia="Calibri" w:hAnsi="Calibri"/>
+                <w:color w:val="1FA6A2"/>
+                <w:sz w:val="22"/>
+                <w:szCs w:val="22"/>
+              </w:rPr>
+              <w:t xml:space="preserve">○  </w:t>
+            </w:r>
+            <w:r>
+              <w:rPr>
+                <w:rFonts w:ascii="Calibri" w:cs="Calibri" w:eastAsia="Calibri" w:hAnsi="Calibri"/>
+                <w:b/>
+                <w:bCs/>
+                <w:color w:val="1A2733"/>
+                <w:sz w:val="21"/>
+                <w:szCs w:val="21"/>
+              </w:rPr>
+              <w:t xml:space="preserve">C.  </w:t>
+            </w:r>
+            <w:r>
+              <w:rPr>
+                <w:rFonts w:ascii="Calibri" w:cs="Calibri" w:eastAsia="Calibri" w:hAnsi="Calibri"/>
+                <w:color w:val="1A2733"/>
+                <w:sz w:val="21"/>
+                <w:szCs w:val="21"/>
+              </w:rPr>
+              <w:t xml:space="preserve">40 minutes</w:t>
+            </w:r>
+          </w:p>
+          <w:p>
+            <w:pPr>
+              <w:spacing w:after="24"/>
+              <w:ind w:left="380"/>
+            </w:pPr>
+            <w:r>
+              <w:rPr>
+                <w:rFonts w:ascii="Calibri" w:cs="Calibri" w:eastAsia="Calibri" w:hAnsi="Calibri"/>
+                <w:color w:val="1FA6A2"/>
+                <w:sz w:val="22"/>
+                <w:szCs w:val="22"/>
+              </w:rPr>
+              <w:t xml:space="preserve">○  </w:t>
+            </w:r>
+            <w:r>
+              <w:rPr>
+                <w:rFonts w:ascii="Calibri" w:cs="Calibri" w:eastAsia="Calibri" w:hAnsi="Calibri"/>
+                <w:b/>
+                <w:bCs/>
+                <w:color w:val="1A2733"/>
+                <w:sz w:val="21"/>
+                <w:szCs w:val="21"/>
+              </w:rPr>
+              <w:t xml:space="preserve">D.  </w:t>
+            </w:r>
+            <w:r>
+              <w:rPr>
+                <w:rFonts w:ascii="Calibri" w:cs="Calibri" w:eastAsia="Calibri" w:hAnsi="Calibri"/>
+                <w:color w:val="1A2733"/>
+                <w:sz w:val="21"/>
+                <w:szCs w:val="21"/>
+              </w:rPr>
+              <w:t xml:space="preserve">45 minutes</w:t>
+            </w:r>
+          </w:p>
+        </w:tc>
+      </w:tr>
+    </w:tbl>
+    <w:p>
+      <w:pPr>
+        <w:spacing w:after="100"/>
+      </w:pPr>
+      <w:r>
+        <w:rPr>
+          <w:rFonts w:ascii="Calibri" w:cs="Calibri" w:eastAsia="Calibri" w:hAnsi="Calibri"/>
+          <w:color w:val="1A2733"/>
+          <w:sz w:val="21"/>
+          <w:szCs w:val="21"/>
+        </w:rPr>
+        <w:t xml:space="preserve"/>
+      </w:r>
+    </w:p>
+    <w:tbl>
+      <w:tblPr>
+        <w:tblW w:type="pct" w:w="100%"/>
+        <w:tblBorders>
+          <w:top w:val="single" w:color="C7D2DD" w:sz="6"/>
+          <w:left w:val="single" w:color="C7D2DD" w:sz="6"/>
+          <w:bottom w:val="single" w:color="C7D2DD" w:sz="6"/>
+          <w:right w:val="single" w:color="C7D2DD" w:sz="6"/>
+          <w:insideH w:val="none"/>
+          <w:insideV w:val="none"/>
+        </w:tblBorders>
+      </w:tblPr>
+      <w:tblGrid>
+        <w:gridCol w:w="100"/>
+      </w:tblGrid>
+      <w:tr>
+        <w:tc>
+          <w:tcPr>
+            <w:tcMar>
+              <w:top w:type="dxa" w:w="0"/>
+              <w:left w:type="dxa" w:w="0"/>
+              <w:bottom w:type="dxa" w:w="120"/>
+              <w:right w:type="dxa" w:w="160"/>
+            </w:tcMar>
+          </w:tcPr>
+          <w:p>
+            <w:pPr>
+              <w:shd w:fill="1FA6A2" w:color="auto" w:val="clear"/>
+              <w:tabs>
+                <w:tab w:val="right" w:pos="9000"/>
+              </w:tabs>
+              <w:spacing w:after="30" w:before="30"/>
+              <w:ind w:left="120" w:right="120"/>
+            </w:pPr>
+            <w:r>
+              <w:rPr>
+                <w:rFonts w:ascii="Calibri" w:cs="Calibri" w:eastAsia="Calibri" w:hAnsi="Calibri"/>
+                <w:b/>
+                <w:bCs/>
+                <w:color w:val="FFFFFF"/>
+                <w:sz w:val="18"/>
+                <w:szCs w:val="18"/>
+              </w:rPr>
+              <w:t xml:space="preserve">Item 2</w:t>
+            </w:r>
+            <w:r>
+              <w:rPr>
+                <w:rFonts w:ascii="Calibri" w:cs="Calibri" w:eastAsia="Calibri" w:hAnsi="Calibri"/>
+                <w:color w:val="FFFFFF"/>
+                <w:sz w:val="18"/>
+                <w:szCs w:val="18"/>
+              </w:rPr>
+              <w:t xml:space="preserve">   |   </w:t>
+            </w:r>
+            <w:r>
+              <w:rPr>
+                <w:rFonts w:ascii="Calibri" w:cs="Calibri" w:eastAsia="Calibri" w:hAnsi="Calibri"/>
+                <w:color w:val="FFFFFF"/>
+                <w:spacing w:val="14"/>
+                <w:sz w:val="16"/>
+                <w:szCs w:val="16"/>
+              </w:rPr>
+              <w:t xml:space="preserve">SELECTED RESPONSE</w:t>
+            </w:r>
+            <w:r>
+              <w:rPr>
+                <w:rFonts w:ascii="Calibri" w:cs="Calibri" w:eastAsia="Calibri" w:hAnsi="Calibri"/>
+              </w:rPr>
+              <w:t xml:space="preserve">	</w:t>
+            </w:r>
+            <w:r>
+              <w:rPr>
+                <w:rFonts w:ascii="Calibri" w:cs="Calibri" w:eastAsia="Calibri" w:hAnsi="Calibri"/>
+                <w:b/>
+                <w:bCs/>
+                <w:color w:val="FFFFFF"/>
+                <w:sz w:val="17"/>
+                <w:szCs w:val="17"/>
+              </w:rPr>
+              <w:t xml:space="preserve">6.RP.A.3b</w:t>
+            </w:r>
+          </w:p>
+          <w:p>
+            <w:pPr>
+              <w:spacing w:after="30" w:before="90"/>
+              <w:ind w:left="140" w:right="120"/>
+            </w:pPr>
+            <w:r>
+              <w:rPr>
+                <w:rFonts w:ascii="Calibri" w:cs="Calibri" w:eastAsia="Calibri" w:hAnsi="Calibri"/>
+                <w:b/>
+                <w:bCs/>
+                <w:color w:val="1A2733"/>
+                <w:sz w:val="21"/>
+                <w:szCs w:val="21"/>
+              </w:rPr>
+              <w:t xml:space="preserve">Apples are $1.80 for 3 pounds. How much for 5 pounds at the same rate?</w:t>
+            </w:r>
+          </w:p>
+          <w:p>
+            <w:pPr>
+              <w:spacing w:after="60"/>
+              <w:ind w:left="140" w:right="120"/>
+            </w:pPr>
+            <w:r>
+              <w:rPr>
+                <w:rFonts w:ascii="Calibri" w:cs="Calibri" w:eastAsia="Calibri" w:hAnsi="Calibri"/>
+                <w:i/>
+                <w:iCs/>
+                <w:color w:val="5F6F80"/>
+                <w:sz w:val="18"/>
+                <w:szCs w:val="18"/>
+              </w:rPr>
+              <w:t xml:space="preserve">Select the correct answer.</w:t>
+            </w:r>
+          </w:p>
+          <w:p>
+            <w:pPr>
+              <w:spacing w:after="24"/>
+              <w:ind w:left="380"/>
+            </w:pPr>
+            <w:r>
+              <w:rPr>
+                <w:rFonts w:ascii="Calibri" w:cs="Calibri" w:eastAsia="Calibri" w:hAnsi="Calibri"/>
+                <w:color w:val="1FA6A2"/>
+                <w:sz w:val="22"/>
+                <w:szCs w:val="22"/>
+              </w:rPr>
+              <w:t xml:space="preserve">○  </w:t>
+            </w:r>
+            <w:r>
+              <w:rPr>
+                <w:rFonts w:ascii="Calibri" w:cs="Calibri" w:eastAsia="Calibri" w:hAnsi="Calibri"/>
+                <w:b/>
+                <w:bCs/>
+                <w:color w:val="1A2733"/>
+                <w:sz w:val="21"/>
+                <w:szCs w:val="21"/>
+              </w:rPr>
+              <w:t xml:space="preserve">A.  </w:t>
+            </w:r>
+            <w:r>
+              <w:rPr>
+                <w:rFonts w:ascii="Calibri" w:cs="Calibri" w:eastAsia="Calibri" w:hAnsi="Calibri"/>
+                <w:color w:val="1A2733"/>
+                <w:sz w:val="21"/>
+                <w:szCs w:val="21"/>
+              </w:rPr>
+              <w:t xml:space="preserve">$2.40</w:t>
+            </w:r>
+          </w:p>
+          <w:p>
+            <w:pPr>
+              <w:spacing w:after="24"/>
+              <w:ind w:left="380"/>
+            </w:pPr>
+            <w:r>
+              <w:rPr>
+                <w:rFonts w:ascii="Calibri" w:cs="Calibri" w:eastAsia="Calibri" w:hAnsi="Calibri"/>
+                <w:color w:val="1FA6A2"/>
+                <w:sz w:val="22"/>
+                <w:szCs w:val="22"/>
+              </w:rPr>
+              <w:t xml:space="preserve">○  </w:t>
+            </w:r>
+            <w:r>
+              <w:rPr>
+                <w:rFonts w:ascii="Calibri" w:cs="Calibri" w:eastAsia="Calibri" w:hAnsi="Calibri"/>
+                <w:b/>
+                <w:bCs/>
+                <w:color w:val="1A2733"/>
+                <w:sz w:val="21"/>
+                <w:szCs w:val="21"/>
+              </w:rPr>
+              <w:t xml:space="preserve">B.  </w:t>
+            </w:r>
+            <w:r>
+              <w:rPr>
+                <w:rFonts w:ascii="Calibri" w:cs="Calibri" w:eastAsia="Calibri" w:hAnsi="Calibri"/>
+                <w:color w:val="1A2733"/>
+                <w:sz w:val="21"/>
+                <w:szCs w:val="21"/>
+              </w:rPr>
+              <w:t xml:space="preserve">$3.00</w:t>
+            </w:r>
+          </w:p>
+          <w:p>
+            <w:pPr>
+              <w:spacing w:after="24"/>
+              <w:ind w:left="380"/>
+            </w:pPr>
+            <w:r>
+              <w:rPr>
+                <w:rFonts w:ascii="Calibri" w:cs="Calibri" w:eastAsia="Calibri" w:hAnsi="Calibri"/>
+                <w:color w:val="1FA6A2"/>
+                <w:sz w:val="22"/>
+                <w:szCs w:val="22"/>
+              </w:rPr>
+              <w:t xml:space="preserve">○  </w:t>
+            </w:r>
+            <w:r>
+              <w:rPr>
+                <w:rFonts w:ascii="Calibri" w:cs="Calibri" w:eastAsia="Calibri" w:hAnsi="Calibri"/>
+                <w:b/>
+                <w:bCs/>
+                <w:color w:val="1A2733"/>
+                <w:sz w:val="21"/>
+                <w:szCs w:val="21"/>
+              </w:rPr>
+              <w:t xml:space="preserve">C.  </w:t>
+            </w:r>
+            <w:r>
+              <w:rPr>
+                <w:rFonts w:ascii="Calibri" w:cs="Calibri" w:eastAsia="Calibri" w:hAnsi="Calibri"/>
+                <w:color w:val="1A2733"/>
+                <w:sz w:val="21"/>
+                <w:szCs w:val="21"/>
+              </w:rPr>
+              <w:t xml:space="preserve">$5.40</w:t>
+            </w:r>
+          </w:p>
+          <w:p>
+            <w:pPr>
+              <w:spacing w:after="24"/>
+              <w:ind w:left="380"/>
+            </w:pPr>
+            <w:r>
+              <w:rPr>
+                <w:rFonts w:ascii="Calibri" w:cs="Calibri" w:eastAsia="Calibri" w:hAnsi="Calibri"/>
+                <w:color w:val="1FA6A2"/>
+                <w:sz w:val="22"/>
+                <w:szCs w:val="22"/>
+              </w:rPr>
+              <w:t xml:space="preserve">○  </w:t>
+            </w:r>
+            <w:r>
+              <w:rPr>
+                <w:rFonts w:ascii="Calibri" w:cs="Calibri" w:eastAsia="Calibri" w:hAnsi="Calibri"/>
+                <w:b/>
+                <w:bCs/>
+                <w:color w:val="1A2733"/>
+                <w:sz w:val="21"/>
+                <w:szCs w:val="21"/>
+              </w:rPr>
+              <w:t xml:space="preserve">D.  </w:t>
+            </w:r>
+            <w:r>
+              <w:rPr>
+                <w:rFonts w:ascii="Calibri" w:cs="Calibri" w:eastAsia="Calibri" w:hAnsi="Calibri"/>
+                <w:color w:val="1A2733"/>
+                <w:sz w:val="21"/>
+                <w:szCs w:val="21"/>
+              </w:rPr>
+              <w:t xml:space="preserve">$9.00</w:t>
+            </w:r>
+          </w:p>
+        </w:tc>
+      </w:tr>
+    </w:tbl>
+    <w:p>
+      <w:pPr>
+        <w:spacing w:after="100"/>
+      </w:pPr>
+      <w:r>
+        <w:rPr>
+          <w:rFonts w:ascii="Calibri" w:cs="Calibri" w:eastAsia="Calibri" w:hAnsi="Calibri"/>
+          <w:color w:val="1A2733"/>
+          <w:sz w:val="21"/>
+          <w:szCs w:val="21"/>
+        </w:rPr>
+        <w:t xml:space="preserve"/>
+      </w:r>
+    </w:p>
+    <w:tbl>
+      <w:tblPr>
+        <w:tblW w:type="pct" w:w="100%"/>
+        <w:tblBorders>
+          <w:top w:val="single" w:color="C7D2DD" w:sz="6"/>
+          <w:left w:val="single" w:color="C7D2DD" w:sz="6"/>
+          <w:bottom w:val="single" w:color="C7D2DD" w:sz="6"/>
+          <w:right w:val="single" w:color="C7D2DD" w:sz="6"/>
+          <w:insideH w:val="none"/>
+          <w:insideV w:val="none"/>
+        </w:tblBorders>
+      </w:tblPr>
+      <w:tblGrid>
+        <w:gridCol w:w="100"/>
+      </w:tblGrid>
+      <w:tr>
+        <w:tc>
+          <w:tcPr>
+            <w:tcMar>
+              <w:top w:type="dxa" w:w="0"/>
+              <w:left w:type="dxa" w:w="0"/>
+              <w:bottom w:type="dxa" w:w="120"/>
+              <w:right w:type="dxa" w:w="160"/>
+            </w:tcMar>
+          </w:tcPr>
+          <w:p>
+            <w:pPr>
+              <w:shd w:fill="1FA6A2" w:color="auto" w:val="clear"/>
+              <w:tabs>
+                <w:tab w:val="right" w:pos="9000"/>
+              </w:tabs>
+              <w:spacing w:after="30" w:before="30"/>
+              <w:ind w:left="120" w:right="120"/>
+            </w:pPr>
+            <w:r>
+              <w:rPr>
+                <w:rFonts w:ascii="Calibri" w:cs="Calibri" w:eastAsia="Calibri" w:hAnsi="Calibri"/>
+                <w:b/>
+                <w:bCs/>
+                <w:color w:val="FFFFFF"/>
+                <w:sz w:val="18"/>
+                <w:szCs w:val="18"/>
+              </w:rPr>
+              <w:t xml:space="preserve">Item 3</w:t>
+            </w:r>
+            <w:r>
+              <w:rPr>
+                <w:rFonts w:ascii="Calibri" w:cs="Calibri" w:eastAsia="Calibri" w:hAnsi="Calibri"/>
+                <w:color w:val="FFFFFF"/>
+                <w:sz w:val="18"/>
+                <w:szCs w:val="18"/>
+              </w:rPr>
+              <w:t xml:space="preserve">   |   </w:t>
+            </w:r>
+            <w:r>
+              <w:rPr>
+                <w:rFonts w:ascii="Calibri" w:cs="Calibri" w:eastAsia="Calibri" w:hAnsi="Calibri"/>
+                <w:color w:val="FFFFFF"/>
+                <w:spacing w:val="14"/>
+                <w:sz w:val="16"/>
+                <w:szCs w:val="16"/>
+              </w:rPr>
+              <w:t xml:space="preserve">CONSTRUCTED RESPONSE</w:t>
+            </w:r>
+            <w:r>
+              <w:rPr>
+                <w:rFonts w:ascii="Calibri" w:cs="Calibri" w:eastAsia="Calibri" w:hAnsi="Calibri"/>
+              </w:rPr>
+              <w:t xml:space="preserve">	</w:t>
+            </w:r>
+            <w:r>
+              <w:rPr>
+                <w:rFonts w:ascii="Calibri" w:cs="Calibri" w:eastAsia="Calibri" w:hAnsi="Calibri"/>
+                <w:b/>
+                <w:bCs/>
+                <w:color w:val="FFFFFF"/>
+                <w:sz w:val="17"/>
+                <w:szCs w:val="17"/>
+              </w:rPr>
+              <w:t xml:space="preserve">6.RP.A.3b</w:t>
+            </w:r>
+          </w:p>
+          <w:p>
+            <w:pPr>
+              <w:spacing w:after="30" w:before="90"/>
+              <w:ind w:left="140" w:right="120"/>
+            </w:pPr>
+            <w:r>
+              <w:rPr>
+                <w:rFonts w:ascii="Calibri" w:cs="Calibri" w:eastAsia="Calibri" w:hAnsi="Calibri"/>
+                <w:b/>
+                <w:bCs/>
+                <w:color w:val="1A2733"/>
+                <w:sz w:val="21"/>
+                <w:szCs w:val="21"/>
+              </w:rPr>
+              <w:t xml:space="preserve">A boat travels at a constant 22 miles per hour. Fill in: in 3 hours it travels ____ miles.</w:t>
+            </w:r>
+          </w:p>
+          <w:p>
+            <w:pPr>
+              <w:spacing w:after="60"/>
+              <w:ind w:left="140" w:right="120"/>
+            </w:pPr>
+            <w:r>
+              <w:rPr>
+                <w:rFonts w:ascii="Calibri" w:cs="Calibri" w:eastAsia="Calibri" w:hAnsi="Calibri"/>
+                <w:i/>
+                <w:iCs/>
+                <w:color w:val="5F6F80"/>
+                <w:sz w:val="18"/>
+                <w:szCs w:val="18"/>
+              </w:rPr>
+              <w:t xml:space="preserve">Enter your answer in the space provided. Show your work.</w:t>
+            </w:r>
+          </w:p>
+          <w:p>
+            <w:pPr>
+              <w:pBdr>
+                <w:bottom w:val="single" w:color="AFBECC" w:sz="4" w:space="2"/>
+              </w:pBdr>
+              <w:spacing w:after="6" w:before="30" w:line="360"/>
+              <w:ind w:left="140" w:right="120"/>
+            </w:pPr>
+            <w:r>
+              <w:rPr>
+                <w:rFonts w:ascii="Calibri" w:cs="Calibri" w:eastAsia="Calibri" w:hAnsi="Calibri"/>
+                <w:color w:val="1A2733"/>
+                <w:sz w:val="21"/>
+                <w:szCs w:val="21"/>
+              </w:rPr>
+              <w:t xml:space="preserve"/>
+            </w:r>
+          </w:p>
+          <w:p>
+            <w:pPr>
+              <w:pBdr>
+                <w:bottom w:val="single" w:color="AFBECC" w:sz="4" w:space="2"/>
+              </w:pBdr>
+              <w:spacing w:after="0" w:line="360"/>
+              <w:ind w:left="140" w:right="120"/>
+            </w:pPr>
+            <w:r>
+              <w:rPr>
+                <w:rFonts w:ascii="Calibri" w:cs="Calibri" w:eastAsia="Calibri" w:hAnsi="Calibri"/>
+                <w:color w:val="1A2733"/>
+                <w:sz w:val="21"/>
+                <w:szCs w:val="21"/>
+              </w:rPr>
+              <w:t xml:space="preserve"/>
+            </w:r>
+          </w:p>
+        </w:tc>
+      </w:tr>
+    </w:tbl>
+    <w:p>
+      <w:pPr>
+        <w:spacing w:after="100"/>
+      </w:pPr>
+      <w:r>
+        <w:rPr>
+          <w:rFonts w:ascii="Calibri" w:cs="Calibri" w:eastAsia="Calibri" w:hAnsi="Calibri"/>
+          <w:color w:val="1A2733"/>
+          <w:sz w:val="21"/>
+          <w:szCs w:val="21"/>
+        </w:rPr>
+        <w:t xml:space="preserve"/>
       </w:r>
     </w:p>
     <w:p>
@@ -7434,312 +9342,789 @@
         <w:t xml:space="preserve">MCAP-Style Practice</w:t>
       </w:r>
     </w:p>
-    <w:p>
-      <w:pPr>
-        <w:spacing w:after="80"/>
-      </w:pPr>
-      <w:r>
-        <w:rPr>
-          <w:rFonts w:ascii="Calibri" w:cs="Calibri" w:eastAsia="Calibri" w:hAnsi="Calibri"/>
-          <w:i/>
-          <w:iCs/>
-          <w:color w:val="5F6F80"/>
-          <w:sz w:val="19"/>
-          <w:szCs w:val="19"/>
-        </w:rPr>
-        <w:t xml:space="preserve">Bubble the best answer or fill in the blank, just like on the test.</w:t>
-      </w:r>
-    </w:p>
-    <w:p>
-      <w:pPr>
-        <w:spacing w:after="40" w:before="120"/>
-      </w:pPr>
-      <w:r>
-        <w:rPr>
-          <w:rFonts w:ascii="Calibri" w:cs="Calibri" w:eastAsia="Calibri" w:hAnsi="Calibri"/>
-          <w:b/>
-          <w:bCs/>
-          <w:color w:val="12355B"/>
-          <w:sz w:val="21"/>
-          <w:szCs w:val="21"/>
-        </w:rPr>
-        <w:t xml:space="preserve">1.  </w:t>
-      </w:r>
-      <w:r>
-        <w:rPr>
-          <w:rFonts w:ascii="Calibri" w:cs="Calibri" w:eastAsia="Calibri" w:hAnsi="Calibri"/>
-          <w:color w:val="1A2733"/>
-          <w:sz w:val="21"/>
-          <w:szCs w:val="21"/>
-        </w:rPr>
-        <w:t xml:space="preserve">What is 35% of 200?</w:t>
-      </w:r>
-    </w:p>
-    <w:p>
-      <w:pPr>
-        <w:spacing w:after="20"/>
-        <w:ind w:left="360"/>
-      </w:pPr>
-      <w:r>
-        <w:rPr>
-          <w:rFonts w:ascii="Calibri" w:cs="Calibri" w:eastAsia="Calibri" w:hAnsi="Calibri"/>
-          <w:color w:val="1A2733"/>
-          <w:sz w:val="20"/>
-          <w:szCs w:val="20"/>
-        </w:rPr>
-        <w:t xml:space="preserve">  ◯  A.  </w:t>
-      </w:r>
-      <w:r>
-        <w:rPr>
-          <w:rFonts w:ascii="Calibri" w:cs="Calibri" w:eastAsia="Calibri" w:hAnsi="Calibri"/>
-          <w:color w:val="1A2733"/>
-          <w:sz w:val="20"/>
-          <w:szCs w:val="20"/>
-        </w:rPr>
-        <w:t xml:space="preserve">35</w:t>
-      </w:r>
-    </w:p>
-    <w:p>
-      <w:pPr>
-        <w:spacing w:after="20"/>
-        <w:ind w:left="360"/>
-      </w:pPr>
-      <w:r>
-        <w:rPr>
-          <w:rFonts w:ascii="Calibri" w:cs="Calibri" w:eastAsia="Calibri" w:hAnsi="Calibri"/>
-          <w:color w:val="1A2733"/>
-          <w:sz w:val="20"/>
-          <w:szCs w:val="20"/>
-        </w:rPr>
-        <w:t xml:space="preserve">  ◯  B.  </w:t>
-      </w:r>
-      <w:r>
-        <w:rPr>
-          <w:rFonts w:ascii="Calibri" w:cs="Calibri" w:eastAsia="Calibri" w:hAnsi="Calibri"/>
-          <w:color w:val="1A2733"/>
-          <w:sz w:val="20"/>
-          <w:szCs w:val="20"/>
-        </w:rPr>
-        <w:t xml:space="preserve">70</w:t>
-      </w:r>
-    </w:p>
-    <w:p>
-      <w:pPr>
-        <w:spacing w:after="20"/>
-        <w:ind w:left="360"/>
-      </w:pPr>
-      <w:r>
-        <w:rPr>
-          <w:rFonts w:ascii="Calibri" w:cs="Calibri" w:eastAsia="Calibri" w:hAnsi="Calibri"/>
-          <w:color w:val="1A2733"/>
-          <w:sz w:val="20"/>
-          <w:szCs w:val="20"/>
-        </w:rPr>
-        <w:t xml:space="preserve">  ◯  C.  </w:t>
-      </w:r>
-      <w:r>
-        <w:rPr>
-          <w:rFonts w:ascii="Calibri" w:cs="Calibri" w:eastAsia="Calibri" w:hAnsi="Calibri"/>
-          <w:color w:val="1A2733"/>
-          <w:sz w:val="20"/>
-          <w:szCs w:val="20"/>
-        </w:rPr>
-        <w:t xml:space="preserve">90</w:t>
-      </w:r>
-    </w:p>
-    <w:p>
-      <w:pPr>
-        <w:spacing w:after="20"/>
-        <w:ind w:left="360"/>
-      </w:pPr>
-      <w:r>
-        <w:rPr>
-          <w:rFonts w:ascii="Calibri" w:cs="Calibri" w:eastAsia="Calibri" w:hAnsi="Calibri"/>
-          <w:color w:val="1A2733"/>
-          <w:sz w:val="20"/>
-          <w:szCs w:val="20"/>
-        </w:rPr>
-        <w:t xml:space="preserve">  ◯  D.  </w:t>
-      </w:r>
-      <w:r>
-        <w:rPr>
-          <w:rFonts w:ascii="Calibri" w:cs="Calibri" w:eastAsia="Calibri" w:hAnsi="Calibri"/>
-          <w:color w:val="1A2733"/>
-          <w:sz w:val="20"/>
-          <w:szCs w:val="20"/>
-        </w:rPr>
-        <w:t xml:space="preserve">165</w:t>
-      </w:r>
-    </w:p>
-    <w:p>
-      <w:pPr>
-        <w:spacing w:after="40" w:before="120"/>
-      </w:pPr>
-      <w:r>
-        <w:rPr>
-          <w:rFonts w:ascii="Calibri" w:cs="Calibri" w:eastAsia="Calibri" w:hAnsi="Calibri"/>
-          <w:b/>
-          <w:bCs/>
-          <w:color w:val="12355B"/>
-          <w:sz w:val="21"/>
-          <w:szCs w:val="21"/>
-        </w:rPr>
-        <w:t xml:space="preserve">2.  </w:t>
-      </w:r>
-      <w:r>
-        <w:rPr>
-          <w:rFonts w:ascii="Calibri" w:cs="Calibri" w:eastAsia="Calibri" w:hAnsi="Calibri"/>
-          <w:color w:val="1A2733"/>
-          <w:sz w:val="21"/>
-          <w:szCs w:val="21"/>
-        </w:rPr>
-        <w:t xml:space="preserve">A shirt is 60% of the way sold out. 24 shirts are sold. How many shirts were there at the start?</w:t>
-      </w:r>
-    </w:p>
-    <w:p>
-      <w:pPr>
-        <w:spacing w:after="20"/>
-        <w:ind w:left="360"/>
-      </w:pPr>
-      <w:r>
-        <w:rPr>
-          <w:rFonts w:ascii="Calibri" w:cs="Calibri" w:eastAsia="Calibri" w:hAnsi="Calibri"/>
-          <w:color w:val="1A2733"/>
-          <w:sz w:val="20"/>
-          <w:szCs w:val="20"/>
-        </w:rPr>
-        <w:t xml:space="preserve">  ◯  A.  </w:t>
-      </w:r>
-      <w:r>
-        <w:rPr>
-          <w:rFonts w:ascii="Calibri" w:cs="Calibri" w:eastAsia="Calibri" w:hAnsi="Calibri"/>
-          <w:color w:val="1A2733"/>
-          <w:sz w:val="20"/>
-          <w:szCs w:val="20"/>
-        </w:rPr>
-        <w:t xml:space="preserve">14</w:t>
-      </w:r>
-    </w:p>
-    <w:p>
-      <w:pPr>
-        <w:spacing w:after="20"/>
-        <w:ind w:left="360"/>
-      </w:pPr>
-      <w:r>
-        <w:rPr>
-          <w:rFonts w:ascii="Calibri" w:cs="Calibri" w:eastAsia="Calibri" w:hAnsi="Calibri"/>
-          <w:color w:val="1A2733"/>
-          <w:sz w:val="20"/>
-          <w:szCs w:val="20"/>
-        </w:rPr>
-        <w:t xml:space="preserve">  ◯  B.  </w:t>
-      </w:r>
-      <w:r>
-        <w:rPr>
-          <w:rFonts w:ascii="Calibri" w:cs="Calibri" w:eastAsia="Calibri" w:hAnsi="Calibri"/>
-          <w:color w:val="1A2733"/>
-          <w:sz w:val="20"/>
-          <w:szCs w:val="20"/>
-        </w:rPr>
-        <w:t xml:space="preserve">30</w:t>
-      </w:r>
-    </w:p>
-    <w:p>
-      <w:pPr>
-        <w:spacing w:after="20"/>
-        <w:ind w:left="360"/>
-      </w:pPr>
-      <w:r>
-        <w:rPr>
-          <w:rFonts w:ascii="Calibri" w:cs="Calibri" w:eastAsia="Calibri" w:hAnsi="Calibri"/>
-          <w:color w:val="1A2733"/>
-          <w:sz w:val="20"/>
-          <w:szCs w:val="20"/>
-        </w:rPr>
-        <w:t xml:space="preserve">  ◯  C.  </w:t>
-      </w:r>
-      <w:r>
-        <w:rPr>
-          <w:rFonts w:ascii="Calibri" w:cs="Calibri" w:eastAsia="Calibri" w:hAnsi="Calibri"/>
-          <w:color w:val="1A2733"/>
-          <w:sz w:val="20"/>
-          <w:szCs w:val="20"/>
-        </w:rPr>
-        <w:t xml:space="preserve">40</w:t>
-      </w:r>
-    </w:p>
-    <w:p>
-      <w:pPr>
-        <w:spacing w:after="20"/>
-        <w:ind w:left="360"/>
-      </w:pPr>
-      <w:r>
-        <w:rPr>
-          <w:rFonts w:ascii="Calibri" w:cs="Calibri" w:eastAsia="Calibri" w:hAnsi="Calibri"/>
-          <w:color w:val="1A2733"/>
-          <w:sz w:val="20"/>
-          <w:szCs w:val="20"/>
-        </w:rPr>
-        <w:t xml:space="preserve">  ◯  D.  </w:t>
-      </w:r>
-      <w:r>
-        <w:rPr>
-          <w:rFonts w:ascii="Calibri" w:cs="Calibri" w:eastAsia="Calibri" w:hAnsi="Calibri"/>
-          <w:color w:val="1A2733"/>
-          <w:sz w:val="20"/>
-          <w:szCs w:val="20"/>
-        </w:rPr>
-        <w:t xml:space="preserve">60</w:t>
-      </w:r>
-    </w:p>
-    <w:p>
-      <w:pPr>
-        <w:spacing w:after="40" w:before="120"/>
-      </w:pPr>
-      <w:r>
-        <w:rPr>
-          <w:rFonts w:ascii="Calibri" w:cs="Calibri" w:eastAsia="Calibri" w:hAnsi="Calibri"/>
-          <w:b/>
-          <w:bCs/>
-          <w:color w:val="12355B"/>
-          <w:sz w:val="21"/>
-          <w:szCs w:val="21"/>
-        </w:rPr>
-        <w:t xml:space="preserve">3.  </w:t>
-      </w:r>
-      <w:r>
-        <w:rPr>
-          <w:rFonts w:ascii="Calibri" w:cs="Calibri" w:eastAsia="Calibri" w:hAnsi="Calibri"/>
-          <w:color w:val="1A2733"/>
-          <w:sz w:val="21"/>
-          <w:szCs w:val="21"/>
-        </w:rPr>
-        <w:t xml:space="preserve">In a survey, 45 students said yes. That was 25% of all students. Fill in: there were ____ students in all.</w:t>
-      </w:r>
-    </w:p>
-    <w:p>
-      <w:pPr>
-        <w:spacing w:after="30" w:before="30"/>
-      </w:pPr>
-      <w:r>
-        <w:rPr>
-          <w:rFonts w:ascii="Calibri" w:cs="Calibri" w:eastAsia="Calibri" w:hAnsi="Calibri"/>
-          <w:b/>
-          <w:bCs/>
-          <w:color w:val="5F6F80"/>
-          <w:sz w:val="20"/>
-          <w:szCs w:val="20"/>
-        </w:rPr>
-        <w:t xml:space="preserve">Answer: </w:t>
-      </w:r>
-      <w:r>
-        <w:rPr>
-          <w:rFonts w:ascii="Calibri" w:cs="Calibri" w:eastAsia="Calibri" w:hAnsi="Calibri"/>
-          <w:color w:val="5F6F80"/>
-          <w:sz w:val="20"/>
-          <w:szCs w:val="20"/>
-        </w:rPr>
-        <w:t xml:space="preserve">____________________________</w:t>
+    <w:tbl>
+      <w:tblPr>
+        <w:tblW w:type="pct" w:w="100%"/>
+        <w:tblBorders>
+          <w:top w:val="single" w:color="BBD0DE" w:sz="6"/>
+          <w:left w:val="single" w:color="BBD0DE" w:sz="6"/>
+          <w:bottom w:val="single" w:color="BBD0DE" w:sz="6"/>
+          <w:right w:val="single" w:color="BBD0DE" w:sz="6"/>
+          <w:insideH w:val="none"/>
+          <w:insideV w:val="none"/>
+        </w:tblBorders>
+      </w:tblPr>
+      <w:tblGrid>
+        <w:gridCol w:w="100"/>
+      </w:tblGrid>
+      <w:tr>
+        <w:tc>
+          <w:tcPr>
+            <w:shd w:fill="EEF4F8" w:color="auto" w:val="clear"/>
+            <w:tcMar>
+              <w:top w:type="dxa" w:w="120"/>
+              <w:left w:type="dxa" w:w="160"/>
+              <w:bottom w:type="dxa" w:w="120"/>
+              <w:right w:type="dxa" w:w="160"/>
+            </w:tcMar>
+          </w:tcPr>
+          <w:p>
+            <w:pPr>
+              <w:spacing w:after="30"/>
+            </w:pPr>
+            <w:r>
+              <w:rPr>
+                <w:rFonts w:ascii="Calibri" w:cs="Calibri" w:eastAsia="Calibri" w:hAnsi="Calibri"/>
+                <w:b/>
+                <w:bCs/>
+                <w:color w:val="12355B"/>
+                <w:sz w:val="19"/>
+                <w:szCs w:val="19"/>
+              </w:rPr>
+              <w:t xml:space="preserve">Directions</w:t>
+            </w:r>
+          </w:p>
+          <w:p>
+            <w:r>
+              <w:rPr>
+                <w:rFonts w:ascii="Calibri" w:cs="Calibri" w:eastAsia="Calibri" w:hAnsi="Calibri"/>
+                <w:color w:val="1A2733"/>
+                <w:sz w:val="19"/>
+                <w:szCs w:val="19"/>
+              </w:rPr>
+              <w:t xml:space="preserve">Read each item carefully and answer it the way you would on the MCAP. For selected-response items, fill in the circle (○) next to the correct answer. For constructed-response items, enter your answer and show your work. Every item below assesses standard 6.RP.A.3c.</w:t>
+            </w:r>
+          </w:p>
+        </w:tc>
+      </w:tr>
+    </w:tbl>
+    <w:p>
+      <w:pPr>
+        <w:spacing w:after="120"/>
+      </w:pPr>
+      <w:r>
+        <w:rPr>
+          <w:rFonts w:ascii="Calibri" w:cs="Calibri" w:eastAsia="Calibri" w:hAnsi="Calibri"/>
+          <w:color w:val="1A2733"/>
+          <w:sz w:val="21"/>
+          <w:szCs w:val="21"/>
+        </w:rPr>
+        <w:t xml:space="preserve"/>
+      </w:r>
+    </w:p>
+    <w:tbl>
+      <w:tblPr>
+        <w:tblW w:type="pct" w:w="100%"/>
+        <w:tblBorders>
+          <w:top w:val="single" w:color="C7D2DD" w:sz="6"/>
+          <w:left w:val="single" w:color="C7D2DD" w:sz="6"/>
+          <w:bottom w:val="single" w:color="C7D2DD" w:sz="6"/>
+          <w:right w:val="single" w:color="C7D2DD" w:sz="6"/>
+          <w:insideH w:val="none"/>
+          <w:insideV w:val="none"/>
+        </w:tblBorders>
+      </w:tblPr>
+      <w:tblGrid>
+        <w:gridCol w:w="100"/>
+      </w:tblGrid>
+      <w:tr>
+        <w:tc>
+          <w:tcPr>
+            <w:tcMar>
+              <w:top w:type="dxa" w:w="0"/>
+              <w:left w:type="dxa" w:w="0"/>
+              <w:bottom w:type="dxa" w:w="120"/>
+              <w:right w:type="dxa" w:w="160"/>
+            </w:tcMar>
+          </w:tcPr>
+          <w:p>
+            <w:pPr>
+              <w:shd w:fill="1FA6A2" w:color="auto" w:val="clear"/>
+              <w:tabs>
+                <w:tab w:val="right" w:pos="9000"/>
+              </w:tabs>
+              <w:spacing w:after="30" w:before="30"/>
+              <w:ind w:left="120" w:right="120"/>
+            </w:pPr>
+            <w:r>
+              <w:rPr>
+                <w:rFonts w:ascii="Calibri" w:cs="Calibri" w:eastAsia="Calibri" w:hAnsi="Calibri"/>
+                <w:b/>
+                <w:bCs/>
+                <w:color w:val="FFFFFF"/>
+                <w:sz w:val="18"/>
+                <w:szCs w:val="18"/>
+              </w:rPr>
+              <w:t xml:space="preserve">Item 1</w:t>
+            </w:r>
+            <w:r>
+              <w:rPr>
+                <w:rFonts w:ascii="Calibri" w:cs="Calibri" w:eastAsia="Calibri" w:hAnsi="Calibri"/>
+                <w:color w:val="FFFFFF"/>
+                <w:sz w:val="18"/>
+                <w:szCs w:val="18"/>
+              </w:rPr>
+              <w:t xml:space="preserve">   |   </w:t>
+            </w:r>
+            <w:r>
+              <w:rPr>
+                <w:rFonts w:ascii="Calibri" w:cs="Calibri" w:eastAsia="Calibri" w:hAnsi="Calibri"/>
+                <w:color w:val="FFFFFF"/>
+                <w:spacing w:val="14"/>
+                <w:sz w:val="16"/>
+                <w:szCs w:val="16"/>
+              </w:rPr>
+              <w:t xml:space="preserve">SELECTED RESPONSE</w:t>
+            </w:r>
+            <w:r>
+              <w:rPr>
+                <w:rFonts w:ascii="Calibri" w:cs="Calibri" w:eastAsia="Calibri" w:hAnsi="Calibri"/>
+              </w:rPr>
+              <w:t xml:space="preserve">	</w:t>
+            </w:r>
+            <w:r>
+              <w:rPr>
+                <w:rFonts w:ascii="Calibri" w:cs="Calibri" w:eastAsia="Calibri" w:hAnsi="Calibri"/>
+                <w:b/>
+                <w:bCs/>
+                <w:color w:val="FFFFFF"/>
+                <w:sz w:val="17"/>
+                <w:szCs w:val="17"/>
+              </w:rPr>
+              <w:t xml:space="preserve">6.RP.A.3c</w:t>
+            </w:r>
+          </w:p>
+          <w:p>
+            <w:pPr>
+              <w:spacing w:after="30" w:before="90"/>
+              <w:ind w:left="140" w:right="120"/>
+            </w:pPr>
+            <w:r>
+              <w:rPr>
+                <w:rFonts w:ascii="Calibri" w:cs="Calibri" w:eastAsia="Calibri" w:hAnsi="Calibri"/>
+                <w:b/>
+                <w:bCs/>
+                <w:color w:val="1A2733"/>
+                <w:sz w:val="21"/>
+                <w:szCs w:val="21"/>
+              </w:rPr>
+              <w:t xml:space="preserve">What is 35% of 200?</w:t>
+            </w:r>
+          </w:p>
+          <w:p>
+            <w:pPr>
+              <w:spacing w:after="60"/>
+              <w:ind w:left="140" w:right="120"/>
+            </w:pPr>
+            <w:r>
+              <w:rPr>
+                <w:rFonts w:ascii="Calibri" w:cs="Calibri" w:eastAsia="Calibri" w:hAnsi="Calibri"/>
+                <w:i/>
+                <w:iCs/>
+                <w:color w:val="5F6F80"/>
+                <w:sz w:val="18"/>
+                <w:szCs w:val="18"/>
+              </w:rPr>
+              <w:t xml:space="preserve">Select the correct answer.</w:t>
+            </w:r>
+          </w:p>
+          <w:p>
+            <w:pPr>
+              <w:spacing w:after="24"/>
+              <w:ind w:left="380"/>
+            </w:pPr>
+            <w:r>
+              <w:rPr>
+                <w:rFonts w:ascii="Calibri" w:cs="Calibri" w:eastAsia="Calibri" w:hAnsi="Calibri"/>
+                <w:color w:val="1FA6A2"/>
+                <w:sz w:val="22"/>
+                <w:szCs w:val="22"/>
+              </w:rPr>
+              <w:t xml:space="preserve">○  </w:t>
+            </w:r>
+            <w:r>
+              <w:rPr>
+                <w:rFonts w:ascii="Calibri" w:cs="Calibri" w:eastAsia="Calibri" w:hAnsi="Calibri"/>
+                <w:b/>
+                <w:bCs/>
+                <w:color w:val="1A2733"/>
+                <w:sz w:val="21"/>
+                <w:szCs w:val="21"/>
+              </w:rPr>
+              <w:t xml:space="preserve">A.  </w:t>
+            </w:r>
+            <w:r>
+              <w:rPr>
+                <w:rFonts w:ascii="Calibri" w:cs="Calibri" w:eastAsia="Calibri" w:hAnsi="Calibri"/>
+                <w:color w:val="1A2733"/>
+                <w:sz w:val="21"/>
+                <w:szCs w:val="21"/>
+              </w:rPr>
+              <w:t xml:space="preserve">35</w:t>
+            </w:r>
+          </w:p>
+          <w:p>
+            <w:pPr>
+              <w:spacing w:after="24"/>
+              <w:ind w:left="380"/>
+            </w:pPr>
+            <w:r>
+              <w:rPr>
+                <w:rFonts w:ascii="Calibri" w:cs="Calibri" w:eastAsia="Calibri" w:hAnsi="Calibri"/>
+                <w:color w:val="1FA6A2"/>
+                <w:sz w:val="22"/>
+                <w:szCs w:val="22"/>
+              </w:rPr>
+              <w:t xml:space="preserve">○  </w:t>
+            </w:r>
+            <w:r>
+              <w:rPr>
+                <w:rFonts w:ascii="Calibri" w:cs="Calibri" w:eastAsia="Calibri" w:hAnsi="Calibri"/>
+                <w:b/>
+                <w:bCs/>
+                <w:color w:val="1A2733"/>
+                <w:sz w:val="21"/>
+                <w:szCs w:val="21"/>
+              </w:rPr>
+              <w:t xml:space="preserve">B.  </w:t>
+            </w:r>
+            <w:r>
+              <w:rPr>
+                <w:rFonts w:ascii="Calibri" w:cs="Calibri" w:eastAsia="Calibri" w:hAnsi="Calibri"/>
+                <w:color w:val="1A2733"/>
+                <w:sz w:val="21"/>
+                <w:szCs w:val="21"/>
+              </w:rPr>
+              <w:t xml:space="preserve">70</w:t>
+            </w:r>
+          </w:p>
+          <w:p>
+            <w:pPr>
+              <w:spacing w:after="24"/>
+              <w:ind w:left="380"/>
+            </w:pPr>
+            <w:r>
+              <w:rPr>
+                <w:rFonts w:ascii="Calibri" w:cs="Calibri" w:eastAsia="Calibri" w:hAnsi="Calibri"/>
+                <w:color w:val="1FA6A2"/>
+                <w:sz w:val="22"/>
+                <w:szCs w:val="22"/>
+              </w:rPr>
+              <w:t xml:space="preserve">○  </w:t>
+            </w:r>
+            <w:r>
+              <w:rPr>
+                <w:rFonts w:ascii="Calibri" w:cs="Calibri" w:eastAsia="Calibri" w:hAnsi="Calibri"/>
+                <w:b/>
+                <w:bCs/>
+                <w:color w:val="1A2733"/>
+                <w:sz w:val="21"/>
+                <w:szCs w:val="21"/>
+              </w:rPr>
+              <w:t xml:space="preserve">C.  </w:t>
+            </w:r>
+            <w:r>
+              <w:rPr>
+                <w:rFonts w:ascii="Calibri" w:cs="Calibri" w:eastAsia="Calibri" w:hAnsi="Calibri"/>
+                <w:color w:val="1A2733"/>
+                <w:sz w:val="21"/>
+                <w:szCs w:val="21"/>
+              </w:rPr>
+              <w:t xml:space="preserve">90</w:t>
+            </w:r>
+          </w:p>
+          <w:p>
+            <w:pPr>
+              <w:spacing w:after="24"/>
+              <w:ind w:left="380"/>
+            </w:pPr>
+            <w:r>
+              <w:rPr>
+                <w:rFonts w:ascii="Calibri" w:cs="Calibri" w:eastAsia="Calibri" w:hAnsi="Calibri"/>
+                <w:color w:val="1FA6A2"/>
+                <w:sz w:val="22"/>
+                <w:szCs w:val="22"/>
+              </w:rPr>
+              <w:t xml:space="preserve">○  </w:t>
+            </w:r>
+            <w:r>
+              <w:rPr>
+                <w:rFonts w:ascii="Calibri" w:cs="Calibri" w:eastAsia="Calibri" w:hAnsi="Calibri"/>
+                <w:b/>
+                <w:bCs/>
+                <w:color w:val="1A2733"/>
+                <w:sz w:val="21"/>
+                <w:szCs w:val="21"/>
+              </w:rPr>
+              <w:t xml:space="preserve">D.  </w:t>
+            </w:r>
+            <w:r>
+              <w:rPr>
+                <w:rFonts w:ascii="Calibri" w:cs="Calibri" w:eastAsia="Calibri" w:hAnsi="Calibri"/>
+                <w:color w:val="1A2733"/>
+                <w:sz w:val="21"/>
+                <w:szCs w:val="21"/>
+              </w:rPr>
+              <w:t xml:space="preserve">165</w:t>
+            </w:r>
+          </w:p>
+        </w:tc>
+      </w:tr>
+    </w:tbl>
+    <w:p>
+      <w:pPr>
+        <w:spacing w:after="100"/>
+      </w:pPr>
+      <w:r>
+        <w:rPr>
+          <w:rFonts w:ascii="Calibri" w:cs="Calibri" w:eastAsia="Calibri" w:hAnsi="Calibri"/>
+          <w:color w:val="1A2733"/>
+          <w:sz w:val="21"/>
+          <w:szCs w:val="21"/>
+        </w:rPr>
+        <w:t xml:space="preserve"/>
+      </w:r>
+    </w:p>
+    <w:tbl>
+      <w:tblPr>
+        <w:tblW w:type="pct" w:w="100%"/>
+        <w:tblBorders>
+          <w:top w:val="single" w:color="C7D2DD" w:sz="6"/>
+          <w:left w:val="single" w:color="C7D2DD" w:sz="6"/>
+          <w:bottom w:val="single" w:color="C7D2DD" w:sz="6"/>
+          <w:right w:val="single" w:color="C7D2DD" w:sz="6"/>
+          <w:insideH w:val="none"/>
+          <w:insideV w:val="none"/>
+        </w:tblBorders>
+      </w:tblPr>
+      <w:tblGrid>
+        <w:gridCol w:w="100"/>
+      </w:tblGrid>
+      <w:tr>
+        <w:tc>
+          <w:tcPr>
+            <w:tcMar>
+              <w:top w:type="dxa" w:w="0"/>
+              <w:left w:type="dxa" w:w="0"/>
+              <w:bottom w:type="dxa" w:w="120"/>
+              <w:right w:type="dxa" w:w="160"/>
+            </w:tcMar>
+          </w:tcPr>
+          <w:p>
+            <w:pPr>
+              <w:shd w:fill="1FA6A2" w:color="auto" w:val="clear"/>
+              <w:tabs>
+                <w:tab w:val="right" w:pos="9000"/>
+              </w:tabs>
+              <w:spacing w:after="30" w:before="30"/>
+              <w:ind w:left="120" w:right="120"/>
+            </w:pPr>
+            <w:r>
+              <w:rPr>
+                <w:rFonts w:ascii="Calibri" w:cs="Calibri" w:eastAsia="Calibri" w:hAnsi="Calibri"/>
+                <w:b/>
+                <w:bCs/>
+                <w:color w:val="FFFFFF"/>
+                <w:sz w:val="18"/>
+                <w:szCs w:val="18"/>
+              </w:rPr>
+              <w:t xml:space="preserve">Item 2</w:t>
+            </w:r>
+            <w:r>
+              <w:rPr>
+                <w:rFonts w:ascii="Calibri" w:cs="Calibri" w:eastAsia="Calibri" w:hAnsi="Calibri"/>
+                <w:color w:val="FFFFFF"/>
+                <w:sz w:val="18"/>
+                <w:szCs w:val="18"/>
+              </w:rPr>
+              <w:t xml:space="preserve">   |   </w:t>
+            </w:r>
+            <w:r>
+              <w:rPr>
+                <w:rFonts w:ascii="Calibri" w:cs="Calibri" w:eastAsia="Calibri" w:hAnsi="Calibri"/>
+                <w:color w:val="FFFFFF"/>
+                <w:spacing w:val="14"/>
+                <w:sz w:val="16"/>
+                <w:szCs w:val="16"/>
+              </w:rPr>
+              <w:t xml:space="preserve">SELECTED RESPONSE</w:t>
+            </w:r>
+            <w:r>
+              <w:rPr>
+                <w:rFonts w:ascii="Calibri" w:cs="Calibri" w:eastAsia="Calibri" w:hAnsi="Calibri"/>
+              </w:rPr>
+              <w:t xml:space="preserve">	</w:t>
+            </w:r>
+            <w:r>
+              <w:rPr>
+                <w:rFonts w:ascii="Calibri" w:cs="Calibri" w:eastAsia="Calibri" w:hAnsi="Calibri"/>
+                <w:b/>
+                <w:bCs/>
+                <w:color w:val="FFFFFF"/>
+                <w:sz w:val="17"/>
+                <w:szCs w:val="17"/>
+              </w:rPr>
+              <w:t xml:space="preserve">6.RP.A.3c</w:t>
+            </w:r>
+          </w:p>
+          <w:p>
+            <w:pPr>
+              <w:spacing w:after="30" w:before="90"/>
+              <w:ind w:left="140" w:right="120"/>
+            </w:pPr>
+            <w:r>
+              <w:rPr>
+                <w:rFonts w:ascii="Calibri" w:cs="Calibri" w:eastAsia="Calibri" w:hAnsi="Calibri"/>
+                <w:b/>
+                <w:bCs/>
+                <w:color w:val="1A2733"/>
+                <w:sz w:val="21"/>
+                <w:szCs w:val="21"/>
+              </w:rPr>
+              <w:t xml:space="preserve">A shirt is 60% of the way sold out. 24 shirts are sold. How many shirts were there at the start?</w:t>
+            </w:r>
+          </w:p>
+          <w:p>
+            <w:pPr>
+              <w:spacing w:after="60"/>
+              <w:ind w:left="140" w:right="120"/>
+            </w:pPr>
+            <w:r>
+              <w:rPr>
+                <w:rFonts w:ascii="Calibri" w:cs="Calibri" w:eastAsia="Calibri" w:hAnsi="Calibri"/>
+                <w:i/>
+                <w:iCs/>
+                <w:color w:val="5F6F80"/>
+                <w:sz w:val="18"/>
+                <w:szCs w:val="18"/>
+              </w:rPr>
+              <w:t xml:space="preserve">Select the correct answer.</w:t>
+            </w:r>
+          </w:p>
+          <w:p>
+            <w:pPr>
+              <w:spacing w:after="24"/>
+              <w:ind w:left="380"/>
+            </w:pPr>
+            <w:r>
+              <w:rPr>
+                <w:rFonts w:ascii="Calibri" w:cs="Calibri" w:eastAsia="Calibri" w:hAnsi="Calibri"/>
+                <w:color w:val="1FA6A2"/>
+                <w:sz w:val="22"/>
+                <w:szCs w:val="22"/>
+              </w:rPr>
+              <w:t xml:space="preserve">○  </w:t>
+            </w:r>
+            <w:r>
+              <w:rPr>
+                <w:rFonts w:ascii="Calibri" w:cs="Calibri" w:eastAsia="Calibri" w:hAnsi="Calibri"/>
+                <w:b/>
+                <w:bCs/>
+                <w:color w:val="1A2733"/>
+                <w:sz w:val="21"/>
+                <w:szCs w:val="21"/>
+              </w:rPr>
+              <w:t xml:space="preserve">A.  </w:t>
+            </w:r>
+            <w:r>
+              <w:rPr>
+                <w:rFonts w:ascii="Calibri" w:cs="Calibri" w:eastAsia="Calibri" w:hAnsi="Calibri"/>
+                <w:color w:val="1A2733"/>
+                <w:sz w:val="21"/>
+                <w:szCs w:val="21"/>
+              </w:rPr>
+              <w:t xml:space="preserve">14</w:t>
+            </w:r>
+          </w:p>
+          <w:p>
+            <w:pPr>
+              <w:spacing w:after="24"/>
+              <w:ind w:left="380"/>
+            </w:pPr>
+            <w:r>
+              <w:rPr>
+                <w:rFonts w:ascii="Calibri" w:cs="Calibri" w:eastAsia="Calibri" w:hAnsi="Calibri"/>
+                <w:color w:val="1FA6A2"/>
+                <w:sz w:val="22"/>
+                <w:szCs w:val="22"/>
+              </w:rPr>
+              <w:t xml:space="preserve">○  </w:t>
+            </w:r>
+            <w:r>
+              <w:rPr>
+                <w:rFonts w:ascii="Calibri" w:cs="Calibri" w:eastAsia="Calibri" w:hAnsi="Calibri"/>
+                <w:b/>
+                <w:bCs/>
+                <w:color w:val="1A2733"/>
+                <w:sz w:val="21"/>
+                <w:szCs w:val="21"/>
+              </w:rPr>
+              <w:t xml:space="preserve">B.  </w:t>
+            </w:r>
+            <w:r>
+              <w:rPr>
+                <w:rFonts w:ascii="Calibri" w:cs="Calibri" w:eastAsia="Calibri" w:hAnsi="Calibri"/>
+                <w:color w:val="1A2733"/>
+                <w:sz w:val="21"/>
+                <w:szCs w:val="21"/>
+              </w:rPr>
+              <w:t xml:space="preserve">30</w:t>
+            </w:r>
+          </w:p>
+          <w:p>
+            <w:pPr>
+              <w:spacing w:after="24"/>
+              <w:ind w:left="380"/>
+            </w:pPr>
+            <w:r>
+              <w:rPr>
+                <w:rFonts w:ascii="Calibri" w:cs="Calibri" w:eastAsia="Calibri" w:hAnsi="Calibri"/>
+                <w:color w:val="1FA6A2"/>
+                <w:sz w:val="22"/>
+                <w:szCs w:val="22"/>
+              </w:rPr>
+              <w:t xml:space="preserve">○  </w:t>
+            </w:r>
+            <w:r>
+              <w:rPr>
+                <w:rFonts w:ascii="Calibri" w:cs="Calibri" w:eastAsia="Calibri" w:hAnsi="Calibri"/>
+                <w:b/>
+                <w:bCs/>
+                <w:color w:val="1A2733"/>
+                <w:sz w:val="21"/>
+                <w:szCs w:val="21"/>
+              </w:rPr>
+              <w:t xml:space="preserve">C.  </w:t>
+            </w:r>
+            <w:r>
+              <w:rPr>
+                <w:rFonts w:ascii="Calibri" w:cs="Calibri" w:eastAsia="Calibri" w:hAnsi="Calibri"/>
+                <w:color w:val="1A2733"/>
+                <w:sz w:val="21"/>
+                <w:szCs w:val="21"/>
+              </w:rPr>
+              <w:t xml:space="preserve">40</w:t>
+            </w:r>
+          </w:p>
+          <w:p>
+            <w:pPr>
+              <w:spacing w:after="24"/>
+              <w:ind w:left="380"/>
+            </w:pPr>
+            <w:r>
+              <w:rPr>
+                <w:rFonts w:ascii="Calibri" w:cs="Calibri" w:eastAsia="Calibri" w:hAnsi="Calibri"/>
+                <w:color w:val="1FA6A2"/>
+                <w:sz w:val="22"/>
+                <w:szCs w:val="22"/>
+              </w:rPr>
+              <w:t xml:space="preserve">○  </w:t>
+            </w:r>
+            <w:r>
+              <w:rPr>
+                <w:rFonts w:ascii="Calibri" w:cs="Calibri" w:eastAsia="Calibri" w:hAnsi="Calibri"/>
+                <w:b/>
+                <w:bCs/>
+                <w:color w:val="1A2733"/>
+                <w:sz w:val="21"/>
+                <w:szCs w:val="21"/>
+              </w:rPr>
+              <w:t xml:space="preserve">D.  </w:t>
+            </w:r>
+            <w:r>
+              <w:rPr>
+                <w:rFonts w:ascii="Calibri" w:cs="Calibri" w:eastAsia="Calibri" w:hAnsi="Calibri"/>
+                <w:color w:val="1A2733"/>
+                <w:sz w:val="21"/>
+                <w:szCs w:val="21"/>
+              </w:rPr>
+              <w:t xml:space="preserve">60</w:t>
+            </w:r>
+          </w:p>
+        </w:tc>
+      </w:tr>
+    </w:tbl>
+    <w:p>
+      <w:pPr>
+        <w:spacing w:after="100"/>
+      </w:pPr>
+      <w:r>
+        <w:rPr>
+          <w:rFonts w:ascii="Calibri" w:cs="Calibri" w:eastAsia="Calibri" w:hAnsi="Calibri"/>
+          <w:color w:val="1A2733"/>
+          <w:sz w:val="21"/>
+          <w:szCs w:val="21"/>
+        </w:rPr>
+        <w:t xml:space="preserve"/>
+      </w:r>
+    </w:p>
+    <w:tbl>
+      <w:tblPr>
+        <w:tblW w:type="pct" w:w="100%"/>
+        <w:tblBorders>
+          <w:top w:val="single" w:color="C7D2DD" w:sz="6"/>
+          <w:left w:val="single" w:color="C7D2DD" w:sz="6"/>
+          <w:bottom w:val="single" w:color="C7D2DD" w:sz="6"/>
+          <w:right w:val="single" w:color="C7D2DD" w:sz="6"/>
+          <w:insideH w:val="none"/>
+          <w:insideV w:val="none"/>
+        </w:tblBorders>
+      </w:tblPr>
+      <w:tblGrid>
+        <w:gridCol w:w="100"/>
+      </w:tblGrid>
+      <w:tr>
+        <w:tc>
+          <w:tcPr>
+            <w:tcMar>
+              <w:top w:type="dxa" w:w="0"/>
+              <w:left w:type="dxa" w:w="0"/>
+              <w:bottom w:type="dxa" w:w="120"/>
+              <w:right w:type="dxa" w:w="160"/>
+            </w:tcMar>
+          </w:tcPr>
+          <w:p>
+            <w:pPr>
+              <w:shd w:fill="1FA6A2" w:color="auto" w:val="clear"/>
+              <w:tabs>
+                <w:tab w:val="right" w:pos="9000"/>
+              </w:tabs>
+              <w:spacing w:after="30" w:before="30"/>
+              <w:ind w:left="120" w:right="120"/>
+            </w:pPr>
+            <w:r>
+              <w:rPr>
+                <w:rFonts w:ascii="Calibri" w:cs="Calibri" w:eastAsia="Calibri" w:hAnsi="Calibri"/>
+                <w:b/>
+                <w:bCs/>
+                <w:color w:val="FFFFFF"/>
+                <w:sz w:val="18"/>
+                <w:szCs w:val="18"/>
+              </w:rPr>
+              <w:t xml:space="preserve">Item 3</w:t>
+            </w:r>
+            <w:r>
+              <w:rPr>
+                <w:rFonts w:ascii="Calibri" w:cs="Calibri" w:eastAsia="Calibri" w:hAnsi="Calibri"/>
+                <w:color w:val="FFFFFF"/>
+                <w:sz w:val="18"/>
+                <w:szCs w:val="18"/>
+              </w:rPr>
+              <w:t xml:space="preserve">   |   </w:t>
+            </w:r>
+            <w:r>
+              <w:rPr>
+                <w:rFonts w:ascii="Calibri" w:cs="Calibri" w:eastAsia="Calibri" w:hAnsi="Calibri"/>
+                <w:color w:val="FFFFFF"/>
+                <w:spacing w:val="14"/>
+                <w:sz w:val="16"/>
+                <w:szCs w:val="16"/>
+              </w:rPr>
+              <w:t xml:space="preserve">CONSTRUCTED RESPONSE</w:t>
+            </w:r>
+            <w:r>
+              <w:rPr>
+                <w:rFonts w:ascii="Calibri" w:cs="Calibri" w:eastAsia="Calibri" w:hAnsi="Calibri"/>
+              </w:rPr>
+              <w:t xml:space="preserve">	</w:t>
+            </w:r>
+            <w:r>
+              <w:rPr>
+                <w:rFonts w:ascii="Calibri" w:cs="Calibri" w:eastAsia="Calibri" w:hAnsi="Calibri"/>
+                <w:b/>
+                <w:bCs/>
+                <w:color w:val="FFFFFF"/>
+                <w:sz w:val="17"/>
+                <w:szCs w:val="17"/>
+              </w:rPr>
+              <w:t xml:space="preserve">6.RP.A.3c</w:t>
+            </w:r>
+          </w:p>
+          <w:p>
+            <w:pPr>
+              <w:spacing w:after="30" w:before="90"/>
+              <w:ind w:left="140" w:right="120"/>
+            </w:pPr>
+            <w:r>
+              <w:rPr>
+                <w:rFonts w:ascii="Calibri" w:cs="Calibri" w:eastAsia="Calibri" w:hAnsi="Calibri"/>
+                <w:b/>
+                <w:bCs/>
+                <w:color w:val="1A2733"/>
+                <w:sz w:val="21"/>
+                <w:szCs w:val="21"/>
+              </w:rPr>
+              <w:t xml:space="preserve">In a survey, 45 students said yes. That was 25% of all students. Fill in: there were ____ students in all.</w:t>
+            </w:r>
+          </w:p>
+          <w:p>
+            <w:pPr>
+              <w:spacing w:after="60"/>
+              <w:ind w:left="140" w:right="120"/>
+            </w:pPr>
+            <w:r>
+              <w:rPr>
+                <w:rFonts w:ascii="Calibri" w:cs="Calibri" w:eastAsia="Calibri" w:hAnsi="Calibri"/>
+                <w:i/>
+                <w:iCs/>
+                <w:color w:val="5F6F80"/>
+                <w:sz w:val="18"/>
+                <w:szCs w:val="18"/>
+              </w:rPr>
+              <w:t xml:space="preserve">Enter your answer in the space provided. Show your work.</w:t>
+            </w:r>
+          </w:p>
+          <w:p>
+            <w:pPr>
+              <w:pBdr>
+                <w:bottom w:val="single" w:color="AFBECC" w:sz="4" w:space="2"/>
+              </w:pBdr>
+              <w:spacing w:after="6" w:before="30" w:line="360"/>
+              <w:ind w:left="140" w:right="120"/>
+            </w:pPr>
+            <w:r>
+              <w:rPr>
+                <w:rFonts w:ascii="Calibri" w:cs="Calibri" w:eastAsia="Calibri" w:hAnsi="Calibri"/>
+                <w:color w:val="1A2733"/>
+                <w:sz w:val="21"/>
+                <w:szCs w:val="21"/>
+              </w:rPr>
+              <w:t xml:space="preserve"/>
+            </w:r>
+          </w:p>
+          <w:p>
+            <w:pPr>
+              <w:pBdr>
+                <w:bottom w:val="single" w:color="AFBECC" w:sz="4" w:space="2"/>
+              </w:pBdr>
+              <w:spacing w:after="0" w:line="360"/>
+              <w:ind w:left="140" w:right="120"/>
+            </w:pPr>
+            <w:r>
+              <w:rPr>
+                <w:rFonts w:ascii="Calibri" w:cs="Calibri" w:eastAsia="Calibri" w:hAnsi="Calibri"/>
+                <w:color w:val="1A2733"/>
+                <w:sz w:val="21"/>
+                <w:szCs w:val="21"/>
+              </w:rPr>
+              <w:t xml:space="preserve"/>
+            </w:r>
+          </w:p>
+        </w:tc>
+      </w:tr>
+    </w:tbl>
+    <w:p>
+      <w:pPr>
+        <w:spacing w:after="100"/>
+      </w:pPr>
+      <w:r>
+        <w:rPr>
+          <w:rFonts w:ascii="Calibri" w:cs="Calibri" w:eastAsia="Calibri" w:hAnsi="Calibri"/>
+          <w:color w:val="1A2733"/>
+          <w:sz w:val="21"/>
+          <w:szCs w:val="21"/>
+        </w:rPr>
+        <w:t xml:space="preserve"/>
       </w:r>
     </w:p>
     <w:p>
@@ -8964,312 +11349,789 @@
         <w:t xml:space="preserve">MCAP-Style Practice</w:t>
       </w:r>
     </w:p>
-    <w:p>
-      <w:pPr>
-        <w:spacing w:after="80"/>
-      </w:pPr>
-      <w:r>
-        <w:rPr>
-          <w:rFonts w:ascii="Calibri" w:cs="Calibri" w:eastAsia="Calibri" w:hAnsi="Calibri"/>
-          <w:i/>
-          <w:iCs/>
-          <w:color w:val="5F6F80"/>
-          <w:sz w:val="19"/>
-          <w:szCs w:val="19"/>
-        </w:rPr>
-        <w:t xml:space="preserve">Bubble the best answer or fill in the blank, just like on the test.</w:t>
-      </w:r>
-    </w:p>
-    <w:p>
-      <w:pPr>
-        <w:spacing w:after="40" w:before="120"/>
-      </w:pPr>
-      <w:r>
-        <w:rPr>
-          <w:rFonts w:ascii="Calibri" w:cs="Calibri" w:eastAsia="Calibri" w:hAnsi="Calibri"/>
-          <w:b/>
-          <w:bCs/>
-          <w:color w:val="12355B"/>
-          <w:sz w:val="21"/>
-          <w:szCs w:val="21"/>
-        </w:rPr>
-        <w:t xml:space="preserve">1.  </w:t>
-      </w:r>
-      <w:r>
-        <w:rPr>
-          <w:rFonts w:ascii="Calibri" w:cs="Calibri" w:eastAsia="Calibri" w:hAnsi="Calibri"/>
-          <w:color w:val="1A2733"/>
-          <w:sz w:val="21"/>
-          <w:szCs w:val="21"/>
-        </w:rPr>
-        <w:t xml:space="preserve">A board is 8 feet long. How many inches is that? (1 ft = 12 in)</w:t>
-      </w:r>
-    </w:p>
-    <w:p>
-      <w:pPr>
-        <w:spacing w:after="20"/>
-        <w:ind w:left="360"/>
-      </w:pPr>
-      <w:r>
-        <w:rPr>
-          <w:rFonts w:ascii="Calibri" w:cs="Calibri" w:eastAsia="Calibri" w:hAnsi="Calibri"/>
-          <w:color w:val="1A2733"/>
-          <w:sz w:val="20"/>
-          <w:szCs w:val="20"/>
-        </w:rPr>
-        <w:t xml:space="preserve">  ◯  A.  </w:t>
-      </w:r>
-      <w:r>
-        <w:rPr>
-          <w:rFonts w:ascii="Calibri" w:cs="Calibri" w:eastAsia="Calibri" w:hAnsi="Calibri"/>
-          <w:color w:val="1A2733"/>
-          <w:sz w:val="20"/>
-          <w:szCs w:val="20"/>
-        </w:rPr>
-        <w:t xml:space="preserve">20 in</w:t>
-      </w:r>
-    </w:p>
-    <w:p>
-      <w:pPr>
-        <w:spacing w:after="20"/>
-        <w:ind w:left="360"/>
-      </w:pPr>
-      <w:r>
-        <w:rPr>
-          <w:rFonts w:ascii="Calibri" w:cs="Calibri" w:eastAsia="Calibri" w:hAnsi="Calibri"/>
-          <w:color w:val="1A2733"/>
-          <w:sz w:val="20"/>
-          <w:szCs w:val="20"/>
-        </w:rPr>
-        <w:t xml:space="preserve">  ◯  B.  </w:t>
-      </w:r>
-      <w:r>
-        <w:rPr>
-          <w:rFonts w:ascii="Calibri" w:cs="Calibri" w:eastAsia="Calibri" w:hAnsi="Calibri"/>
-          <w:color w:val="1A2733"/>
-          <w:sz w:val="20"/>
-          <w:szCs w:val="20"/>
-        </w:rPr>
-        <w:t xml:space="preserve">80 in</w:t>
-      </w:r>
-    </w:p>
-    <w:p>
-      <w:pPr>
-        <w:spacing w:after="20"/>
-        <w:ind w:left="360"/>
-      </w:pPr>
-      <w:r>
-        <w:rPr>
-          <w:rFonts w:ascii="Calibri" w:cs="Calibri" w:eastAsia="Calibri" w:hAnsi="Calibri"/>
-          <w:color w:val="1A2733"/>
-          <w:sz w:val="20"/>
-          <w:szCs w:val="20"/>
-        </w:rPr>
-        <w:t xml:space="preserve">  ◯  C.  </w:t>
-      </w:r>
-      <w:r>
-        <w:rPr>
-          <w:rFonts w:ascii="Calibri" w:cs="Calibri" w:eastAsia="Calibri" w:hAnsi="Calibri"/>
-          <w:color w:val="1A2733"/>
-          <w:sz w:val="20"/>
-          <w:szCs w:val="20"/>
-        </w:rPr>
-        <w:t xml:space="preserve">96 in</w:t>
-      </w:r>
-    </w:p>
-    <w:p>
-      <w:pPr>
-        <w:spacing w:after="20"/>
-        <w:ind w:left="360"/>
-      </w:pPr>
-      <w:r>
-        <w:rPr>
-          <w:rFonts w:ascii="Calibri" w:cs="Calibri" w:eastAsia="Calibri" w:hAnsi="Calibri"/>
-          <w:color w:val="1A2733"/>
-          <w:sz w:val="20"/>
-          <w:szCs w:val="20"/>
-        </w:rPr>
-        <w:t xml:space="preserve">  ◯  D.  </w:t>
-      </w:r>
-      <w:r>
-        <w:rPr>
-          <w:rFonts w:ascii="Calibri" w:cs="Calibri" w:eastAsia="Calibri" w:hAnsi="Calibri"/>
-          <w:color w:val="1A2733"/>
-          <w:sz w:val="20"/>
-          <w:szCs w:val="20"/>
-        </w:rPr>
-        <w:t xml:space="preserve">120 in</w:t>
-      </w:r>
-    </w:p>
-    <w:p>
-      <w:pPr>
-        <w:spacing w:after="40" w:before="120"/>
-      </w:pPr>
-      <w:r>
-        <w:rPr>
-          <w:rFonts w:ascii="Calibri" w:cs="Calibri" w:eastAsia="Calibri" w:hAnsi="Calibri"/>
-          <w:b/>
-          <w:bCs/>
-          <w:color w:val="12355B"/>
-          <w:sz w:val="21"/>
-          <w:szCs w:val="21"/>
-        </w:rPr>
-        <w:t xml:space="preserve">2.  </w:t>
-      </w:r>
-      <w:r>
-        <w:rPr>
-          <w:rFonts w:ascii="Calibri" w:cs="Calibri" w:eastAsia="Calibri" w:hAnsi="Calibri"/>
-          <w:color w:val="1A2733"/>
-          <w:sz w:val="21"/>
-          <w:szCs w:val="21"/>
-        </w:rPr>
-        <w:t xml:space="preserve">A bag of flour weighs 80 ounces. How many pounds is that? (1 lb = 16 oz)</w:t>
-      </w:r>
-    </w:p>
-    <w:p>
-      <w:pPr>
-        <w:spacing w:after="20"/>
-        <w:ind w:left="360"/>
-      </w:pPr>
-      <w:r>
-        <w:rPr>
-          <w:rFonts w:ascii="Calibri" w:cs="Calibri" w:eastAsia="Calibri" w:hAnsi="Calibri"/>
-          <w:color w:val="1A2733"/>
-          <w:sz w:val="20"/>
-          <w:szCs w:val="20"/>
-        </w:rPr>
-        <w:t xml:space="preserve">  ◯  A.  </w:t>
-      </w:r>
-      <w:r>
-        <w:rPr>
-          <w:rFonts w:ascii="Calibri" w:cs="Calibri" w:eastAsia="Calibri" w:hAnsi="Calibri"/>
-          <w:color w:val="1A2733"/>
-          <w:sz w:val="20"/>
-          <w:szCs w:val="20"/>
-        </w:rPr>
-        <w:t xml:space="preserve">4 lb</w:t>
-      </w:r>
-    </w:p>
-    <w:p>
-      <w:pPr>
-        <w:spacing w:after="20"/>
-        <w:ind w:left="360"/>
-      </w:pPr>
-      <w:r>
-        <w:rPr>
-          <w:rFonts w:ascii="Calibri" w:cs="Calibri" w:eastAsia="Calibri" w:hAnsi="Calibri"/>
-          <w:color w:val="1A2733"/>
-          <w:sz w:val="20"/>
-          <w:szCs w:val="20"/>
-        </w:rPr>
-        <w:t xml:space="preserve">  ◯  B.  </w:t>
-      </w:r>
-      <w:r>
-        <w:rPr>
-          <w:rFonts w:ascii="Calibri" w:cs="Calibri" w:eastAsia="Calibri" w:hAnsi="Calibri"/>
-          <w:color w:val="1A2733"/>
-          <w:sz w:val="20"/>
-          <w:szCs w:val="20"/>
-        </w:rPr>
-        <w:t xml:space="preserve">5 lb</w:t>
-      </w:r>
-    </w:p>
-    <w:p>
-      <w:pPr>
-        <w:spacing w:after="20"/>
-        <w:ind w:left="360"/>
-      </w:pPr>
-      <w:r>
-        <w:rPr>
-          <w:rFonts w:ascii="Calibri" w:cs="Calibri" w:eastAsia="Calibri" w:hAnsi="Calibri"/>
-          <w:color w:val="1A2733"/>
-          <w:sz w:val="20"/>
-          <w:szCs w:val="20"/>
-        </w:rPr>
-        <w:t xml:space="preserve">  ◯  C.  </w:t>
-      </w:r>
-      <w:r>
-        <w:rPr>
-          <w:rFonts w:ascii="Calibri" w:cs="Calibri" w:eastAsia="Calibri" w:hAnsi="Calibri"/>
-          <w:color w:val="1A2733"/>
-          <w:sz w:val="20"/>
-          <w:szCs w:val="20"/>
-        </w:rPr>
-        <w:t xml:space="preserve">6 lb</w:t>
-      </w:r>
-    </w:p>
-    <w:p>
-      <w:pPr>
-        <w:spacing w:after="20"/>
-        <w:ind w:left="360"/>
-      </w:pPr>
-      <w:r>
-        <w:rPr>
-          <w:rFonts w:ascii="Calibri" w:cs="Calibri" w:eastAsia="Calibri" w:hAnsi="Calibri"/>
-          <w:color w:val="1A2733"/>
-          <w:sz w:val="20"/>
-          <w:szCs w:val="20"/>
-        </w:rPr>
-        <w:t xml:space="preserve">  ◯  D.  </w:t>
-      </w:r>
-      <w:r>
-        <w:rPr>
-          <w:rFonts w:ascii="Calibri" w:cs="Calibri" w:eastAsia="Calibri" w:hAnsi="Calibri"/>
-          <w:color w:val="1A2733"/>
-          <w:sz w:val="20"/>
-          <w:szCs w:val="20"/>
-        </w:rPr>
-        <w:t xml:space="preserve">64 lb</w:t>
-      </w:r>
-    </w:p>
-    <w:p>
-      <w:pPr>
-        <w:spacing w:after="40" w:before="120"/>
-      </w:pPr>
-      <w:r>
-        <w:rPr>
-          <w:rFonts w:ascii="Calibri" w:cs="Calibri" w:eastAsia="Calibri" w:hAnsi="Calibri"/>
-          <w:b/>
-          <w:bCs/>
-          <w:color w:val="12355B"/>
-          <w:sz w:val="21"/>
-          <w:szCs w:val="21"/>
-        </w:rPr>
-        <w:t xml:space="preserve">3.  </w:t>
-      </w:r>
-      <w:r>
-        <w:rPr>
-          <w:rFonts w:ascii="Calibri" w:cs="Calibri" w:eastAsia="Calibri" w:hAnsi="Calibri"/>
-          <w:color w:val="1A2733"/>
-          <w:sz w:val="21"/>
-          <w:szCs w:val="21"/>
-        </w:rPr>
-        <w:t xml:space="preserve">A runner ran 3.2 kilometers. Fill in: that is ____ meters. (1 km = 1,000 m)</w:t>
-      </w:r>
-    </w:p>
-    <w:p>
-      <w:pPr>
-        <w:spacing w:after="30" w:before="30"/>
-      </w:pPr>
-      <w:r>
-        <w:rPr>
-          <w:rFonts w:ascii="Calibri" w:cs="Calibri" w:eastAsia="Calibri" w:hAnsi="Calibri"/>
-          <w:b/>
-          <w:bCs/>
-          <w:color w:val="5F6F80"/>
-          <w:sz w:val="20"/>
-          <w:szCs w:val="20"/>
-        </w:rPr>
-        <w:t xml:space="preserve">Answer: </w:t>
-      </w:r>
-      <w:r>
-        <w:rPr>
-          <w:rFonts w:ascii="Calibri" w:cs="Calibri" w:eastAsia="Calibri" w:hAnsi="Calibri"/>
-          <w:color w:val="5F6F80"/>
-          <w:sz w:val="20"/>
-          <w:szCs w:val="20"/>
-        </w:rPr>
-        <w:t xml:space="preserve">____________________________</w:t>
+    <w:tbl>
+      <w:tblPr>
+        <w:tblW w:type="pct" w:w="100%"/>
+        <w:tblBorders>
+          <w:top w:val="single" w:color="BBD0DE" w:sz="6"/>
+          <w:left w:val="single" w:color="BBD0DE" w:sz="6"/>
+          <w:bottom w:val="single" w:color="BBD0DE" w:sz="6"/>
+          <w:right w:val="single" w:color="BBD0DE" w:sz="6"/>
+          <w:insideH w:val="none"/>
+          <w:insideV w:val="none"/>
+        </w:tblBorders>
+      </w:tblPr>
+      <w:tblGrid>
+        <w:gridCol w:w="100"/>
+      </w:tblGrid>
+      <w:tr>
+        <w:tc>
+          <w:tcPr>
+            <w:shd w:fill="EEF4F8" w:color="auto" w:val="clear"/>
+            <w:tcMar>
+              <w:top w:type="dxa" w:w="120"/>
+              <w:left w:type="dxa" w:w="160"/>
+              <w:bottom w:type="dxa" w:w="120"/>
+              <w:right w:type="dxa" w:w="160"/>
+            </w:tcMar>
+          </w:tcPr>
+          <w:p>
+            <w:pPr>
+              <w:spacing w:after="30"/>
+            </w:pPr>
+            <w:r>
+              <w:rPr>
+                <w:rFonts w:ascii="Calibri" w:cs="Calibri" w:eastAsia="Calibri" w:hAnsi="Calibri"/>
+                <w:b/>
+                <w:bCs/>
+                <w:color w:val="12355B"/>
+                <w:sz w:val="19"/>
+                <w:szCs w:val="19"/>
+              </w:rPr>
+              <w:t xml:space="preserve">Directions</w:t>
+            </w:r>
+          </w:p>
+          <w:p>
+            <w:r>
+              <w:rPr>
+                <w:rFonts w:ascii="Calibri" w:cs="Calibri" w:eastAsia="Calibri" w:hAnsi="Calibri"/>
+                <w:color w:val="1A2733"/>
+                <w:sz w:val="19"/>
+                <w:szCs w:val="19"/>
+              </w:rPr>
+              <w:t xml:space="preserve">Read each item carefully and answer it the way you would on the MCAP. For selected-response items, fill in the circle (○) next to the correct answer. For constructed-response items, enter your answer and show your work. Every item below assesses standard 6.RP.A.3d.</w:t>
+            </w:r>
+          </w:p>
+        </w:tc>
+      </w:tr>
+    </w:tbl>
+    <w:p>
+      <w:pPr>
+        <w:spacing w:after="120"/>
+      </w:pPr>
+      <w:r>
+        <w:rPr>
+          <w:rFonts w:ascii="Calibri" w:cs="Calibri" w:eastAsia="Calibri" w:hAnsi="Calibri"/>
+          <w:color w:val="1A2733"/>
+          <w:sz w:val="21"/>
+          <w:szCs w:val="21"/>
+        </w:rPr>
+        <w:t xml:space="preserve"/>
+      </w:r>
+    </w:p>
+    <w:tbl>
+      <w:tblPr>
+        <w:tblW w:type="pct" w:w="100%"/>
+        <w:tblBorders>
+          <w:top w:val="single" w:color="C7D2DD" w:sz="6"/>
+          <w:left w:val="single" w:color="C7D2DD" w:sz="6"/>
+          <w:bottom w:val="single" w:color="C7D2DD" w:sz="6"/>
+          <w:right w:val="single" w:color="C7D2DD" w:sz="6"/>
+          <w:insideH w:val="none"/>
+          <w:insideV w:val="none"/>
+        </w:tblBorders>
+      </w:tblPr>
+      <w:tblGrid>
+        <w:gridCol w:w="100"/>
+      </w:tblGrid>
+      <w:tr>
+        <w:tc>
+          <w:tcPr>
+            <w:tcMar>
+              <w:top w:type="dxa" w:w="0"/>
+              <w:left w:type="dxa" w:w="0"/>
+              <w:bottom w:type="dxa" w:w="120"/>
+              <w:right w:type="dxa" w:w="160"/>
+            </w:tcMar>
+          </w:tcPr>
+          <w:p>
+            <w:pPr>
+              <w:shd w:fill="1FA6A2" w:color="auto" w:val="clear"/>
+              <w:tabs>
+                <w:tab w:val="right" w:pos="9000"/>
+              </w:tabs>
+              <w:spacing w:after="30" w:before="30"/>
+              <w:ind w:left="120" w:right="120"/>
+            </w:pPr>
+            <w:r>
+              <w:rPr>
+                <w:rFonts w:ascii="Calibri" w:cs="Calibri" w:eastAsia="Calibri" w:hAnsi="Calibri"/>
+                <w:b/>
+                <w:bCs/>
+                <w:color w:val="FFFFFF"/>
+                <w:sz w:val="18"/>
+                <w:szCs w:val="18"/>
+              </w:rPr>
+              <w:t xml:space="preserve">Item 1</w:t>
+            </w:r>
+            <w:r>
+              <w:rPr>
+                <w:rFonts w:ascii="Calibri" w:cs="Calibri" w:eastAsia="Calibri" w:hAnsi="Calibri"/>
+                <w:color w:val="FFFFFF"/>
+                <w:sz w:val="18"/>
+                <w:szCs w:val="18"/>
+              </w:rPr>
+              <w:t xml:space="preserve">   |   </w:t>
+            </w:r>
+            <w:r>
+              <w:rPr>
+                <w:rFonts w:ascii="Calibri" w:cs="Calibri" w:eastAsia="Calibri" w:hAnsi="Calibri"/>
+                <w:color w:val="FFFFFF"/>
+                <w:spacing w:val="14"/>
+                <w:sz w:val="16"/>
+                <w:szCs w:val="16"/>
+              </w:rPr>
+              <w:t xml:space="preserve">SELECTED RESPONSE</w:t>
+            </w:r>
+            <w:r>
+              <w:rPr>
+                <w:rFonts w:ascii="Calibri" w:cs="Calibri" w:eastAsia="Calibri" w:hAnsi="Calibri"/>
+              </w:rPr>
+              <w:t xml:space="preserve">	</w:t>
+            </w:r>
+            <w:r>
+              <w:rPr>
+                <w:rFonts w:ascii="Calibri" w:cs="Calibri" w:eastAsia="Calibri" w:hAnsi="Calibri"/>
+                <w:b/>
+                <w:bCs/>
+                <w:color w:val="FFFFFF"/>
+                <w:sz w:val="17"/>
+                <w:szCs w:val="17"/>
+              </w:rPr>
+              <w:t xml:space="preserve">6.RP.A.3d</w:t>
+            </w:r>
+          </w:p>
+          <w:p>
+            <w:pPr>
+              <w:spacing w:after="30" w:before="90"/>
+              <w:ind w:left="140" w:right="120"/>
+            </w:pPr>
+            <w:r>
+              <w:rPr>
+                <w:rFonts w:ascii="Calibri" w:cs="Calibri" w:eastAsia="Calibri" w:hAnsi="Calibri"/>
+                <w:b/>
+                <w:bCs/>
+                <w:color w:val="1A2733"/>
+                <w:sz w:val="21"/>
+                <w:szCs w:val="21"/>
+              </w:rPr>
+              <w:t xml:space="preserve">A board is 8 feet long. How many inches is that? (1 ft = 12 in)</w:t>
+            </w:r>
+          </w:p>
+          <w:p>
+            <w:pPr>
+              <w:spacing w:after="60"/>
+              <w:ind w:left="140" w:right="120"/>
+            </w:pPr>
+            <w:r>
+              <w:rPr>
+                <w:rFonts w:ascii="Calibri" w:cs="Calibri" w:eastAsia="Calibri" w:hAnsi="Calibri"/>
+                <w:i/>
+                <w:iCs/>
+                <w:color w:val="5F6F80"/>
+                <w:sz w:val="18"/>
+                <w:szCs w:val="18"/>
+              </w:rPr>
+              <w:t xml:space="preserve">Select the correct answer.</w:t>
+            </w:r>
+          </w:p>
+          <w:p>
+            <w:pPr>
+              <w:spacing w:after="24"/>
+              <w:ind w:left="380"/>
+            </w:pPr>
+            <w:r>
+              <w:rPr>
+                <w:rFonts w:ascii="Calibri" w:cs="Calibri" w:eastAsia="Calibri" w:hAnsi="Calibri"/>
+                <w:color w:val="1FA6A2"/>
+                <w:sz w:val="22"/>
+                <w:szCs w:val="22"/>
+              </w:rPr>
+              <w:t xml:space="preserve">○  </w:t>
+            </w:r>
+            <w:r>
+              <w:rPr>
+                <w:rFonts w:ascii="Calibri" w:cs="Calibri" w:eastAsia="Calibri" w:hAnsi="Calibri"/>
+                <w:b/>
+                <w:bCs/>
+                <w:color w:val="1A2733"/>
+                <w:sz w:val="21"/>
+                <w:szCs w:val="21"/>
+              </w:rPr>
+              <w:t xml:space="preserve">A.  </w:t>
+            </w:r>
+            <w:r>
+              <w:rPr>
+                <w:rFonts w:ascii="Calibri" w:cs="Calibri" w:eastAsia="Calibri" w:hAnsi="Calibri"/>
+                <w:color w:val="1A2733"/>
+                <w:sz w:val="21"/>
+                <w:szCs w:val="21"/>
+              </w:rPr>
+              <w:t xml:space="preserve">20 in</w:t>
+            </w:r>
+          </w:p>
+          <w:p>
+            <w:pPr>
+              <w:spacing w:after="24"/>
+              <w:ind w:left="380"/>
+            </w:pPr>
+            <w:r>
+              <w:rPr>
+                <w:rFonts w:ascii="Calibri" w:cs="Calibri" w:eastAsia="Calibri" w:hAnsi="Calibri"/>
+                <w:color w:val="1FA6A2"/>
+                <w:sz w:val="22"/>
+                <w:szCs w:val="22"/>
+              </w:rPr>
+              <w:t xml:space="preserve">○  </w:t>
+            </w:r>
+            <w:r>
+              <w:rPr>
+                <w:rFonts w:ascii="Calibri" w:cs="Calibri" w:eastAsia="Calibri" w:hAnsi="Calibri"/>
+                <w:b/>
+                <w:bCs/>
+                <w:color w:val="1A2733"/>
+                <w:sz w:val="21"/>
+                <w:szCs w:val="21"/>
+              </w:rPr>
+              <w:t xml:space="preserve">B.  </w:t>
+            </w:r>
+            <w:r>
+              <w:rPr>
+                <w:rFonts w:ascii="Calibri" w:cs="Calibri" w:eastAsia="Calibri" w:hAnsi="Calibri"/>
+                <w:color w:val="1A2733"/>
+                <w:sz w:val="21"/>
+                <w:szCs w:val="21"/>
+              </w:rPr>
+              <w:t xml:space="preserve">80 in</w:t>
+            </w:r>
+          </w:p>
+          <w:p>
+            <w:pPr>
+              <w:spacing w:after="24"/>
+              <w:ind w:left="380"/>
+            </w:pPr>
+            <w:r>
+              <w:rPr>
+                <w:rFonts w:ascii="Calibri" w:cs="Calibri" w:eastAsia="Calibri" w:hAnsi="Calibri"/>
+                <w:color w:val="1FA6A2"/>
+                <w:sz w:val="22"/>
+                <w:szCs w:val="22"/>
+              </w:rPr>
+              <w:t xml:space="preserve">○  </w:t>
+            </w:r>
+            <w:r>
+              <w:rPr>
+                <w:rFonts w:ascii="Calibri" w:cs="Calibri" w:eastAsia="Calibri" w:hAnsi="Calibri"/>
+                <w:b/>
+                <w:bCs/>
+                <w:color w:val="1A2733"/>
+                <w:sz w:val="21"/>
+                <w:szCs w:val="21"/>
+              </w:rPr>
+              <w:t xml:space="preserve">C.  </w:t>
+            </w:r>
+            <w:r>
+              <w:rPr>
+                <w:rFonts w:ascii="Calibri" w:cs="Calibri" w:eastAsia="Calibri" w:hAnsi="Calibri"/>
+                <w:color w:val="1A2733"/>
+                <w:sz w:val="21"/>
+                <w:szCs w:val="21"/>
+              </w:rPr>
+              <w:t xml:space="preserve">96 in</w:t>
+            </w:r>
+          </w:p>
+          <w:p>
+            <w:pPr>
+              <w:spacing w:after="24"/>
+              <w:ind w:left="380"/>
+            </w:pPr>
+            <w:r>
+              <w:rPr>
+                <w:rFonts w:ascii="Calibri" w:cs="Calibri" w:eastAsia="Calibri" w:hAnsi="Calibri"/>
+                <w:color w:val="1FA6A2"/>
+                <w:sz w:val="22"/>
+                <w:szCs w:val="22"/>
+              </w:rPr>
+              <w:t xml:space="preserve">○  </w:t>
+            </w:r>
+            <w:r>
+              <w:rPr>
+                <w:rFonts w:ascii="Calibri" w:cs="Calibri" w:eastAsia="Calibri" w:hAnsi="Calibri"/>
+                <w:b/>
+                <w:bCs/>
+                <w:color w:val="1A2733"/>
+                <w:sz w:val="21"/>
+                <w:szCs w:val="21"/>
+              </w:rPr>
+              <w:t xml:space="preserve">D.  </w:t>
+            </w:r>
+            <w:r>
+              <w:rPr>
+                <w:rFonts w:ascii="Calibri" w:cs="Calibri" w:eastAsia="Calibri" w:hAnsi="Calibri"/>
+                <w:color w:val="1A2733"/>
+                <w:sz w:val="21"/>
+                <w:szCs w:val="21"/>
+              </w:rPr>
+              <w:t xml:space="preserve">120 in</w:t>
+            </w:r>
+          </w:p>
+        </w:tc>
+      </w:tr>
+    </w:tbl>
+    <w:p>
+      <w:pPr>
+        <w:spacing w:after="100"/>
+      </w:pPr>
+      <w:r>
+        <w:rPr>
+          <w:rFonts w:ascii="Calibri" w:cs="Calibri" w:eastAsia="Calibri" w:hAnsi="Calibri"/>
+          <w:color w:val="1A2733"/>
+          <w:sz w:val="21"/>
+          <w:szCs w:val="21"/>
+        </w:rPr>
+        <w:t xml:space="preserve"/>
+      </w:r>
+    </w:p>
+    <w:tbl>
+      <w:tblPr>
+        <w:tblW w:type="pct" w:w="100%"/>
+        <w:tblBorders>
+          <w:top w:val="single" w:color="C7D2DD" w:sz="6"/>
+          <w:left w:val="single" w:color="C7D2DD" w:sz="6"/>
+          <w:bottom w:val="single" w:color="C7D2DD" w:sz="6"/>
+          <w:right w:val="single" w:color="C7D2DD" w:sz="6"/>
+          <w:insideH w:val="none"/>
+          <w:insideV w:val="none"/>
+        </w:tblBorders>
+      </w:tblPr>
+      <w:tblGrid>
+        <w:gridCol w:w="100"/>
+      </w:tblGrid>
+      <w:tr>
+        <w:tc>
+          <w:tcPr>
+            <w:tcMar>
+              <w:top w:type="dxa" w:w="0"/>
+              <w:left w:type="dxa" w:w="0"/>
+              <w:bottom w:type="dxa" w:w="120"/>
+              <w:right w:type="dxa" w:w="160"/>
+            </w:tcMar>
+          </w:tcPr>
+          <w:p>
+            <w:pPr>
+              <w:shd w:fill="1FA6A2" w:color="auto" w:val="clear"/>
+              <w:tabs>
+                <w:tab w:val="right" w:pos="9000"/>
+              </w:tabs>
+              <w:spacing w:after="30" w:before="30"/>
+              <w:ind w:left="120" w:right="120"/>
+            </w:pPr>
+            <w:r>
+              <w:rPr>
+                <w:rFonts w:ascii="Calibri" w:cs="Calibri" w:eastAsia="Calibri" w:hAnsi="Calibri"/>
+                <w:b/>
+                <w:bCs/>
+                <w:color w:val="FFFFFF"/>
+                <w:sz w:val="18"/>
+                <w:szCs w:val="18"/>
+              </w:rPr>
+              <w:t xml:space="preserve">Item 2</w:t>
+            </w:r>
+            <w:r>
+              <w:rPr>
+                <w:rFonts w:ascii="Calibri" w:cs="Calibri" w:eastAsia="Calibri" w:hAnsi="Calibri"/>
+                <w:color w:val="FFFFFF"/>
+                <w:sz w:val="18"/>
+                <w:szCs w:val="18"/>
+              </w:rPr>
+              <w:t xml:space="preserve">   |   </w:t>
+            </w:r>
+            <w:r>
+              <w:rPr>
+                <w:rFonts w:ascii="Calibri" w:cs="Calibri" w:eastAsia="Calibri" w:hAnsi="Calibri"/>
+                <w:color w:val="FFFFFF"/>
+                <w:spacing w:val="14"/>
+                <w:sz w:val="16"/>
+                <w:szCs w:val="16"/>
+              </w:rPr>
+              <w:t xml:space="preserve">SELECTED RESPONSE</w:t>
+            </w:r>
+            <w:r>
+              <w:rPr>
+                <w:rFonts w:ascii="Calibri" w:cs="Calibri" w:eastAsia="Calibri" w:hAnsi="Calibri"/>
+              </w:rPr>
+              <w:t xml:space="preserve">	</w:t>
+            </w:r>
+            <w:r>
+              <w:rPr>
+                <w:rFonts w:ascii="Calibri" w:cs="Calibri" w:eastAsia="Calibri" w:hAnsi="Calibri"/>
+                <w:b/>
+                <w:bCs/>
+                <w:color w:val="FFFFFF"/>
+                <w:sz w:val="17"/>
+                <w:szCs w:val="17"/>
+              </w:rPr>
+              <w:t xml:space="preserve">6.RP.A.3d</w:t>
+            </w:r>
+          </w:p>
+          <w:p>
+            <w:pPr>
+              <w:spacing w:after="30" w:before="90"/>
+              <w:ind w:left="140" w:right="120"/>
+            </w:pPr>
+            <w:r>
+              <w:rPr>
+                <w:rFonts w:ascii="Calibri" w:cs="Calibri" w:eastAsia="Calibri" w:hAnsi="Calibri"/>
+                <w:b/>
+                <w:bCs/>
+                <w:color w:val="1A2733"/>
+                <w:sz w:val="21"/>
+                <w:szCs w:val="21"/>
+              </w:rPr>
+              <w:t xml:space="preserve">A bag of flour weighs 80 ounces. How many pounds is that? (1 lb = 16 oz)</w:t>
+            </w:r>
+          </w:p>
+          <w:p>
+            <w:pPr>
+              <w:spacing w:after="60"/>
+              <w:ind w:left="140" w:right="120"/>
+            </w:pPr>
+            <w:r>
+              <w:rPr>
+                <w:rFonts w:ascii="Calibri" w:cs="Calibri" w:eastAsia="Calibri" w:hAnsi="Calibri"/>
+                <w:i/>
+                <w:iCs/>
+                <w:color w:val="5F6F80"/>
+                <w:sz w:val="18"/>
+                <w:szCs w:val="18"/>
+              </w:rPr>
+              <w:t xml:space="preserve">Select the correct answer.</w:t>
+            </w:r>
+          </w:p>
+          <w:p>
+            <w:pPr>
+              <w:spacing w:after="24"/>
+              <w:ind w:left="380"/>
+            </w:pPr>
+            <w:r>
+              <w:rPr>
+                <w:rFonts w:ascii="Calibri" w:cs="Calibri" w:eastAsia="Calibri" w:hAnsi="Calibri"/>
+                <w:color w:val="1FA6A2"/>
+                <w:sz w:val="22"/>
+                <w:szCs w:val="22"/>
+              </w:rPr>
+              <w:t xml:space="preserve">○  </w:t>
+            </w:r>
+            <w:r>
+              <w:rPr>
+                <w:rFonts w:ascii="Calibri" w:cs="Calibri" w:eastAsia="Calibri" w:hAnsi="Calibri"/>
+                <w:b/>
+                <w:bCs/>
+                <w:color w:val="1A2733"/>
+                <w:sz w:val="21"/>
+                <w:szCs w:val="21"/>
+              </w:rPr>
+              <w:t xml:space="preserve">A.  </w:t>
+            </w:r>
+            <w:r>
+              <w:rPr>
+                <w:rFonts w:ascii="Calibri" w:cs="Calibri" w:eastAsia="Calibri" w:hAnsi="Calibri"/>
+                <w:color w:val="1A2733"/>
+                <w:sz w:val="21"/>
+                <w:szCs w:val="21"/>
+              </w:rPr>
+              <w:t xml:space="preserve">4 lb</w:t>
+            </w:r>
+          </w:p>
+          <w:p>
+            <w:pPr>
+              <w:spacing w:after="24"/>
+              <w:ind w:left="380"/>
+            </w:pPr>
+            <w:r>
+              <w:rPr>
+                <w:rFonts w:ascii="Calibri" w:cs="Calibri" w:eastAsia="Calibri" w:hAnsi="Calibri"/>
+                <w:color w:val="1FA6A2"/>
+                <w:sz w:val="22"/>
+                <w:szCs w:val="22"/>
+              </w:rPr>
+              <w:t xml:space="preserve">○  </w:t>
+            </w:r>
+            <w:r>
+              <w:rPr>
+                <w:rFonts w:ascii="Calibri" w:cs="Calibri" w:eastAsia="Calibri" w:hAnsi="Calibri"/>
+                <w:b/>
+                <w:bCs/>
+                <w:color w:val="1A2733"/>
+                <w:sz w:val="21"/>
+                <w:szCs w:val="21"/>
+              </w:rPr>
+              <w:t xml:space="preserve">B.  </w:t>
+            </w:r>
+            <w:r>
+              <w:rPr>
+                <w:rFonts w:ascii="Calibri" w:cs="Calibri" w:eastAsia="Calibri" w:hAnsi="Calibri"/>
+                <w:color w:val="1A2733"/>
+                <w:sz w:val="21"/>
+                <w:szCs w:val="21"/>
+              </w:rPr>
+              <w:t xml:space="preserve">5 lb</w:t>
+            </w:r>
+          </w:p>
+          <w:p>
+            <w:pPr>
+              <w:spacing w:after="24"/>
+              <w:ind w:left="380"/>
+            </w:pPr>
+            <w:r>
+              <w:rPr>
+                <w:rFonts w:ascii="Calibri" w:cs="Calibri" w:eastAsia="Calibri" w:hAnsi="Calibri"/>
+                <w:color w:val="1FA6A2"/>
+                <w:sz w:val="22"/>
+                <w:szCs w:val="22"/>
+              </w:rPr>
+              <w:t xml:space="preserve">○  </w:t>
+            </w:r>
+            <w:r>
+              <w:rPr>
+                <w:rFonts w:ascii="Calibri" w:cs="Calibri" w:eastAsia="Calibri" w:hAnsi="Calibri"/>
+                <w:b/>
+                <w:bCs/>
+                <w:color w:val="1A2733"/>
+                <w:sz w:val="21"/>
+                <w:szCs w:val="21"/>
+              </w:rPr>
+              <w:t xml:space="preserve">C.  </w:t>
+            </w:r>
+            <w:r>
+              <w:rPr>
+                <w:rFonts w:ascii="Calibri" w:cs="Calibri" w:eastAsia="Calibri" w:hAnsi="Calibri"/>
+                <w:color w:val="1A2733"/>
+                <w:sz w:val="21"/>
+                <w:szCs w:val="21"/>
+              </w:rPr>
+              <w:t xml:space="preserve">6 lb</w:t>
+            </w:r>
+          </w:p>
+          <w:p>
+            <w:pPr>
+              <w:spacing w:after="24"/>
+              <w:ind w:left="380"/>
+            </w:pPr>
+            <w:r>
+              <w:rPr>
+                <w:rFonts w:ascii="Calibri" w:cs="Calibri" w:eastAsia="Calibri" w:hAnsi="Calibri"/>
+                <w:color w:val="1FA6A2"/>
+                <w:sz w:val="22"/>
+                <w:szCs w:val="22"/>
+              </w:rPr>
+              <w:t xml:space="preserve">○  </w:t>
+            </w:r>
+            <w:r>
+              <w:rPr>
+                <w:rFonts w:ascii="Calibri" w:cs="Calibri" w:eastAsia="Calibri" w:hAnsi="Calibri"/>
+                <w:b/>
+                <w:bCs/>
+                <w:color w:val="1A2733"/>
+                <w:sz w:val="21"/>
+                <w:szCs w:val="21"/>
+              </w:rPr>
+              <w:t xml:space="preserve">D.  </w:t>
+            </w:r>
+            <w:r>
+              <w:rPr>
+                <w:rFonts w:ascii="Calibri" w:cs="Calibri" w:eastAsia="Calibri" w:hAnsi="Calibri"/>
+                <w:color w:val="1A2733"/>
+                <w:sz w:val="21"/>
+                <w:szCs w:val="21"/>
+              </w:rPr>
+              <w:t xml:space="preserve">64 lb</w:t>
+            </w:r>
+          </w:p>
+        </w:tc>
+      </w:tr>
+    </w:tbl>
+    <w:p>
+      <w:pPr>
+        <w:spacing w:after="100"/>
+      </w:pPr>
+      <w:r>
+        <w:rPr>
+          <w:rFonts w:ascii="Calibri" w:cs="Calibri" w:eastAsia="Calibri" w:hAnsi="Calibri"/>
+          <w:color w:val="1A2733"/>
+          <w:sz w:val="21"/>
+          <w:szCs w:val="21"/>
+        </w:rPr>
+        <w:t xml:space="preserve"/>
+      </w:r>
+    </w:p>
+    <w:tbl>
+      <w:tblPr>
+        <w:tblW w:type="pct" w:w="100%"/>
+        <w:tblBorders>
+          <w:top w:val="single" w:color="C7D2DD" w:sz="6"/>
+          <w:left w:val="single" w:color="C7D2DD" w:sz="6"/>
+          <w:bottom w:val="single" w:color="C7D2DD" w:sz="6"/>
+          <w:right w:val="single" w:color="C7D2DD" w:sz="6"/>
+          <w:insideH w:val="none"/>
+          <w:insideV w:val="none"/>
+        </w:tblBorders>
+      </w:tblPr>
+      <w:tblGrid>
+        <w:gridCol w:w="100"/>
+      </w:tblGrid>
+      <w:tr>
+        <w:tc>
+          <w:tcPr>
+            <w:tcMar>
+              <w:top w:type="dxa" w:w="0"/>
+              <w:left w:type="dxa" w:w="0"/>
+              <w:bottom w:type="dxa" w:w="120"/>
+              <w:right w:type="dxa" w:w="160"/>
+            </w:tcMar>
+          </w:tcPr>
+          <w:p>
+            <w:pPr>
+              <w:shd w:fill="1FA6A2" w:color="auto" w:val="clear"/>
+              <w:tabs>
+                <w:tab w:val="right" w:pos="9000"/>
+              </w:tabs>
+              <w:spacing w:after="30" w:before="30"/>
+              <w:ind w:left="120" w:right="120"/>
+            </w:pPr>
+            <w:r>
+              <w:rPr>
+                <w:rFonts w:ascii="Calibri" w:cs="Calibri" w:eastAsia="Calibri" w:hAnsi="Calibri"/>
+                <w:b/>
+                <w:bCs/>
+                <w:color w:val="FFFFFF"/>
+                <w:sz w:val="18"/>
+                <w:szCs w:val="18"/>
+              </w:rPr>
+              <w:t xml:space="preserve">Item 3</w:t>
+            </w:r>
+            <w:r>
+              <w:rPr>
+                <w:rFonts w:ascii="Calibri" w:cs="Calibri" w:eastAsia="Calibri" w:hAnsi="Calibri"/>
+                <w:color w:val="FFFFFF"/>
+                <w:sz w:val="18"/>
+                <w:szCs w:val="18"/>
+              </w:rPr>
+              <w:t xml:space="preserve">   |   </w:t>
+            </w:r>
+            <w:r>
+              <w:rPr>
+                <w:rFonts w:ascii="Calibri" w:cs="Calibri" w:eastAsia="Calibri" w:hAnsi="Calibri"/>
+                <w:color w:val="FFFFFF"/>
+                <w:spacing w:val="14"/>
+                <w:sz w:val="16"/>
+                <w:szCs w:val="16"/>
+              </w:rPr>
+              <w:t xml:space="preserve">CONSTRUCTED RESPONSE</w:t>
+            </w:r>
+            <w:r>
+              <w:rPr>
+                <w:rFonts w:ascii="Calibri" w:cs="Calibri" w:eastAsia="Calibri" w:hAnsi="Calibri"/>
+              </w:rPr>
+              <w:t xml:space="preserve">	</w:t>
+            </w:r>
+            <w:r>
+              <w:rPr>
+                <w:rFonts w:ascii="Calibri" w:cs="Calibri" w:eastAsia="Calibri" w:hAnsi="Calibri"/>
+                <w:b/>
+                <w:bCs/>
+                <w:color w:val="FFFFFF"/>
+                <w:sz w:val="17"/>
+                <w:szCs w:val="17"/>
+              </w:rPr>
+              <w:t xml:space="preserve">6.RP.A.3d</w:t>
+            </w:r>
+          </w:p>
+          <w:p>
+            <w:pPr>
+              <w:spacing w:after="30" w:before="90"/>
+              <w:ind w:left="140" w:right="120"/>
+            </w:pPr>
+            <w:r>
+              <w:rPr>
+                <w:rFonts w:ascii="Calibri" w:cs="Calibri" w:eastAsia="Calibri" w:hAnsi="Calibri"/>
+                <w:b/>
+                <w:bCs/>
+                <w:color w:val="1A2733"/>
+                <w:sz w:val="21"/>
+                <w:szCs w:val="21"/>
+              </w:rPr>
+              <w:t xml:space="preserve">A runner ran 3.2 kilometers. Fill in: that is ____ meters. (1 km = 1,000 m)</w:t>
+            </w:r>
+          </w:p>
+          <w:p>
+            <w:pPr>
+              <w:spacing w:after="60"/>
+              <w:ind w:left="140" w:right="120"/>
+            </w:pPr>
+            <w:r>
+              <w:rPr>
+                <w:rFonts w:ascii="Calibri" w:cs="Calibri" w:eastAsia="Calibri" w:hAnsi="Calibri"/>
+                <w:i/>
+                <w:iCs/>
+                <w:color w:val="5F6F80"/>
+                <w:sz w:val="18"/>
+                <w:szCs w:val="18"/>
+              </w:rPr>
+              <w:t xml:space="preserve">Enter your answer in the space provided. Show your work.</w:t>
+            </w:r>
+          </w:p>
+          <w:p>
+            <w:pPr>
+              <w:pBdr>
+                <w:bottom w:val="single" w:color="AFBECC" w:sz="4" w:space="2"/>
+              </w:pBdr>
+              <w:spacing w:after="6" w:before="30" w:line="360"/>
+              <w:ind w:left="140" w:right="120"/>
+            </w:pPr>
+            <w:r>
+              <w:rPr>
+                <w:rFonts w:ascii="Calibri" w:cs="Calibri" w:eastAsia="Calibri" w:hAnsi="Calibri"/>
+                <w:color w:val="1A2733"/>
+                <w:sz w:val="21"/>
+                <w:szCs w:val="21"/>
+              </w:rPr>
+              <w:t xml:space="preserve"/>
+            </w:r>
+          </w:p>
+          <w:p>
+            <w:pPr>
+              <w:pBdr>
+                <w:bottom w:val="single" w:color="AFBECC" w:sz="4" w:space="2"/>
+              </w:pBdr>
+              <w:spacing w:after="0" w:line="360"/>
+              <w:ind w:left="140" w:right="120"/>
+            </w:pPr>
+            <w:r>
+              <w:rPr>
+                <w:rFonts w:ascii="Calibri" w:cs="Calibri" w:eastAsia="Calibri" w:hAnsi="Calibri"/>
+                <w:color w:val="1A2733"/>
+                <w:sz w:val="21"/>
+                <w:szCs w:val="21"/>
+              </w:rPr>
+              <w:t xml:space="preserve"/>
+            </w:r>
+          </w:p>
+        </w:tc>
+      </w:tr>
+    </w:tbl>
+    <w:p>
+      <w:pPr>
+        <w:spacing w:after="100"/>
+      </w:pPr>
+      <w:r>
+        <w:rPr>
+          <w:rFonts w:ascii="Calibri" w:cs="Calibri" w:eastAsia="Calibri" w:hAnsi="Calibri"/>
+          <w:color w:val="1A2733"/>
+          <w:sz w:val="21"/>
+          <w:szCs w:val="21"/>
+        </w:rPr>
+        <w:t xml:space="preserve"/>
       </w:r>
     </w:p>
     <w:p>
@@ -9483,7 +12345,7 @@
           <w:sz w:val="20"/>
           <w:szCs w:val="20"/>
         </w:rPr>
-        <w:t xml:space="preserve">MCAP-Style Practice: </w:t>
+        <w:t xml:space="preserve">MCAP-Style Practice (6.RP.A.1): </w:t>
       </w:r>
     </w:p>
     <w:p>
@@ -9500,7 +12362,16 @@
           <w:sz w:val="19"/>
           <w:szCs w:val="19"/>
         </w:rPr>
-        <w:t xml:space="preserve">1. </w:t>
+        <w:t xml:space="preserve">Item 1 </w:t>
+      </w:r>
+      <w:r>
+        <w:rPr>
+          <w:rFonts w:ascii="Calibri" w:cs="Calibri" w:eastAsia="Calibri" w:hAnsi="Calibri"/>
+          <w:color w:val="5F6F80"/>
+          <w:sz w:val="17"/>
+          <w:szCs w:val="17"/>
+        </w:rPr>
+        <w:t xml:space="preserve">(Selected Response): </w:t>
       </w:r>
       <w:r>
         <w:rPr>
@@ -9537,7 +12408,16 @@
           <w:sz w:val="19"/>
           <w:szCs w:val="19"/>
         </w:rPr>
-        <w:t xml:space="preserve">2. </w:t>
+        <w:t xml:space="preserve">Item 2 </w:t>
+      </w:r>
+      <w:r>
+        <w:rPr>
+          <w:rFonts w:ascii="Calibri" w:cs="Calibri" w:eastAsia="Calibri" w:hAnsi="Calibri"/>
+          <w:color w:val="5F6F80"/>
+          <w:sz w:val="17"/>
+          <w:szCs w:val="17"/>
+        </w:rPr>
+        <w:t xml:space="preserve">(Selected Response): </w:t>
       </w:r>
       <w:r>
         <w:rPr>
@@ -9574,7 +12454,16 @@
           <w:sz w:val="19"/>
           <w:szCs w:val="19"/>
         </w:rPr>
-        <w:t xml:space="preserve">3. </w:t>
+        <w:t xml:space="preserve">Item 3 </w:t>
+      </w:r>
+      <w:r>
+        <w:rPr>
+          <w:rFonts w:ascii="Calibri" w:cs="Calibri" w:eastAsia="Calibri" w:hAnsi="Calibri"/>
+          <w:color w:val="5F6F80"/>
+          <w:sz w:val="17"/>
+          <w:szCs w:val="17"/>
+        </w:rPr>
+        <w:t xml:space="preserve">(Constructed Response): </w:t>
       </w:r>
       <w:r>
         <w:rPr>
@@ -9869,7 +12758,7 @@
           <w:sz w:val="20"/>
           <w:szCs w:val="20"/>
         </w:rPr>
-        <w:t xml:space="preserve">MCAP-Style Practice: </w:t>
+        <w:t xml:space="preserve">MCAP-Style Practice (6.RP.A.2): </w:t>
       </w:r>
     </w:p>
     <w:p>
@@ -9886,7 +12775,16 @@
           <w:sz w:val="19"/>
           <w:szCs w:val="19"/>
         </w:rPr>
-        <w:t xml:space="preserve">1. </w:t>
+        <w:t xml:space="preserve">Item 1 </w:t>
+      </w:r>
+      <w:r>
+        <w:rPr>
+          <w:rFonts w:ascii="Calibri" w:cs="Calibri" w:eastAsia="Calibri" w:hAnsi="Calibri"/>
+          <w:color w:val="5F6F80"/>
+          <w:sz w:val="17"/>
+          <w:szCs w:val="17"/>
+        </w:rPr>
+        <w:t xml:space="preserve">(Selected Response): </w:t>
       </w:r>
       <w:r>
         <w:rPr>
@@ -9923,7 +12821,16 @@
           <w:sz w:val="19"/>
           <w:szCs w:val="19"/>
         </w:rPr>
-        <w:t xml:space="preserve">2. </w:t>
+        <w:t xml:space="preserve">Item 2 </w:t>
+      </w:r>
+      <w:r>
+        <w:rPr>
+          <w:rFonts w:ascii="Calibri" w:cs="Calibri" w:eastAsia="Calibri" w:hAnsi="Calibri"/>
+          <w:color w:val="5F6F80"/>
+          <w:sz w:val="17"/>
+          <w:szCs w:val="17"/>
+        </w:rPr>
+        <w:t xml:space="preserve">(Selected Response): </w:t>
       </w:r>
       <w:r>
         <w:rPr>
@@ -9960,7 +12867,16 @@
           <w:sz w:val="19"/>
           <w:szCs w:val="19"/>
         </w:rPr>
-        <w:t xml:space="preserve">3. </w:t>
+        <w:t xml:space="preserve">Item 3 </w:t>
+      </w:r>
+      <w:r>
+        <w:rPr>
+          <w:rFonts w:ascii="Calibri" w:cs="Calibri" w:eastAsia="Calibri" w:hAnsi="Calibri"/>
+          <w:color w:val="5F6F80"/>
+          <w:sz w:val="17"/>
+          <w:szCs w:val="17"/>
+        </w:rPr>
+        <w:t xml:space="preserve">(Constructed Response): </w:t>
       </w:r>
       <w:r>
         <w:rPr>
@@ -10255,7 +13171,7 @@
           <w:sz w:val="20"/>
           <w:szCs w:val="20"/>
         </w:rPr>
-        <w:t xml:space="preserve">MCAP-Style Practice: </w:t>
+        <w:t xml:space="preserve">MCAP-Style Practice (6.RP.A.3a): </w:t>
       </w:r>
     </w:p>
     <w:p>
@@ -10272,7 +13188,16 @@
           <w:sz w:val="19"/>
           <w:szCs w:val="19"/>
         </w:rPr>
-        <w:t xml:space="preserve">1. </w:t>
+        <w:t xml:space="preserve">Item 1 </w:t>
+      </w:r>
+      <w:r>
+        <w:rPr>
+          <w:rFonts w:ascii="Calibri" w:cs="Calibri" w:eastAsia="Calibri" w:hAnsi="Calibri"/>
+          <w:color w:val="5F6F80"/>
+          <w:sz w:val="17"/>
+          <w:szCs w:val="17"/>
+        </w:rPr>
+        <w:t xml:space="preserve">(Selected Response): </w:t>
       </w:r>
       <w:r>
         <w:rPr>
@@ -10309,7 +13234,16 @@
           <w:sz w:val="19"/>
           <w:szCs w:val="19"/>
         </w:rPr>
-        <w:t xml:space="preserve">2. </w:t>
+        <w:t xml:space="preserve">Item 2 </w:t>
+      </w:r>
+      <w:r>
+        <w:rPr>
+          <w:rFonts w:ascii="Calibri" w:cs="Calibri" w:eastAsia="Calibri" w:hAnsi="Calibri"/>
+          <w:color w:val="5F6F80"/>
+          <w:sz w:val="17"/>
+          <w:szCs w:val="17"/>
+        </w:rPr>
+        <w:t xml:space="preserve">(Selected Response): </w:t>
       </w:r>
       <w:r>
         <w:rPr>
@@ -10346,7 +13280,16 @@
           <w:sz w:val="19"/>
           <w:szCs w:val="19"/>
         </w:rPr>
-        <w:t xml:space="preserve">3. </w:t>
+        <w:t xml:space="preserve">Item 3 </w:t>
+      </w:r>
+      <w:r>
+        <w:rPr>
+          <w:rFonts w:ascii="Calibri" w:cs="Calibri" w:eastAsia="Calibri" w:hAnsi="Calibri"/>
+          <w:color w:val="5F6F80"/>
+          <w:sz w:val="17"/>
+          <w:szCs w:val="17"/>
+        </w:rPr>
+        <w:t xml:space="preserve">(Constructed Response): </w:t>
       </w:r>
       <w:r>
         <w:rPr>
@@ -10641,7 +13584,7 @@
           <w:sz w:val="20"/>
           <w:szCs w:val="20"/>
         </w:rPr>
-        <w:t xml:space="preserve">MCAP-Style Practice: </w:t>
+        <w:t xml:space="preserve">MCAP-Style Practice (6.RP.A.3b): </w:t>
       </w:r>
     </w:p>
     <w:p>
@@ -10658,7 +13601,16 @@
           <w:sz w:val="19"/>
           <w:szCs w:val="19"/>
         </w:rPr>
-        <w:t xml:space="preserve">1. </w:t>
+        <w:t xml:space="preserve">Item 1 </w:t>
+      </w:r>
+      <w:r>
+        <w:rPr>
+          <w:rFonts w:ascii="Calibri" w:cs="Calibri" w:eastAsia="Calibri" w:hAnsi="Calibri"/>
+          <w:color w:val="5F6F80"/>
+          <w:sz w:val="17"/>
+          <w:szCs w:val="17"/>
+        </w:rPr>
+        <w:t xml:space="preserve">(Selected Response): </w:t>
       </w:r>
       <w:r>
         <w:rPr>
@@ -10695,7 +13647,16 @@
           <w:sz w:val="19"/>
           <w:szCs w:val="19"/>
         </w:rPr>
-        <w:t xml:space="preserve">2. </w:t>
+        <w:t xml:space="preserve">Item 2 </w:t>
+      </w:r>
+      <w:r>
+        <w:rPr>
+          <w:rFonts w:ascii="Calibri" w:cs="Calibri" w:eastAsia="Calibri" w:hAnsi="Calibri"/>
+          <w:color w:val="5F6F80"/>
+          <w:sz w:val="17"/>
+          <w:szCs w:val="17"/>
+        </w:rPr>
+        <w:t xml:space="preserve">(Selected Response): </w:t>
       </w:r>
       <w:r>
         <w:rPr>
@@ -10732,7 +13693,16 @@
           <w:sz w:val="19"/>
           <w:szCs w:val="19"/>
         </w:rPr>
-        <w:t xml:space="preserve">3. </w:t>
+        <w:t xml:space="preserve">Item 3 </w:t>
+      </w:r>
+      <w:r>
+        <w:rPr>
+          <w:rFonts w:ascii="Calibri" w:cs="Calibri" w:eastAsia="Calibri" w:hAnsi="Calibri"/>
+          <w:color w:val="5F6F80"/>
+          <w:sz w:val="17"/>
+          <w:szCs w:val="17"/>
+        </w:rPr>
+        <w:t xml:space="preserve">(Constructed Response): </w:t>
       </w:r>
       <w:r>
         <w:rPr>
@@ -11027,7 +13997,7 @@
           <w:sz w:val="20"/>
           <w:szCs w:val="20"/>
         </w:rPr>
-        <w:t xml:space="preserve">MCAP-Style Practice: </w:t>
+        <w:t xml:space="preserve">MCAP-Style Practice (6.RP.A.3c): </w:t>
       </w:r>
     </w:p>
     <w:p>
@@ -11044,7 +14014,16 @@
           <w:sz w:val="19"/>
           <w:szCs w:val="19"/>
         </w:rPr>
-        <w:t xml:space="preserve">1. </w:t>
+        <w:t xml:space="preserve">Item 1 </w:t>
+      </w:r>
+      <w:r>
+        <w:rPr>
+          <w:rFonts w:ascii="Calibri" w:cs="Calibri" w:eastAsia="Calibri" w:hAnsi="Calibri"/>
+          <w:color w:val="5F6F80"/>
+          <w:sz w:val="17"/>
+          <w:szCs w:val="17"/>
+        </w:rPr>
+        <w:t xml:space="preserve">(Selected Response): </w:t>
       </w:r>
       <w:r>
         <w:rPr>
@@ -11081,7 +14060,16 @@
           <w:sz w:val="19"/>
           <w:szCs w:val="19"/>
         </w:rPr>
-        <w:t xml:space="preserve">2. </w:t>
+        <w:t xml:space="preserve">Item 2 </w:t>
+      </w:r>
+      <w:r>
+        <w:rPr>
+          <w:rFonts w:ascii="Calibri" w:cs="Calibri" w:eastAsia="Calibri" w:hAnsi="Calibri"/>
+          <w:color w:val="5F6F80"/>
+          <w:sz w:val="17"/>
+          <w:szCs w:val="17"/>
+        </w:rPr>
+        <w:t xml:space="preserve">(Selected Response): </w:t>
       </w:r>
       <w:r>
         <w:rPr>
@@ -11118,7 +14106,16 @@
           <w:sz w:val="19"/>
           <w:szCs w:val="19"/>
         </w:rPr>
-        <w:t xml:space="preserve">3. </w:t>
+        <w:t xml:space="preserve">Item 3 </w:t>
+      </w:r>
+      <w:r>
+        <w:rPr>
+          <w:rFonts w:ascii="Calibri" w:cs="Calibri" w:eastAsia="Calibri" w:hAnsi="Calibri"/>
+          <w:color w:val="5F6F80"/>
+          <w:sz w:val="17"/>
+          <w:szCs w:val="17"/>
+        </w:rPr>
+        <w:t xml:space="preserve">(Constructed Response): </w:t>
       </w:r>
       <w:r>
         <w:rPr>
@@ -11413,7 +14410,7 @@
           <w:sz w:val="20"/>
           <w:szCs w:val="20"/>
         </w:rPr>
-        <w:t xml:space="preserve">MCAP-Style Practice: </w:t>
+        <w:t xml:space="preserve">MCAP-Style Practice (6.RP.A.3d): </w:t>
       </w:r>
     </w:p>
     <w:p>
@@ -11430,7 +14427,16 @@
           <w:sz w:val="19"/>
           <w:szCs w:val="19"/>
         </w:rPr>
-        <w:t xml:space="preserve">1. </w:t>
+        <w:t xml:space="preserve">Item 1 </w:t>
+      </w:r>
+      <w:r>
+        <w:rPr>
+          <w:rFonts w:ascii="Calibri" w:cs="Calibri" w:eastAsia="Calibri" w:hAnsi="Calibri"/>
+          <w:color w:val="5F6F80"/>
+          <w:sz w:val="17"/>
+          <w:szCs w:val="17"/>
+        </w:rPr>
+        <w:t xml:space="preserve">(Selected Response): </w:t>
       </w:r>
       <w:r>
         <w:rPr>
@@ -11467,7 +14473,16 @@
           <w:sz w:val="19"/>
           <w:szCs w:val="19"/>
         </w:rPr>
-        <w:t xml:space="preserve">2. </w:t>
+        <w:t xml:space="preserve">Item 2 </w:t>
+      </w:r>
+      <w:r>
+        <w:rPr>
+          <w:rFonts w:ascii="Calibri" w:cs="Calibri" w:eastAsia="Calibri" w:hAnsi="Calibri"/>
+          <w:color w:val="5F6F80"/>
+          <w:sz w:val="17"/>
+          <w:szCs w:val="17"/>
+        </w:rPr>
+        <w:t xml:space="preserve">(Selected Response): </w:t>
       </w:r>
       <w:r>
         <w:rPr>
@@ -11504,7 +14519,16 @@
           <w:sz w:val="19"/>
           <w:szCs w:val="19"/>
         </w:rPr>
-        <w:t xml:space="preserve">3. </w:t>
+        <w:t xml:space="preserve">Item 3 </w:t>
+      </w:r>
+      <w:r>
+        <w:rPr>
+          <w:rFonts w:ascii="Calibri" w:cs="Calibri" w:eastAsia="Calibri" w:hAnsi="Calibri"/>
+          <w:color w:val="5F6F80"/>
+          <w:sz w:val="17"/>
+          <w:szCs w:val="17"/>
+        </w:rPr>
+        <w:t xml:space="preserve">(Constructed Response): </w:t>
       </w:r>
       <w:r>
         <w:rPr>
